--- a/kafe-rezervasyon/Kahve-Duragi-Proje-Raporu.docx
+++ b/kafe-rezervasyon/Kahve-Duragi-Proje-Raporu.docx
@@ -4,389 +4,1495 @@
   <w:body>
     <w:p>
       <w:pPr>
-        <w:spacing w:before="720" w:after="80"/>
+        <w:spacing w:after="80" w:before="0" w:line="240" w:lineRule="auto"/>
         <w:jc w:val="center"/>
       </w:pPr>
       <w:r>
         <w:rPr>
-          <w:rFonts w:ascii="Calibri" w:hAnsi="Calibri" w:eastAsia="Calibri"/>
-          <w:b/>
-          <w:i w:val="0"/>
-          <w:caps/>
-          <w:color w:val="5C3A21"/>
-          <w:sz w:val="24"/>
+          <w:rFonts w:ascii="Times New Roman" w:hAnsi="Times New Roman" w:eastAsia="Times New Roman"/>
+          <w:b w:val="0"/>
+          <w:i/>
+          <w:sz w:val="22"/>
         </w:rPr>
-        <w:t>VERİTABANI DERSİ</w:t>
+        <w:t>Veritabanı Dersi — Proje Raporu</w:t>
       </w:r>
     </w:p>
     <w:p>
       <w:pPr>
-        <w:spacing w:after="120"/>
+        <w:spacing w:after="80" w:before="0" w:line="240" w:lineRule="auto"/>
         <w:jc w:val="center"/>
       </w:pPr>
       <w:r>
         <w:rPr>
-          <w:rFonts w:ascii="Calibri" w:hAnsi="Calibri" w:eastAsia="Calibri"/>
+          <w:rFonts w:ascii="Times New Roman" w:hAnsi="Times New Roman" w:eastAsia="Times New Roman"/>
           <w:b/>
           <w:i w:val="0"/>
-          <w:color w:val="3D291A"/>
-          <w:sz w:val="52"/>
+          <w:sz w:val="36"/>
         </w:rPr>
         <w:t>Kahve Durağı Masa Rezervasyon Sistemi</w:t>
       </w:r>
     </w:p>
     <w:p>
       <w:pPr>
-        <w:spacing w:after="360"/>
+        <w:spacing w:after="40" w:before="0" w:line="240" w:lineRule="auto"/>
         <w:jc w:val="center"/>
       </w:pPr>
       <w:r>
         <w:rPr>
-          <w:rFonts w:ascii="Calibri" w:hAnsi="Calibri" w:eastAsia="Calibri"/>
+          <w:rFonts w:ascii="Times New Roman" w:hAnsi="Times New Roman" w:eastAsia="Times New Roman"/>
           <w:b w:val="0"/>
-          <w:i/>
-          <w:color w:val="5A524A"/>
-          <w:sz w:val="26"/>
+          <w:i w:val="0"/>
+          <w:sz w:val="24"/>
         </w:rPr>
-        <w:t>Öğrenci proje raporu</w:t>
+        <w:t>Hazırlayan: Rıdvan Çağlar Mutlu</w:t>
       </w:r>
-    </w:p>
-    <w:tbl>
-      <w:tblPr>
-        <w:tblStyle w:val="TableGrid"/>
-        <w:tblW w:type="auto" w:w="0"/>
-        <w:jc w:val="center"/>
-        <w:tblLook w:firstColumn="1" w:firstRow="1" w:lastColumn="0" w:lastRow="0" w:noHBand="0" w:noVBand="1" w:val="04A0"/>
-      </w:tblPr>
-      <w:tblGrid>
-        <w:gridCol w:w="4592"/>
-        <w:gridCol w:w="4592"/>
-      </w:tblGrid>
-      <w:tr>
-        <w:tc>
-          <w:tcPr>
-            <w:tcW w:type="dxa" w:w="4592"/>
-            <w:shd w:fill="5C3A21" w:val="clear"/>
-            <w:tcBorders>
-              <w:top w:val="single" w:sz="4" w:space="0" w:color="C9B8A8"/>
-              <w:left w:val="single" w:sz="4" w:space="0" w:color="C9B8A8"/>
-              <w:bottom w:val="single" w:sz="4" w:space="0" w:color="C9B8A8"/>
-              <w:right w:val="single" w:sz="4" w:space="0" w:color="C9B8A8"/>
-            </w:tcBorders>
-          </w:tcPr>
-          <w:p>
-            <w:r/>
-            <w:r>
-              <w:rPr>
-                <w:rFonts w:ascii="Calibri" w:hAnsi="Calibri" w:eastAsia="Calibri"/>
-                <w:b/>
-                <w:i w:val="0"/>
-                <w:color w:val="FFFFFF"/>
-                <w:sz w:val="20"/>
-              </w:rPr>
-              <w:t>Alan</w:t>
-            </w:r>
-          </w:p>
-        </w:tc>
-        <w:tc>
-          <w:tcPr>
-            <w:tcW w:type="dxa" w:w="4592"/>
-            <w:shd w:fill="5C3A21" w:val="clear"/>
-            <w:tcBorders>
-              <w:top w:val="single" w:sz="4" w:space="0" w:color="C9B8A8"/>
-              <w:left w:val="single" w:sz="4" w:space="0" w:color="C9B8A8"/>
-              <w:bottom w:val="single" w:sz="4" w:space="0" w:color="C9B8A8"/>
-              <w:right w:val="single" w:sz="4" w:space="0" w:color="C9B8A8"/>
-            </w:tcBorders>
-          </w:tcPr>
-          <w:p>
-            <w:r/>
-            <w:r>
-              <w:rPr>
-                <w:rFonts w:ascii="Calibri" w:hAnsi="Calibri" w:eastAsia="Calibri"/>
-                <w:b/>
-                <w:i w:val="0"/>
-                <w:color w:val="FFFFFF"/>
-                <w:sz w:val="20"/>
-              </w:rPr>
-              <w:t>Değer</w:t>
-            </w:r>
-          </w:p>
-        </w:tc>
-      </w:tr>
-      <w:tr>
-        <w:tc>
-          <w:tcPr>
-            <w:tcW w:type="dxa" w:w="4592"/>
-            <w:tcBorders>
-              <w:top w:val="single" w:sz="4" w:space="0" w:color="C9B8A8"/>
-              <w:left w:val="single" w:sz="4" w:space="0" w:color="C9B8A8"/>
-              <w:bottom w:val="single" w:sz="4" w:space="0" w:color="C9B8A8"/>
-              <w:right w:val="single" w:sz="4" w:space="0" w:color="C9B8A8"/>
-            </w:tcBorders>
-          </w:tcPr>
-          <w:p>
-            <w:r/>
-            <w:r>
-              <w:rPr>
-                <w:rFonts w:ascii="Calibri" w:hAnsi="Calibri" w:eastAsia="Calibri"/>
-                <w:b w:val="0"/>
-                <w:i w:val="0"/>
-                <w:color w:val="221A14"/>
-                <w:sz w:val="20"/>
-              </w:rPr>
-              <w:t>Ders</w:t>
-            </w:r>
-          </w:p>
-        </w:tc>
-        <w:tc>
-          <w:tcPr>
-            <w:tcW w:type="dxa" w:w="4592"/>
-            <w:tcBorders>
-              <w:top w:val="single" w:sz="4" w:space="0" w:color="C9B8A8"/>
-              <w:left w:val="single" w:sz="4" w:space="0" w:color="C9B8A8"/>
-              <w:bottom w:val="single" w:sz="4" w:space="0" w:color="C9B8A8"/>
-              <w:right w:val="single" w:sz="4" w:space="0" w:color="C9B8A8"/>
-            </w:tcBorders>
-          </w:tcPr>
-          <w:p>
-            <w:r/>
-            <w:r>
-              <w:rPr>
-                <w:rFonts w:ascii="Calibri" w:hAnsi="Calibri" w:eastAsia="Calibri"/>
-                <w:b w:val="0"/>
-                <w:i w:val="0"/>
-                <w:color w:val="221A14"/>
-                <w:sz w:val="20"/>
-              </w:rPr>
-              <w:t>Veritabanı</w:t>
-            </w:r>
-          </w:p>
-        </w:tc>
-      </w:tr>
-      <w:tr>
-        <w:tc>
-          <w:tcPr>
-            <w:tcW w:type="dxa" w:w="4592"/>
-            <w:shd w:fill="F8F3EE" w:val="clear"/>
-            <w:tcBorders>
-              <w:top w:val="single" w:sz="4" w:space="0" w:color="C9B8A8"/>
-              <w:left w:val="single" w:sz="4" w:space="0" w:color="C9B8A8"/>
-              <w:bottom w:val="single" w:sz="4" w:space="0" w:color="C9B8A8"/>
-              <w:right w:val="single" w:sz="4" w:space="0" w:color="C9B8A8"/>
-            </w:tcBorders>
-          </w:tcPr>
-          <w:p>
-            <w:r/>
-            <w:r>
-              <w:rPr>
-                <w:rFonts w:ascii="Calibri" w:hAnsi="Calibri" w:eastAsia="Calibri"/>
-                <w:b w:val="0"/>
-                <w:i w:val="0"/>
-                <w:color w:val="221A14"/>
-                <w:sz w:val="20"/>
-              </w:rPr>
-              <w:t>Proje</w:t>
-            </w:r>
-          </w:p>
-        </w:tc>
-        <w:tc>
-          <w:tcPr>
-            <w:tcW w:type="dxa" w:w="4592"/>
-            <w:shd w:fill="F8F3EE" w:val="clear"/>
-            <w:tcBorders>
-              <w:top w:val="single" w:sz="4" w:space="0" w:color="C9B8A8"/>
-              <w:left w:val="single" w:sz="4" w:space="0" w:color="C9B8A8"/>
-              <w:bottom w:val="single" w:sz="4" w:space="0" w:color="C9B8A8"/>
-              <w:right w:val="single" w:sz="4" w:space="0" w:color="C9B8A8"/>
-            </w:tcBorders>
-          </w:tcPr>
-          <w:p>
-            <w:r/>
-            <w:r>
-              <w:rPr>
-                <w:rFonts w:ascii="Calibri" w:hAnsi="Calibri" w:eastAsia="Calibri"/>
-                <w:b w:val="0"/>
-                <w:i w:val="0"/>
-                <w:color w:val="221A14"/>
-                <w:sz w:val="20"/>
-              </w:rPr>
-              <w:t>Kafe masa rezervasyon uygulaması</w:t>
-            </w:r>
-          </w:p>
-        </w:tc>
-      </w:tr>
-      <w:tr>
-        <w:tc>
-          <w:tcPr>
-            <w:tcW w:type="dxa" w:w="4592"/>
-            <w:tcBorders>
-              <w:top w:val="single" w:sz="4" w:space="0" w:color="C9B8A8"/>
-              <w:left w:val="single" w:sz="4" w:space="0" w:color="C9B8A8"/>
-              <w:bottom w:val="single" w:sz="4" w:space="0" w:color="C9B8A8"/>
-              <w:right w:val="single" w:sz="4" w:space="0" w:color="C9B8A8"/>
-            </w:tcBorders>
-          </w:tcPr>
-          <w:p>
-            <w:r/>
-            <w:r>
-              <w:rPr>
-                <w:rFonts w:ascii="Calibri" w:hAnsi="Calibri" w:eastAsia="Calibri"/>
-                <w:b w:val="0"/>
-                <w:i w:val="0"/>
-                <w:color w:val="221A14"/>
-                <w:sz w:val="20"/>
-              </w:rPr>
-              <w:t>Kafe adı</w:t>
-            </w:r>
-          </w:p>
-        </w:tc>
-        <w:tc>
-          <w:tcPr>
-            <w:tcW w:type="dxa" w:w="4592"/>
-            <w:tcBorders>
-              <w:top w:val="single" w:sz="4" w:space="0" w:color="C9B8A8"/>
-              <w:left w:val="single" w:sz="4" w:space="0" w:color="C9B8A8"/>
-              <w:bottom w:val="single" w:sz="4" w:space="0" w:color="C9B8A8"/>
-              <w:right w:val="single" w:sz="4" w:space="0" w:color="C9B8A8"/>
-            </w:tcBorders>
-          </w:tcPr>
-          <w:p>
-            <w:r/>
-            <w:r>
-              <w:rPr>
-                <w:rFonts w:ascii="Calibri" w:hAnsi="Calibri" w:eastAsia="Calibri"/>
-                <w:b w:val="0"/>
-                <w:i w:val="0"/>
-                <w:color w:val="221A14"/>
-                <w:sz w:val="20"/>
-              </w:rPr>
-              <w:t>Kahve Durağı</w:t>
-            </w:r>
-          </w:p>
-        </w:tc>
-      </w:tr>
-      <w:tr>
-        <w:tc>
-          <w:tcPr>
-            <w:tcW w:type="dxa" w:w="4592"/>
-            <w:shd w:fill="F8F3EE" w:val="clear"/>
-            <w:tcBorders>
-              <w:top w:val="single" w:sz="4" w:space="0" w:color="C9B8A8"/>
-              <w:left w:val="single" w:sz="4" w:space="0" w:color="C9B8A8"/>
-              <w:bottom w:val="single" w:sz="4" w:space="0" w:color="C9B8A8"/>
-              <w:right w:val="single" w:sz="4" w:space="0" w:color="C9B8A8"/>
-            </w:tcBorders>
-          </w:tcPr>
-          <w:p>
-            <w:r/>
-            <w:r>
-              <w:rPr>
-                <w:rFonts w:ascii="Calibri" w:hAnsi="Calibri" w:eastAsia="Calibri"/>
-                <w:b w:val="0"/>
-                <w:i w:val="0"/>
-                <w:color w:val="221A14"/>
-                <w:sz w:val="20"/>
-              </w:rPr>
-              <w:t>Çalışma saatleri</w:t>
-            </w:r>
-          </w:p>
-        </w:tc>
-        <w:tc>
-          <w:tcPr>
-            <w:tcW w:type="dxa" w:w="4592"/>
-            <w:shd w:fill="F8F3EE" w:val="clear"/>
-            <w:tcBorders>
-              <w:top w:val="single" w:sz="4" w:space="0" w:color="C9B8A8"/>
-              <w:left w:val="single" w:sz="4" w:space="0" w:color="C9B8A8"/>
-              <w:bottom w:val="single" w:sz="4" w:space="0" w:color="C9B8A8"/>
-              <w:right w:val="single" w:sz="4" w:space="0" w:color="C9B8A8"/>
-            </w:tcBorders>
-          </w:tcPr>
-          <w:p>
-            <w:r/>
-            <w:r>
-              <w:rPr>
-                <w:rFonts w:ascii="Calibri" w:hAnsi="Calibri" w:eastAsia="Calibri"/>
-                <w:b w:val="0"/>
-                <w:i w:val="0"/>
-                <w:color w:val="221A14"/>
-                <w:sz w:val="20"/>
-              </w:rPr>
-              <w:t>09:00–23:00</w:t>
-            </w:r>
-          </w:p>
-        </w:tc>
-      </w:tr>
-      <w:tr>
-        <w:tc>
-          <w:tcPr>
-            <w:tcW w:type="dxa" w:w="4592"/>
-            <w:tcBorders>
-              <w:top w:val="single" w:sz="4" w:space="0" w:color="C9B8A8"/>
-              <w:left w:val="single" w:sz="4" w:space="0" w:color="C9B8A8"/>
-              <w:bottom w:val="single" w:sz="4" w:space="0" w:color="C9B8A8"/>
-              <w:right w:val="single" w:sz="4" w:space="0" w:color="C9B8A8"/>
-            </w:tcBorders>
-          </w:tcPr>
-          <w:p>
-            <w:r/>
-            <w:r>
-              <w:rPr>
-                <w:rFonts w:ascii="Calibri" w:hAnsi="Calibri" w:eastAsia="Calibri"/>
-                <w:b w:val="0"/>
-                <w:i w:val="0"/>
-                <w:color w:val="221A14"/>
-                <w:sz w:val="20"/>
-              </w:rPr>
-              <w:t>Teknoloji</w:t>
-            </w:r>
-          </w:p>
-        </w:tc>
-        <w:tc>
-          <w:tcPr>
-            <w:tcW w:type="dxa" w:w="4592"/>
-            <w:tcBorders>
-              <w:top w:val="single" w:sz="4" w:space="0" w:color="C9B8A8"/>
-              <w:left w:val="single" w:sz="4" w:space="0" w:color="C9B8A8"/>
-              <w:bottom w:val="single" w:sz="4" w:space="0" w:color="C9B8A8"/>
-              <w:right w:val="single" w:sz="4" w:space="0" w:color="C9B8A8"/>
-            </w:tcBorders>
-          </w:tcPr>
-          <w:p>
-            <w:r/>
-            <w:r>
-              <w:rPr>
-                <w:rFonts w:ascii="Calibri" w:hAnsi="Calibri" w:eastAsia="Calibri"/>
-                <w:b w:val="0"/>
-                <w:i w:val="0"/>
-                <w:color w:val="221A14"/>
-                <w:sz w:val="20"/>
-              </w:rPr>
-              <w:t>Saf PHP 8, PDO, MySQL, Bootstrap 5</w:t>
-            </w:r>
-          </w:p>
-        </w:tc>
-      </w:tr>
-    </w:tbl>
-    <w:p>
-      <w:pPr>
-        <w:spacing w:after="120"/>
-      </w:pPr>
     </w:p>
     <w:p>
       <w:pPr>
-        <w:spacing w:after="200" w:before="0" w:line="276" w:lineRule="auto"/>
+        <w:spacing w:after="360" w:before="0" w:line="240" w:lineRule="auto"/>
+        <w:jc w:val="center"/>
       </w:pPr>
       <w:r>
         <w:rPr>
-          <w:rFonts w:ascii="Calibri" w:hAnsi="Calibri" w:eastAsia="Calibri"/>
+          <w:rFonts w:ascii="Times New Roman" w:hAnsi="Times New Roman" w:eastAsia="Times New Roman"/>
+          <w:b w:val="0"/>
+          <w:i/>
+          <w:sz w:val="22"/>
+        </w:rPr>
+        <w:t>Kafe: Kahve Durağı   ·   Çalışma saatleri: 09:00–23:00</w:t>
+      </w:r>
+    </w:p>
+    <w:p>
+      <w:pPr>
+        <w:spacing w:after="160" w:before="0" w:line="276" w:lineRule="auto"/>
+        <w:ind w:firstLine="425"/>
+      </w:pPr>
+      <w:r>
+        <w:rPr>
+          <w:rFonts w:ascii="Times New Roman" w:hAnsi="Times New Roman" w:eastAsia="Times New Roman"/>
           <w:b w:val="0"/>
           <w:i w:val="0"/>
-          <w:color w:val="221A14"/>
-          <w:sz w:val="22"/>
+          <w:sz w:val="24"/>
         </w:rPr>
-        <w:t>Bu rapor, XAMPP üzerinde çalışan ders projesini anlatır. Amaç bir “hazır CMS” göstermek değil; üç tabloluk bir şema, saat aralığı çakışması ve güvenli yazma (PDO, CSRF, oturum) konularını çalışan bir uygulamada toplamaktır.</w:t>
+        <w:t>Çalıştığım ortam XAMPP (Apache + MySQL/MariaDB + PHP 8). Kod saf PHP, PDO ve Bootstrap 5. Framework kullanmadım, ödev de zaten öyle istiyordu.</w:t>
+      </w:r>
+    </w:p>
+    <w:p>
+      <w:pPr>
+        <w:spacing w:after="160" w:before="0" w:line="276" w:lineRule="auto"/>
+        <w:ind w:firstLine="425"/>
+      </w:pPr>
+      <w:r>
+        <w:rPr>
+          <w:rFonts w:ascii="Times New Roman" w:hAnsi="Times New Roman" w:eastAsia="Times New Roman"/>
+          <w:b w:val="0"/>
+          <w:i w:val="0"/>
+          <w:sz w:val="24"/>
+        </w:rPr>
+        <w:t>Bu ödevde bir kafenin masalarını tarayıcıdan ayırtılabilir hale getirmeye çalıştım. Müşteri tarih, saat ve kişi sayısını seçiyor, boş masalardan birini alıyor, 8 karakterlik bir rezervasyon kodu geliyor. O kodla (veya telefonla) kaydı sorguluyor; aynı gün onaylı kaydı iptal edebiliyor. Personel tarafında da günlük özet, rezervasyon listesi ve masa ekleme/düzenleme var.</w:t>
+      </w:r>
+    </w:p>
+    <w:p>
+      <w:pPr>
+        <w:spacing w:after="240" w:before="0" w:line="276" w:lineRule="auto"/>
+        <w:ind w:firstLine="425"/>
+      </w:pPr>
+      <w:r>
+        <w:rPr>
+          <w:rFonts w:ascii="Times New Roman" w:hAnsi="Times New Roman" w:eastAsia="Times New Roman"/>
+          <w:b w:val="0"/>
+          <w:i w:val="0"/>
+          <w:sz w:val="24"/>
+        </w:rPr>
+        <w:t>Ana sayfada latte, brownie falan duruyor ama onlar statik fotoğraf. Sipariş satmıyorum, ayrı menü tablosu da yok. Online ödeme ve SMS de yok; ders için gerekmiyordu, vaktimi çakışma kontrolüne ve kaydın düzgün yazılmasına harcadım.</w:t>
+      </w:r>
+    </w:p>
+    <w:p>
+      <w:pPr>
+        <w:spacing w:after="120" w:before="320" w:line="264" w:lineRule="auto"/>
+      </w:pPr>
+      <w:r>
+        <w:rPr>
+          <w:rFonts w:ascii="Times New Roman" w:hAnsi="Times New Roman" w:eastAsia="Times New Roman"/>
+          <w:b/>
+          <w:i w:val="0"/>
+          <w:sz w:val="28"/>
+        </w:rPr>
+        <w:t>Ne yaptım, kısaca</w:t>
+      </w:r>
+    </w:p>
+    <w:p>
+      <w:pPr>
+        <w:spacing w:after="160" w:before="0" w:line="276" w:lineRule="auto"/>
+        <w:ind w:firstLine="425"/>
+      </w:pPr>
+      <w:r>
+        <w:rPr>
+          <w:rFonts w:ascii="Times New Roman" w:hAnsi="Times New Roman" w:eastAsia="Times New Roman"/>
+          <w:b w:val="0"/>
+          <w:i w:val="0"/>
+          <w:sz w:val="24"/>
+        </w:rPr>
+        <w:t xml:space="preserve">Müşteri </w:t>
+      </w:r>
+      <w:r>
+        <w:rPr>
+          <w:rFonts w:ascii="Times New Roman" w:hAnsi="Times New Roman" w:eastAsia="Times New Roman"/>
+          <w:b w:val="0"/>
+          <w:i/>
+          <w:sz w:val="24"/>
+        </w:rPr>
+        <w:t>index.php</w:t>
+      </w:r>
+      <w:r>
+        <w:rPr>
+          <w:rFonts w:ascii="Times New Roman" w:hAnsi="Times New Roman" w:eastAsia="Times New Roman"/>
+          <w:b w:val="0"/>
+          <w:i w:val="0"/>
+          <w:sz w:val="24"/>
+        </w:rPr>
+        <w:t xml:space="preserve"> üzerinden rezervasyon bırakıyor. Kayıt oluşunca kod session’da duruyor, adres çubuğuna yazılmıyor; onay sayfasına 303 ile gidiliyor. Personel </w:t>
+      </w:r>
+      <w:r>
+        <w:rPr>
+          <w:rFonts w:ascii="Times New Roman" w:hAnsi="Times New Roman" w:eastAsia="Times New Roman"/>
+          <w:b w:val="0"/>
+          <w:i/>
+          <w:sz w:val="24"/>
+        </w:rPr>
+        <w:t>admin/login.php</w:t>
+      </w:r>
+      <w:r>
+        <w:rPr>
+          <w:rFonts w:ascii="Times New Roman" w:hAnsi="Times New Roman" w:eastAsia="Times New Roman"/>
+          <w:b w:val="0"/>
+          <w:i w:val="0"/>
+          <w:sz w:val="24"/>
+        </w:rPr>
+        <w:t xml:space="preserve"> ile giriyor.</w:t>
+      </w:r>
+    </w:p>
+    <w:p>
+      <w:pPr>
+        <w:spacing w:after="160" w:before="0" w:line="276" w:lineRule="auto"/>
+        <w:ind w:firstLine="425"/>
+      </w:pPr>
+      <w:r>
+        <w:rPr>
+          <w:rFonts w:ascii="Times New Roman" w:hAnsi="Times New Roman" w:eastAsia="Times New Roman"/>
+          <w:b w:val="0"/>
+          <w:i w:val="0"/>
+          <w:sz w:val="24"/>
+        </w:rPr>
+        <w:t xml:space="preserve">Üzerinde rezervasyon olan masayı silmiyorum. Veritabanında </w:t>
+      </w:r>
+      <w:r>
+        <w:rPr>
+          <w:rFonts w:ascii="Times New Roman" w:hAnsi="Times New Roman" w:eastAsia="Times New Roman"/>
+          <w:b/>
+          <w:i w:val="0"/>
+          <w:sz w:val="24"/>
+        </w:rPr>
+        <w:t>ON DELETE RESTRICT</w:t>
+      </w:r>
+      <w:r>
+        <w:rPr>
+          <w:rFonts w:ascii="Times New Roman" w:hAnsi="Times New Roman" w:eastAsia="Times New Roman"/>
+          <w:b w:val="0"/>
+          <w:i w:val="0"/>
+          <w:sz w:val="24"/>
+        </w:rPr>
+        <w:t xml:space="preserve"> var zaten (MySQL 1451), PHP tarafında da </w:t>
+      </w:r>
+      <w:r>
+        <w:rPr>
+          <w:rFonts w:ascii="Times New Roman" w:hAnsi="Times New Roman" w:eastAsia="Times New Roman"/>
+          <w:b w:val="0"/>
+          <w:i/>
+          <w:sz w:val="24"/>
+        </w:rPr>
+        <w:t>MasaRepository::sil()</w:t>
+      </w:r>
+      <w:r>
+        <w:rPr>
+          <w:rFonts w:ascii="Times New Roman" w:hAnsi="Times New Roman" w:eastAsia="Times New Roman"/>
+          <w:b w:val="0"/>
+          <w:i w:val="0"/>
+          <w:sz w:val="24"/>
+        </w:rPr>
+        <w:t xml:space="preserve"> kayıt varsa masayı pasif yapıyor. Geçmiş kayıtlar duruyor, müşteri listesinde pasif masa çıkmıyor.</w:t>
+      </w:r>
+    </w:p>
+    <w:p>
+      <w:pPr>
+        <w:spacing w:after="120" w:before="320" w:line="264" w:lineRule="auto"/>
+      </w:pPr>
+      <w:r>
+        <w:rPr>
+          <w:rFonts w:ascii="Times New Roman" w:hAnsi="Times New Roman" w:eastAsia="Times New Roman"/>
+          <w:b/>
+          <w:i w:val="0"/>
+          <w:sz w:val="28"/>
+        </w:rPr>
+        <w:t>Kullandığım şeyler</w:t>
+      </w:r>
+    </w:p>
+    <w:p>
+      <w:pPr>
+        <w:spacing w:after="160" w:before="0" w:line="276" w:lineRule="auto"/>
+        <w:ind w:firstLine="425"/>
+      </w:pPr>
+      <w:r>
+        <w:rPr>
+          <w:rFonts w:ascii="Times New Roman" w:hAnsi="Times New Roman" w:eastAsia="Times New Roman"/>
+          <w:b w:val="0"/>
+          <w:i w:val="0"/>
+          <w:sz w:val="24"/>
+        </w:rPr>
+        <w:t>Arayüz HTML + CSS + Bootstrap 5, biraz da vanilla JS (</w:t>
+      </w:r>
+      <w:r>
+        <w:rPr>
+          <w:rFonts w:ascii="Times New Roman" w:hAnsi="Times New Roman" w:eastAsia="Times New Roman"/>
+          <w:b w:val="0"/>
+          <w:i/>
+          <w:sz w:val="24"/>
+        </w:rPr>
+        <w:t>fetch</w:t>
+      </w:r>
+      <w:r>
+        <w:rPr>
+          <w:rFonts w:ascii="Times New Roman" w:hAnsi="Times New Roman" w:eastAsia="Times New Roman"/>
+          <w:b w:val="0"/>
+          <w:i w:val="0"/>
+          <w:sz w:val="24"/>
+        </w:rPr>
+        <w:t xml:space="preserve">). Tema </w:t>
+      </w:r>
+      <w:r>
+        <w:rPr>
+          <w:rFonts w:ascii="Times New Roman" w:hAnsi="Times New Roman" w:eastAsia="Times New Roman"/>
+          <w:b w:val="0"/>
+          <w:i/>
+          <w:sz w:val="24"/>
+        </w:rPr>
+        <w:t>assets/css/style.css</w:t>
+      </w:r>
+      <w:r>
+        <w:rPr>
+          <w:rFonts w:ascii="Times New Roman" w:hAnsi="Times New Roman" w:eastAsia="Times New Roman"/>
+          <w:b w:val="0"/>
+          <w:i w:val="0"/>
+          <w:sz w:val="24"/>
+        </w:rPr>
+        <w:t xml:space="preserve">. Sunucu tarafı saf PHP 8. Veri MySQL 8 / MariaDB (phpMyAdmin’den </w:t>
+      </w:r>
+      <w:r>
+        <w:rPr>
+          <w:rFonts w:ascii="Times New Roman" w:hAnsi="Times New Roman" w:eastAsia="Times New Roman"/>
+          <w:b w:val="0"/>
+          <w:i/>
+          <w:sz w:val="24"/>
+        </w:rPr>
+        <w:t>database.sql</w:t>
+      </w:r>
+      <w:r>
+        <w:rPr>
+          <w:rFonts w:ascii="Times New Roman" w:hAnsi="Times New Roman" w:eastAsia="Times New Roman"/>
+          <w:b w:val="0"/>
+          <w:i w:val="0"/>
+          <w:sz w:val="24"/>
+        </w:rPr>
+        <w:t xml:space="preserve"> import). Sorgular PDO, </w:t>
+      </w:r>
+      <w:r>
+        <w:rPr>
+          <w:rFonts w:ascii="Times New Roman" w:hAnsi="Times New Roman" w:eastAsia="Times New Roman"/>
+          <w:b w:val="0"/>
+          <w:i/>
+          <w:sz w:val="24"/>
+        </w:rPr>
+        <w:t>ATTR_EMULATE_PREPARES =&gt; false</w:t>
+      </w:r>
+      <w:r>
+        <w:rPr>
+          <w:rFonts w:ascii="Times New Roman" w:hAnsi="Times New Roman" w:eastAsia="Times New Roman"/>
+          <w:b w:val="0"/>
+          <w:i w:val="0"/>
+          <w:sz w:val="24"/>
+        </w:rPr>
+        <w:t xml:space="preserve"> — emüle prepare istemedim, gerçek prepared statement olsun diye.</w:t>
+      </w:r>
+    </w:p>
+    <w:p>
+      <w:pPr>
+        <w:spacing w:after="160" w:before="0" w:line="276" w:lineRule="auto"/>
+        <w:ind w:firstLine="425"/>
+      </w:pPr>
+      <w:r>
+        <w:rPr>
+          <w:rFonts w:ascii="Times New Roman" w:hAnsi="Times New Roman" w:eastAsia="Times New Roman"/>
+          <w:b w:val="0"/>
+          <w:i w:val="0"/>
+          <w:sz w:val="24"/>
+        </w:rPr>
+        <w:t xml:space="preserve">Her sayfa </w:t>
+      </w:r>
+      <w:r>
+        <w:rPr>
+          <w:rFonts w:ascii="Times New Roman" w:hAnsi="Times New Roman" w:eastAsia="Times New Roman"/>
+          <w:b w:val="0"/>
+          <w:i/>
+          <w:sz w:val="24"/>
+        </w:rPr>
+        <w:t>app/bootstrap.php</w:t>
+      </w:r>
+      <w:r>
+        <w:rPr>
+          <w:rFonts w:ascii="Times New Roman" w:hAnsi="Times New Roman" w:eastAsia="Times New Roman"/>
+          <w:b w:val="0"/>
+          <w:i w:val="0"/>
+          <w:sz w:val="24"/>
+        </w:rPr>
+        <w:t xml:space="preserve"> ile açılıyor. Sayfa dosyasına </w:t>
+      </w:r>
+      <w:r>
+        <w:rPr>
+          <w:rFonts w:ascii="Times New Roman" w:hAnsi="Times New Roman" w:eastAsia="Times New Roman"/>
+          <w:b w:val="0"/>
+          <w:i/>
+          <w:sz w:val="24"/>
+        </w:rPr>
+        <w:t>define('APP_INIT', true)</w:t>
+      </w:r>
+      <w:r>
+        <w:rPr>
+          <w:rFonts w:ascii="Times New Roman" w:hAnsi="Times New Roman" w:eastAsia="Times New Roman"/>
+          <w:b w:val="0"/>
+          <w:i w:val="0"/>
+          <w:sz w:val="24"/>
+        </w:rPr>
+        <w:t xml:space="preserve"> yazmıyorum, sabiti bootstrap koyuyor. </w:t>
+      </w:r>
+      <w:r>
+        <w:rPr>
+          <w:rFonts w:ascii="Times New Roman" w:hAnsi="Times New Roman" w:eastAsia="Times New Roman"/>
+          <w:b w:val="0"/>
+          <w:i/>
+          <w:sz w:val="24"/>
+        </w:rPr>
+        <w:t>app/</w:t>
+      </w:r>
+      <w:r>
+        <w:rPr>
+          <w:rFonts w:ascii="Times New Roman" w:hAnsi="Times New Roman" w:eastAsia="Times New Roman"/>
+          <w:b w:val="0"/>
+          <w:i w:val="0"/>
+          <w:sz w:val="24"/>
+        </w:rPr>
+        <w:t xml:space="preserve"> klasörü .htaccess ile tarayıcıya kapalı.</w:t>
+      </w:r>
+    </w:p>
+    <w:p>
+      <w:pPr>
+        <w:spacing w:after="120" w:before="320" w:line="264" w:lineRule="auto"/>
+      </w:pPr>
+      <w:r>
+        <w:rPr>
+          <w:rFonts w:ascii="Times New Roman" w:hAnsi="Times New Roman" w:eastAsia="Times New Roman"/>
+          <w:b/>
+          <w:i w:val="0"/>
+          <w:sz w:val="28"/>
+        </w:rPr>
+        <w:t>Veritabanı: üç tablo</w:t>
+      </w:r>
+    </w:p>
+    <w:p>
+      <w:pPr>
+        <w:spacing w:after="160" w:before="0" w:line="276" w:lineRule="auto"/>
+        <w:ind w:firstLine="425"/>
+      </w:pPr>
+      <w:r>
+        <w:rPr>
+          <w:rFonts w:ascii="Times New Roman" w:hAnsi="Times New Roman" w:eastAsia="Times New Roman"/>
+          <w:b w:val="0"/>
+          <w:i w:val="0"/>
+          <w:sz w:val="24"/>
+        </w:rPr>
+        <w:t>Karakter seti utf8mb4 / utf8mb4_unicode_ci. Türkçe karakterler için. Tablolar üç tane; dashboard’daki view’i dördüncü tablo saymıyorum.</w:t>
+      </w:r>
+    </w:p>
+    <w:p>
+      <w:pPr>
+        <w:spacing w:after="120" w:before="0" w:line="276" w:lineRule="auto"/>
+      </w:pPr>
+      <w:r>
+        <w:rPr>
+          <w:rFonts w:ascii="Times New Roman" w:hAnsi="Times New Roman" w:eastAsia="Times New Roman"/>
+          <w:b/>
+          <w:i w:val="0"/>
+          <w:sz w:val="24"/>
+        </w:rPr>
+        <w:t>yoneticiler</w:t>
+      </w:r>
+      <w:r>
+        <w:rPr>
+          <w:rFonts w:ascii="Times New Roman" w:hAnsi="Times New Roman" w:eastAsia="Times New Roman"/>
+          <w:b w:val="0"/>
+          <w:i w:val="0"/>
+          <w:sz w:val="24"/>
+        </w:rPr>
+        <w:t xml:space="preserve"> — admin girişi. Şifre düz metin değil, password_hash() çıktısı (sifre VARCHAR 255). Kullanıcı adı UNIQUE. Ders için varsayılan hesap: </w:t>
+      </w:r>
+      <w:r>
+        <w:rPr>
+          <w:rFonts w:ascii="Times New Roman" w:hAnsi="Times New Roman" w:eastAsia="Times New Roman"/>
+          <w:b/>
+          <w:i w:val="0"/>
+          <w:sz w:val="24"/>
+        </w:rPr>
+        <w:t>admin / admin123</w:t>
+      </w:r>
+      <w:r>
+        <w:rPr>
+          <w:rFonts w:ascii="Times New Roman" w:hAnsi="Times New Roman" w:eastAsia="Times New Roman"/>
+          <w:b w:val="0"/>
+          <w:i w:val="0"/>
+          <w:sz w:val="24"/>
+        </w:rPr>
+        <w:t>.</w:t>
+      </w:r>
+    </w:p>
+    <w:p>
+      <w:pPr>
+        <w:spacing w:after="120" w:before="0" w:line="276" w:lineRule="auto"/>
+      </w:pPr>
+      <w:r>
+        <w:rPr>
+          <w:rFonts w:ascii="Times New Roman" w:hAnsi="Times New Roman" w:eastAsia="Times New Roman"/>
+          <w:b/>
+          <w:i w:val="0"/>
+          <w:sz w:val="24"/>
+        </w:rPr>
+        <w:t>masalar</w:t>
+      </w:r>
+      <w:r>
+        <w:rPr>
+          <w:rFonts w:ascii="Times New Roman" w:hAnsi="Times New Roman" w:eastAsia="Times New Roman"/>
+          <w:b w:val="0"/>
+          <w:i w:val="0"/>
+          <w:sz w:val="24"/>
+        </w:rPr>
+        <w:t xml:space="preserve"> — masa adı, kapasite (1–30, CHECK), konum ENUM('ic','dis'), durum ENUM('aktif','pasif').</w:t>
+      </w:r>
+    </w:p>
+    <w:p>
+      <w:pPr>
+        <w:spacing w:after="160" w:before="0" w:line="276" w:lineRule="auto"/>
+      </w:pPr>
+      <w:r>
+        <w:rPr>
+          <w:rFonts w:ascii="Times New Roman" w:hAnsi="Times New Roman" w:eastAsia="Times New Roman"/>
+          <w:b/>
+          <w:i w:val="0"/>
+          <w:sz w:val="24"/>
+        </w:rPr>
+        <w:t>rezervasyonlar</w:t>
+      </w:r>
+      <w:r>
+        <w:rPr>
+          <w:rFonts w:ascii="Times New Roman" w:hAnsi="Times New Roman" w:eastAsia="Times New Roman"/>
+          <w:b w:val="0"/>
+          <w:i w:val="0"/>
+          <w:sz w:val="24"/>
+        </w:rPr>
+        <w:t xml:space="preserve"> — bir masa + bir tarih + bir saat aralığı + müşteri bilgisi + durum (onaylandi / iptal / tamamlandi). Rezervasyon kodu CHAR(8) ve unique. Sorgulamada ardışık id kullanmadım; kod tahmin etmek biraz daha zor. Çakışma sorgusu için bileşik indeks: (masa_id, tarih, durum, baslangic_saati).</w:t>
+      </w:r>
+    </w:p>
+    <w:p>
+      <w:pPr>
+        <w:spacing w:after="160" w:before="0" w:line="276" w:lineRule="auto"/>
+        <w:ind w:firstLine="425"/>
+      </w:pPr>
+      <w:r>
+        <w:rPr>
+          <w:rFonts w:ascii="Times New Roman" w:hAnsi="Times New Roman" w:eastAsia="Times New Roman"/>
+          <w:b w:val="0"/>
+          <w:i w:val="0"/>
+          <w:sz w:val="24"/>
+        </w:rPr>
+        <w:t xml:space="preserve">Dashboard’da </w:t>
+      </w:r>
+      <w:r>
+        <w:rPr>
+          <w:rFonts w:ascii="Times New Roman" w:hAnsi="Times New Roman" w:eastAsia="Times New Roman"/>
+          <w:b w:val="0"/>
+          <w:i/>
+          <w:sz w:val="24"/>
+        </w:rPr>
+        <w:t>v_gunluk_ozet</w:t>
+      </w:r>
+      <w:r>
+        <w:rPr>
+          <w:rFonts w:ascii="Times New Roman" w:hAnsi="Times New Roman" w:eastAsia="Times New Roman"/>
+          <w:b w:val="0"/>
+          <w:i w:val="0"/>
+          <w:sz w:val="24"/>
+        </w:rPr>
+        <w:t xml:space="preserve"> diye bir view var. Tarihe göre toplam / onaylı / iptal / tamamlanan ve onaylı misafir sayısı. O gün hiç kayıt yoksa view satır döndürmüyor, panel sıfır kabul ediyor.</w:t>
+      </w:r>
+    </w:p>
+    <w:p>
+      <w:pPr>
+        <w:spacing w:after="120" w:before="320" w:line="264" w:lineRule="auto"/>
+      </w:pPr>
+      <w:r>
+        <w:rPr>
+          <w:rFonts w:ascii="Times New Roman" w:hAnsi="Times New Roman" w:eastAsia="Times New Roman"/>
+          <w:b/>
+          <w:i w:val="0"/>
+          <w:sz w:val="28"/>
+        </w:rPr>
+        <w:t>Çakışma (en çok uğraştığım kısım)</w:t>
+      </w:r>
+    </w:p>
+    <w:p>
+      <w:pPr>
+        <w:spacing w:after="160" w:before="0" w:line="276" w:lineRule="auto"/>
+        <w:ind w:firstLine="425"/>
+      </w:pPr>
+      <w:r>
+        <w:rPr>
+          <w:rFonts w:ascii="Times New Roman" w:hAnsi="Times New Roman" w:eastAsia="Times New Roman"/>
+          <w:b w:val="0"/>
+          <w:i w:val="0"/>
+          <w:sz w:val="24"/>
+        </w:rPr>
+        <w:t>İki rezervasyon aynı masada, aynı günde, saatleri kesişiyorsa ikisini birden kabul etmemek lazım. İlk başta “aynı saat mi” diye bakmayı düşündüm, yetmiyor. Biri 13:00–16:00, diğeri 14:00–15:00 olunca da çakışıyor.</w:t>
+      </w:r>
+    </w:p>
+    <w:p>
+      <w:pPr>
+        <w:spacing w:after="80" w:before="0" w:line="276" w:lineRule="auto"/>
+        <w:ind w:firstLine="425"/>
+      </w:pPr>
+      <w:r>
+        <w:rPr>
+          <w:rFonts w:ascii="Times New Roman" w:hAnsi="Times New Roman" w:eastAsia="Times New Roman"/>
+          <w:b w:val="0"/>
+          <w:i w:val="0"/>
+          <w:sz w:val="24"/>
+        </w:rPr>
+        <w:t>Kullandığım koşul: A başlangıç &lt; B bitiş ve A bitiş &gt; B başlangıç (A_start &lt; B_end AND A_end &gt; B_start).</w:t>
+      </w:r>
+    </w:p>
+    <w:p>
+      <w:pPr>
+        <w:spacing w:after="200" w:before="80" w:line="240" w:lineRule="auto"/>
+        <w:ind w:left="340"/>
+        <w:shd w:fill="F4F1EA" w:val="clear"/>
+      </w:pPr>
+      <w:r>
+        <w:rPr>
+          <w:rFonts w:ascii="Consolas" w:hAnsi="Consolas" w:eastAsia="Consolas"/>
+          <w:b w:val="0"/>
+          <w:i w:val="0"/>
+          <w:color w:val="222222"/>
+          <w:sz w:val="20"/>
+        </w:rPr>
+        <w:t>durum = 'onaylandi'</w:t>
+        <w:br/>
+        <w:t>AND baslangic_saati &lt; :bitis</w:t>
+        <w:br/>
+        <w:t>AND bitis_saati     &gt; :baslangic</w:t>
+      </w:r>
+    </w:p>
+    <w:p>
+      <w:pPr>
+        <w:spacing w:after="160" w:before="0" w:line="276" w:lineRule="auto"/>
+        <w:ind w:firstLine="425"/>
+      </w:pPr>
+      <w:r>
+        <w:rPr>
+          <w:rFonts w:ascii="Times New Roman" w:hAnsi="Times New Roman" w:eastAsia="Times New Roman"/>
+          <w:b w:val="0"/>
+          <w:i w:val="0"/>
+          <w:sz w:val="24"/>
+        </w:rPr>
+        <w:t>Küçüktür / büyüktür olduğu için 14:00’te biten kayıttan sonra 14:00’te başlayan kayıt geçiyor. Bitişik, çakışma yok. İptal ve tamamlandı kayıtları masayı tutmuyor.</w:t>
+      </w:r>
+    </w:p>
+    <w:p>
+      <w:pPr>
+        <w:spacing w:after="80" w:before="0" w:line="276" w:lineRule="auto"/>
+      </w:pPr>
+      <w:r>
+        <w:rPr>
+          <w:rFonts w:ascii="Times New Roman" w:hAnsi="Times New Roman" w:eastAsia="Times New Roman"/>
+          <w:b w:val="0"/>
+          <w:i w:val="0"/>
+          <w:sz w:val="24"/>
+        </w:rPr>
+        <w:t>Bu koşul üç yerde var:</w:t>
+      </w:r>
+    </w:p>
+    <w:p>
+      <w:pPr>
+        <w:spacing w:after="40" w:before="0" w:line="276" w:lineRule="auto"/>
+      </w:pPr>
+      <w:r>
+        <w:rPr>
+          <w:rFonts w:ascii="Times New Roman" w:hAnsi="Times New Roman" w:eastAsia="Times New Roman"/>
+          <w:b/>
+          <w:i w:val="0"/>
+          <w:sz w:val="24"/>
+        </w:rPr>
+        <w:t xml:space="preserve">1. </w:t>
+      </w:r>
+      <w:r>
+        <w:rPr>
+          <w:rFonts w:ascii="Times New Roman" w:hAnsi="Times New Roman" w:eastAsia="Times New Roman"/>
+          <w:b w:val="0"/>
+          <w:i/>
+          <w:sz w:val="24"/>
+        </w:rPr>
+        <w:t>MasaRepository::musaitMasalar()</w:t>
+      </w:r>
+      <w:r>
+        <w:rPr>
+          <w:rFonts w:ascii="Times New Roman" w:hAnsi="Times New Roman" w:eastAsia="Times New Roman"/>
+          <w:b w:val="0"/>
+          <w:i w:val="0"/>
+          <w:sz w:val="24"/>
+        </w:rPr>
+        <w:t xml:space="preserve"> — NOT EXISTS ile boş masalar</w:t>
+      </w:r>
+    </w:p>
+    <w:p>
+      <w:pPr>
+        <w:spacing w:after="40" w:before="0" w:line="276" w:lineRule="auto"/>
+      </w:pPr>
+      <w:r>
+        <w:rPr>
+          <w:rFonts w:ascii="Times New Roman" w:hAnsi="Times New Roman" w:eastAsia="Times New Roman"/>
+          <w:b/>
+          <w:i w:val="0"/>
+          <w:sz w:val="24"/>
+        </w:rPr>
+        <w:t xml:space="preserve">2. </w:t>
+      </w:r>
+      <w:r>
+        <w:rPr>
+          <w:rFonts w:ascii="Times New Roman" w:hAnsi="Times New Roman" w:eastAsia="Times New Roman"/>
+          <w:b w:val="0"/>
+          <w:i/>
+          <w:sz w:val="24"/>
+        </w:rPr>
+        <w:t>RezervasyonRepository::cakismaVarMi()</w:t>
+      </w:r>
+      <w:r>
+        <w:rPr>
+          <w:rFonts w:ascii="Times New Roman" w:hAnsi="Times New Roman" w:eastAsia="Times New Roman"/>
+          <w:b w:val="0"/>
+          <w:i w:val="0"/>
+          <w:sz w:val="24"/>
+        </w:rPr>
+        <w:t xml:space="preserve"> — tek masa evet/hayır</w:t>
+      </w:r>
+    </w:p>
+    <w:p>
+      <w:pPr>
+        <w:spacing w:after="160" w:before="0" w:line="276" w:lineRule="auto"/>
+      </w:pPr>
+      <w:r>
+        <w:rPr>
+          <w:rFonts w:ascii="Times New Roman" w:hAnsi="Times New Roman" w:eastAsia="Times New Roman"/>
+          <w:b/>
+          <w:i w:val="0"/>
+          <w:sz w:val="24"/>
+        </w:rPr>
+        <w:t xml:space="preserve">3. </w:t>
+      </w:r>
+      <w:r>
+        <w:rPr>
+          <w:rFonts w:ascii="Times New Roman" w:hAnsi="Times New Roman" w:eastAsia="Times New Roman"/>
+          <w:b w:val="0"/>
+          <w:i/>
+          <w:sz w:val="24"/>
+        </w:rPr>
+        <w:t>olustur()</w:t>
+      </w:r>
+      <w:r>
+        <w:rPr>
+          <w:rFonts w:ascii="Times New Roman" w:hAnsi="Times New Roman" w:eastAsia="Times New Roman"/>
+          <w:b w:val="0"/>
+          <w:i w:val="0"/>
+          <w:sz w:val="24"/>
+        </w:rPr>
+        <w:t xml:space="preserve"> içindeki kilitli SELECT — INSERT’ten hemen önce</w:t>
+      </w:r>
+    </w:p>
+    <w:p>
+      <w:pPr>
+        <w:spacing w:after="160" w:before="0" w:line="276" w:lineRule="auto"/>
+        <w:ind w:firstLine="425"/>
+      </w:pPr>
+      <w:r>
+        <w:rPr>
+          <w:rFonts w:ascii="Times New Roman" w:hAnsi="Times New Roman" w:eastAsia="Times New Roman"/>
+          <w:b w:val="0"/>
+          <w:i w:val="0"/>
+          <w:sz w:val="24"/>
+        </w:rPr>
+        <w:t xml:space="preserve">Admin eski bir iptali tekrar onaylarken </w:t>
+      </w:r>
+      <w:r>
+        <w:rPr>
+          <w:rFonts w:ascii="Times New Roman" w:hAnsi="Times New Roman" w:eastAsia="Times New Roman"/>
+          <w:b w:val="0"/>
+          <w:i/>
+          <w:sz w:val="24"/>
+        </w:rPr>
+        <w:t>cakismaVarMi(..., $haricId)</w:t>
+      </w:r>
+      <w:r>
+        <w:rPr>
+          <w:rFonts w:ascii="Times New Roman" w:hAnsi="Times New Roman" w:eastAsia="Times New Roman"/>
+          <w:b w:val="0"/>
+          <w:i w:val="0"/>
+          <w:sz w:val="24"/>
+        </w:rPr>
+        <w:t xml:space="preserve"> çağırıyorum. $haricId kaydın kendisi; yoksa kayıt kendi saatiyle çakışmış görünüyor.</w:t>
+      </w:r>
+    </w:p>
+    <w:p>
+      <w:pPr>
+        <w:spacing w:after="160" w:before="0" w:line="276" w:lineRule="auto"/>
+        <w:ind w:firstLine="425"/>
+      </w:pPr>
+      <w:r>
+        <w:rPr>
+          <w:rFonts w:ascii="Times New Roman" w:hAnsi="Times New Roman" w:eastAsia="Times New Roman"/>
+          <w:b w:val="0"/>
+          <w:i w:val="0"/>
+          <w:sz w:val="24"/>
+        </w:rPr>
+        <w:t>Paneldeki “akşam 19:00–21:00” sayısı yüzde değil. Aynı formülle o pencerede çakışan onaylı masa adedi. Onay sayısını aktif masa sayısına bölüp doluluk yazmak yanlış olurdu; aynı masa öğlen ve akşam ayrı satılıyor.</w:t>
+      </w:r>
+    </w:p>
+    <w:p>
+      <w:pPr>
+        <w:spacing w:after="120" w:before="320" w:line="264" w:lineRule="auto"/>
+      </w:pPr>
+      <w:r>
+        <w:rPr>
+          <w:rFonts w:ascii="Times New Roman" w:hAnsi="Times New Roman" w:eastAsia="Times New Roman"/>
+          <w:b/>
+          <w:i w:val="0"/>
+          <w:sz w:val="28"/>
+        </w:rPr>
+        <w:t>FOR UPDATE — neden “önce bak sonra yaz” yetmedi</w:t>
+      </w:r>
+    </w:p>
+    <w:p>
+      <w:pPr>
+        <w:spacing w:after="160" w:before="0" w:line="276" w:lineRule="auto"/>
+        <w:ind w:firstLine="425"/>
+      </w:pPr>
+      <w:r>
+        <w:rPr>
+          <w:rFonts w:ascii="Times New Roman" w:hAnsi="Times New Roman" w:eastAsia="Times New Roman"/>
+          <w:b w:val="0"/>
+          <w:i w:val="0"/>
+          <w:sz w:val="24"/>
+        </w:rPr>
+        <w:t>İki tarayıcı aynı anda boş görüp ikisi de INSERT ederse masa iki kez satılıyor. Bunu düşününce olustur() içine transaction koydum.</w:t>
+      </w:r>
+    </w:p>
+    <w:p>
+      <w:pPr>
+        <w:spacing w:after="40" w:before="0" w:line="276" w:lineRule="auto"/>
+      </w:pPr>
+      <w:r>
+        <w:rPr>
+          <w:rFonts w:ascii="Times New Roman" w:hAnsi="Times New Roman" w:eastAsia="Times New Roman"/>
+          <w:b/>
+          <w:i w:val="0"/>
+          <w:sz w:val="24"/>
+        </w:rPr>
+        <w:t xml:space="preserve">1. </w:t>
+      </w:r>
+      <w:r>
+        <w:rPr>
+          <w:rFonts w:ascii="Times New Roman" w:hAnsi="Times New Roman" w:eastAsia="Times New Roman"/>
+          <w:b w:val="0"/>
+          <w:i w:val="0"/>
+          <w:sz w:val="24"/>
+        </w:rPr>
+        <w:t>SELECT ... FROM masalar WHERE id = :id FOR UPDATE — masa satırı kilitleniyor, aynı masa için ikinci istek bekliyor.</w:t>
+      </w:r>
+    </w:p>
+    <w:p>
+      <w:pPr>
+        <w:spacing w:after="40" w:before="0" w:line="276" w:lineRule="auto"/>
+      </w:pPr>
+      <w:r>
+        <w:rPr>
+          <w:rFonts w:ascii="Times New Roman" w:hAnsi="Times New Roman" w:eastAsia="Times New Roman"/>
+          <w:b/>
+          <w:i w:val="0"/>
+          <w:sz w:val="24"/>
+        </w:rPr>
+        <w:t xml:space="preserve">2. </w:t>
+      </w:r>
+      <w:r>
+        <w:rPr>
+          <w:rFonts w:ascii="Times New Roman" w:hAnsi="Times New Roman" w:eastAsia="Times New Roman"/>
+          <w:b w:val="0"/>
+          <w:i w:val="0"/>
+          <w:sz w:val="24"/>
+        </w:rPr>
+        <w:t>Masa hâlâ aktif mi, kapasite yetiyor mu, tekrar bakıyorum.</w:t>
+      </w:r>
+    </w:p>
+    <w:p>
+      <w:pPr>
+        <w:spacing w:after="40" w:before="0" w:line="276" w:lineRule="auto"/>
+      </w:pPr>
+      <w:r>
+        <w:rPr>
+          <w:rFonts w:ascii="Times New Roman" w:hAnsi="Times New Roman" w:eastAsia="Times New Roman"/>
+          <w:b/>
+          <w:i w:val="0"/>
+          <w:sz w:val="24"/>
+        </w:rPr>
+        <w:t xml:space="preserve">3. </w:t>
+      </w:r>
+      <w:r>
+        <w:rPr>
+          <w:rFonts w:ascii="Times New Roman" w:hAnsi="Times New Roman" w:eastAsia="Times New Roman"/>
+          <w:b w:val="0"/>
+          <w:i w:val="0"/>
+          <w:sz w:val="24"/>
+        </w:rPr>
+        <w:t>Çakışmayı kilit altında bir kez daha soruyorum (yine FOR UPDATE). REPEATABLE READ snapshot’ına güvenmedim.</w:t>
+      </w:r>
+    </w:p>
+    <w:p>
+      <w:pPr>
+        <w:spacing w:after="160" w:before="0" w:line="276" w:lineRule="auto"/>
+      </w:pPr>
+      <w:r>
+        <w:rPr>
+          <w:rFonts w:ascii="Times New Roman" w:hAnsi="Times New Roman" w:eastAsia="Times New Roman"/>
+          <w:b/>
+          <w:i w:val="0"/>
+          <w:sz w:val="24"/>
+        </w:rPr>
+        <w:t xml:space="preserve">4. </w:t>
+      </w:r>
+      <w:r>
+        <w:rPr>
+          <w:rFonts w:ascii="Times New Roman" w:hAnsi="Times New Roman" w:eastAsia="Times New Roman"/>
+          <w:b w:val="0"/>
+          <w:i w:val="0"/>
+          <w:sz w:val="24"/>
+        </w:rPr>
+        <w:t>Boşsa INSERT. Commit / rollback Database::transaction() içinde.</w:t>
+      </w:r>
+    </w:p>
+    <w:p>
+      <w:pPr>
+        <w:spacing w:after="160" w:before="0" w:line="276" w:lineRule="auto"/>
+        <w:ind w:firstLine="425"/>
+      </w:pPr>
+      <w:r>
+        <w:rPr>
+          <w:rFonts w:ascii="Times New Roman" w:hAnsi="Times New Roman" w:eastAsia="Times New Roman"/>
+          <w:b w:val="0"/>
+          <w:i w:val="0"/>
+          <w:sz w:val="24"/>
+        </w:rPr>
+        <w:t>Formdaki JavaScript sadece kullanım kolaylığı. Konsoldan veya curl ile atlanan her kuralı sunucu tekrar kontrol ediyor.</w:t>
+      </w:r>
+    </w:p>
+    <w:p>
+      <w:pPr>
+        <w:spacing w:after="120" w:before="320" w:line="264" w:lineRule="auto"/>
+      </w:pPr>
+      <w:r>
+        <w:rPr>
+          <w:rFonts w:ascii="Times New Roman" w:hAnsi="Times New Roman" w:eastAsia="Times New Roman"/>
+          <w:b/>
+          <w:i w:val="0"/>
+          <w:sz w:val="28"/>
+        </w:rPr>
+        <w:t>Güvenlik tarafı</w:t>
+      </w:r>
+    </w:p>
+    <w:p>
+      <w:pPr>
+        <w:spacing w:after="160" w:before="0" w:line="276" w:lineRule="auto"/>
+        <w:ind w:firstLine="425"/>
+      </w:pPr>
+      <w:r>
+        <w:rPr>
+          <w:rFonts w:ascii="Times New Roman" w:hAnsi="Times New Roman" w:eastAsia="Times New Roman"/>
+          <w:b w:val="0"/>
+          <w:i w:val="0"/>
+          <w:sz w:val="24"/>
+        </w:rPr>
+        <w:t>SQL’e kullanıcı değerini string birleştirmiyorum, named parameter gidiyor (PDO). Dashboard’da aynı parametre adını iki kez kullanınca HY093 aldım, o yüzden :t1, :t2 yaptım.</w:t>
+      </w:r>
+    </w:p>
+    <w:p>
+      <w:pPr>
+        <w:spacing w:after="160" w:before="0" w:line="276" w:lineRule="auto"/>
+        <w:ind w:firstLine="425"/>
+      </w:pPr>
+      <w:r>
+        <w:rPr>
+          <w:rFonts w:ascii="Times New Roman" w:hAnsi="Times New Roman" w:eastAsia="Times New Roman"/>
+          <w:b w:val="0"/>
+          <w:i w:val="0"/>
+          <w:sz w:val="24"/>
+        </w:rPr>
+        <w:t xml:space="preserve">HTML’e basılan metin </w:t>
+      </w:r>
+      <w:r>
+        <w:rPr>
+          <w:rFonts w:ascii="Times New Roman" w:hAnsi="Times New Roman" w:eastAsia="Times New Roman"/>
+          <w:b/>
+          <w:i w:val="0"/>
+          <w:sz w:val="24"/>
+        </w:rPr>
+        <w:t>e()</w:t>
+      </w:r>
+      <w:r>
+        <w:rPr>
+          <w:rFonts w:ascii="Times New Roman" w:hAnsi="Times New Roman" w:eastAsia="Times New Roman"/>
+          <w:b w:val="0"/>
+          <w:i w:val="0"/>
+          <w:sz w:val="24"/>
+        </w:rPr>
+        <w:t xml:space="preserve"> üzerinden gidiyor, o da htmlspecialchars(..., ENT_QUOTES, 'UTF-8'). JS tarafında masa adını innerHTML ile yapıştırmadım, textContent / createElement.</w:t>
+      </w:r>
+    </w:p>
+    <w:p>
+      <w:pPr>
+        <w:spacing w:after="160" w:before="0" w:line="276" w:lineRule="auto"/>
+        <w:ind w:firstLine="425"/>
+      </w:pPr>
+      <w:r>
+        <w:rPr>
+          <w:rFonts w:ascii="Times New Roman" w:hAnsi="Times New Roman" w:eastAsia="Times New Roman"/>
+          <w:b w:val="0"/>
+          <w:i w:val="0"/>
+          <w:sz w:val="24"/>
+        </w:rPr>
+        <w:t xml:space="preserve">Rezervasyon, iptal, admin durum, masa sil, çıkış — hepsi POST ve </w:t>
+      </w:r>
+      <w:r>
+        <w:rPr>
+          <w:rFonts w:ascii="Times New Roman" w:hAnsi="Times New Roman" w:eastAsia="Times New Roman"/>
+          <w:b w:val="0"/>
+          <w:i/>
+          <w:sz w:val="24"/>
+        </w:rPr>
+        <w:t>csrf_field()</w:t>
+      </w:r>
+      <w:r>
+        <w:rPr>
+          <w:rFonts w:ascii="Times New Roman" w:hAnsi="Times New Roman" w:eastAsia="Times New Roman"/>
+          <w:b w:val="0"/>
+          <w:i w:val="0"/>
+          <w:sz w:val="24"/>
+        </w:rPr>
+        <w:t>. Sunucu hash_equals ile bakıyor. GET ile iptal/çıkış yok; tarayıcı prefetch silmesin diye. Başarılı yazmadan sonra yonlendir(..., 303). F5 basınca ikinci kayıt oluşmasın.</w:t>
+      </w:r>
+    </w:p>
+    <w:p>
+      <w:pPr>
+        <w:spacing w:after="160" w:before="0" w:line="276" w:lineRule="auto"/>
+        <w:ind w:firstLine="425"/>
+      </w:pPr>
+      <w:r>
+        <w:rPr>
+          <w:rFonts w:ascii="Times New Roman" w:hAnsi="Times New Roman" w:eastAsia="Times New Roman"/>
+          <w:b w:val="0"/>
+          <w:i w:val="0"/>
+          <w:sz w:val="24"/>
+        </w:rPr>
+        <w:t>Admin oturumu: session.use_strict_mode, çerez adı KAFESID. Girişte session_regenerate_id(true). Kullanıcı yok / şifre yanlış aynı mesaj. Kullanıcı yokken de sahte bcrypt üzerinde password_verify çalışıyor, süre farkından kullanıcı listesi sızmasın diye. Auth::kontrol() yönlendirip exit ediyor. Çıkış POST + CSRF; session_destroy yok çünkü müşteri formundaki CSRF token da gider. app/config.php tek başına açılırsa APP_INIT yoksa 403.</w:t>
+      </w:r>
+    </w:p>
+    <w:p>
+      <w:pPr>
+        <w:spacing w:after="120" w:before="320" w:line="264" w:lineRule="auto"/>
+      </w:pPr>
+      <w:r>
+        <w:rPr>
+          <w:rFonts w:ascii="Times New Roman" w:hAnsi="Times New Roman" w:eastAsia="Times New Roman"/>
+          <w:b/>
+          <w:i w:val="0"/>
+          <w:sz w:val="28"/>
+        </w:rPr>
+        <w:t>Müşteri sayfaları</w:t>
+      </w:r>
+    </w:p>
+    <w:p>
+      <w:pPr>
+        <w:spacing w:after="160" w:before="0" w:line="276" w:lineRule="auto"/>
+        <w:ind w:firstLine="425"/>
+      </w:pPr>
+      <w:r>
+        <w:rPr>
+          <w:rFonts w:ascii="Times New Roman" w:hAnsi="Times New Roman" w:eastAsia="Times New Roman"/>
+          <w:b w:val="0"/>
+          <w:i w:val="0"/>
+          <w:sz w:val="24"/>
+        </w:rPr>
+        <w:t>Ana sayfa (index.php): üstte salon fotoğrafı, imza menü şeridi (yerel JPEG), form üç adım — zaman, müsait masa, iletişim. Masa kartları api/musait-masalar.php JSON’undan doluyor.</w:t>
+      </w:r>
+    </w:p>
+    <w:p>
+      <w:pPr>
+        <w:spacing w:after="160" w:before="0" w:line="276" w:lineRule="auto"/>
+        <w:ind w:firstLine="425"/>
+      </w:pPr>
+      <w:r>
+        <w:rPr>
+          <w:rFonts w:ascii="Times New Roman" w:hAnsi="Times New Roman" w:eastAsia="Times New Roman"/>
+          <w:b w:val="0"/>
+          <w:i w:val="0"/>
+          <w:sz w:val="24"/>
+        </w:rPr>
+        <w:t>Onay (rezervasyon-onay.php): kod son_rezervasyon session özetinde. Yazdırınca navbar ve fotoğraflar gizleniyor, kâğıtta kafe adı, adres, saatler, kod ve masa kalıyor.</w:t>
+      </w:r>
+    </w:p>
+    <w:p>
+      <w:pPr>
+        <w:spacing w:after="160" w:before="0" w:line="276" w:lineRule="auto"/>
+        <w:ind w:firstLine="425"/>
+      </w:pPr>
+      <w:r>
+        <w:rPr>
+          <w:rFonts w:ascii="Times New Roman" w:hAnsi="Times New Roman" w:eastAsia="Times New Roman"/>
+          <w:b w:val="0"/>
+          <w:i w:val="0"/>
+          <w:sz w:val="24"/>
+        </w:rPr>
+        <w:t>Sorgula (rezervasyon-sorgula.php): kod ile tek kayıt + iptal (modal, POST). Telefon ile liste geliyor ama iptal yok; numarayı bilen herkese yetki vermek istemedim. Seed’den denemek için RZDEMO01 yazılabiliyor (bugünün tarihi).</w:t>
+      </w:r>
+    </w:p>
+    <w:p>
+      <w:pPr>
+        <w:spacing w:after="160" w:before="0" w:line="276" w:lineRule="auto"/>
+        <w:ind w:firstLine="425"/>
+      </w:pPr>
+      <w:r>
+        <w:rPr>
+          <w:rFonts w:ascii="Times New Roman" w:hAnsi="Times New Roman" w:eastAsia="Times New Roman"/>
+          <w:b w:val="0"/>
+          <w:i w:val="0"/>
+          <w:sz w:val="24"/>
+        </w:rPr>
+        <w:t>Hakkımızda sayfasındaki adres örnek, gerçek işletme değil (KAFE_ADRES). Arayüz Türkçe (İ, ş, ğ…). PHP/SQL isimleri ASCII: masa_id, cakismaVarMi.</w:t>
+      </w:r>
+    </w:p>
+    <w:p>
+      <w:pPr>
+        <w:spacing w:after="120" w:before="320" w:line="264" w:lineRule="auto"/>
+      </w:pPr>
+      <w:r>
+        <w:rPr>
+          <w:rFonts w:ascii="Times New Roman" w:hAnsi="Times New Roman" w:eastAsia="Times New Roman"/>
+          <w:b/>
+          <w:i w:val="0"/>
+          <w:sz w:val="28"/>
+        </w:rPr>
+        <w:t>Admin</w:t>
+      </w:r>
+    </w:p>
+    <w:p>
+      <w:pPr>
+        <w:spacing w:after="160" w:before="0" w:line="276" w:lineRule="auto"/>
+        <w:ind w:firstLine="425"/>
+      </w:pPr>
+      <w:r>
+        <w:rPr>
+          <w:rFonts w:ascii="Times New Roman" w:hAnsi="Times New Roman" w:eastAsia="Times New Roman"/>
+          <w:b w:val="0"/>
+          <w:i w:val="0"/>
+          <w:sz w:val="24"/>
+        </w:rPr>
+        <w:t xml:space="preserve">Adres: http://localhost/kafe-rezervasyon/admin/login.php  —  giriş: </w:t>
+      </w:r>
+      <w:r>
+        <w:rPr>
+          <w:rFonts w:ascii="Times New Roman" w:hAnsi="Times New Roman" w:eastAsia="Times New Roman"/>
+          <w:b/>
+          <w:i w:val="0"/>
+          <w:sz w:val="24"/>
+        </w:rPr>
+        <w:t>admin / admin123</w:t>
+      </w:r>
+      <w:r>
+        <w:rPr>
+          <w:rFonts w:ascii="Times New Roman" w:hAnsi="Times New Roman" w:eastAsia="Times New Roman"/>
+          <w:b w:val="0"/>
+          <w:i w:val="0"/>
+          <w:sz w:val="24"/>
+        </w:rPr>
+        <w:t>.</w:t>
+      </w:r>
+    </w:p>
+    <w:p>
+      <w:pPr>
+        <w:spacing w:after="160" w:before="0" w:line="276" w:lineRule="auto"/>
+        <w:ind w:firstLine="425"/>
+      </w:pPr>
+      <w:r>
+        <w:rPr>
+          <w:rFonts w:ascii="Times New Roman" w:hAnsi="Times New Roman" w:eastAsia="Times New Roman"/>
+          <w:b w:val="0"/>
+          <w:i w:val="0"/>
+          <w:sz w:val="24"/>
+        </w:rPr>
+        <w:t>Login’de sidebar yok, daha yetki yok. İçeri girince günlük özet: toplam, onaylı, kalan, iptal, tamamlanan. Masa doluluğu ayrı; yüzde kartları otel doluluğu değil, “bugün kayıt olan masa / aktif masa” ve “şu an dolu”. Bir de şu an boş masa, 19:00–21:00 çakışan masa, önümüzdeki 7 gün onaylı sayısı var.</w:t>
+      </w:r>
+    </w:p>
+    <w:p>
+      <w:pPr>
+        <w:spacing w:after="160" w:before="0" w:line="276" w:lineRule="auto"/>
+        <w:ind w:firstLine="425"/>
+      </w:pPr>
+      <w:r>
+        <w:rPr>
+          <w:rFonts w:ascii="Times New Roman" w:hAnsi="Times New Roman" w:eastAsia="Times New Roman"/>
+          <w:b w:val="0"/>
+          <w:i w:val="0"/>
+          <w:sz w:val="24"/>
+        </w:rPr>
+        <w:t>Rezervasyonlar sayfasında GET filtre (tarih, durum, masa). Onayla / Tamamlandı / İptal POST + CSRF. İptalde confirm. Masalar: ekle, düzenle, pasif, sil. Liste boşsa tek satır “kayıt yok” yerine boş kutu çıkıyor.</w:t>
+      </w:r>
+    </w:p>
+    <w:p>
+      <w:pPr>
+        <w:spacing w:after="120" w:before="320" w:line="264" w:lineRule="auto"/>
+      </w:pPr>
+      <w:r>
+        <w:rPr>
+          <w:rFonts w:ascii="Times New Roman" w:hAnsi="Times New Roman" w:eastAsia="Times New Roman"/>
+          <w:b/>
+          <w:i w:val="0"/>
+          <w:sz w:val="28"/>
+        </w:rPr>
+        <w:t>XAMPP’te ayağa kaldırma</w:t>
+      </w:r>
+    </w:p>
+    <w:p>
+      <w:pPr>
+        <w:spacing w:after="160" w:before="0" w:line="276" w:lineRule="auto"/>
+        <w:ind w:firstLine="425"/>
+      </w:pPr>
+      <w:r>
+        <w:rPr>
+          <w:rFonts w:ascii="Times New Roman" w:hAnsi="Times New Roman" w:eastAsia="Times New Roman"/>
+          <w:b w:val="0"/>
+          <w:i w:val="0"/>
+          <w:sz w:val="24"/>
+        </w:rPr>
+        <w:t>ZIP’i açınca kök klasör kafe-rezervasyon/ olmalı (database.sql, app/, admin/, index.php, RAPOR.md içinde). Bunu C:\xampp\htdocs\kafe-rezervasyon altına koydum. İç içe kafe-rezervasyon\kafe-rezervasyon olmasın.</w:t>
+      </w:r>
+    </w:p>
+    <w:p>
+      <w:pPr>
+        <w:spacing w:after="160" w:before="0" w:line="276" w:lineRule="auto"/>
+        <w:ind w:firstLine="425"/>
+      </w:pPr>
+      <w:r>
+        <w:rPr>
+          <w:rFonts w:ascii="Times New Roman" w:hAnsi="Times New Roman" w:eastAsia="Times New Roman"/>
+          <w:b w:val="0"/>
+          <w:i w:val="0"/>
+          <w:sz w:val="24"/>
+        </w:rPr>
+        <w:t>Apache ve MySQL’i açıp phpMyAdmin’den database.sql import. Komut satırından da olur: mysql -u root -p &lt; C:\xampp\htdocs\kafe-rezervasyon\database.sql</w:t>
+      </w:r>
+    </w:p>
+    <w:p>
+      <w:pPr>
+        <w:spacing w:after="160" w:before="0" w:line="276" w:lineRule="auto"/>
+        <w:ind w:firstLine="425"/>
+      </w:pPr>
+      <w:r>
+        <w:rPr>
+          <w:rFonts w:ascii="Times New Roman" w:hAnsi="Times New Roman" w:eastAsia="Times New Roman"/>
+          <w:b w:val="0"/>
+          <w:i w:val="0"/>
+          <w:sz w:val="24"/>
+        </w:rPr>
+        <w:t>Site: http://localhost/kafe-rezervasyon/   Panel: http://localhost/kafe-rezervasyon/admin/login.php</w:t>
+      </w:r>
+    </w:p>
+    <w:p>
+      <w:pPr>
+        <w:spacing w:after="160" w:before="0" w:line="276" w:lineRule="auto"/>
+        <w:ind w:firstLine="425"/>
+      </w:pPr>
+      <w:r>
+        <w:rPr>
+          <w:rFonts w:ascii="Times New Roman" w:hAnsi="Times New Roman" w:eastAsia="Times New Roman"/>
+          <w:b w:val="0"/>
+          <w:i w:val="0"/>
+          <w:sz w:val="24"/>
+        </w:rPr>
+        <w:t>VS Code’da htdocs’u değil, kafe-rezervasyon klasörünün kendisini açmak daha rahat. Hoca RAR isterse arşivde tek üst klasör kafe-rezervasyon/, .git olmasın. app/config.php varsayılanı XAMPP: 127.0.0.1, kullanıcı root, şifre boş. Canlıya koyulacak bir ayar değil.</w:t>
+      </w:r>
+    </w:p>
+    <w:p>
+      <w:pPr>
+        <w:spacing w:after="120" w:before="320" w:line="264" w:lineRule="auto"/>
+      </w:pPr>
+      <w:r>
+        <w:rPr>
+          <w:rFonts w:ascii="Times New Roman" w:hAnsi="Times New Roman" w:eastAsia="Times New Roman"/>
+          <w:b/>
+          <w:i w:val="0"/>
+          <w:sz w:val="28"/>
+        </w:rPr>
+        <w:t>Dosyalar (nerede ne var)</w:t>
+      </w:r>
+    </w:p>
+    <w:p>
+      <w:pPr>
+        <w:spacing w:after="40" w:before="0" w:line="276" w:lineRule="auto"/>
+      </w:pPr>
+      <w:r>
+        <w:rPr>
+          <w:rFonts w:ascii="Times New Roman" w:hAnsi="Times New Roman" w:eastAsia="Times New Roman"/>
+          <w:b/>
+          <w:i w:val="0"/>
+          <w:sz w:val="24"/>
+        </w:rPr>
+        <w:t xml:space="preserve">app/bootstrap.php  —  </w:t>
+      </w:r>
+      <w:r>
+        <w:rPr>
+          <w:rFonts w:ascii="Times New Roman" w:hAnsi="Times New Roman" w:eastAsia="Times New Roman"/>
+          <w:b w:val="0"/>
+          <w:i w:val="0"/>
+          <w:sz w:val="24"/>
+        </w:rPr>
+        <w:t>oturum, APP_INIT, require sırası</w:t>
+      </w:r>
+    </w:p>
+    <w:p>
+      <w:pPr>
+        <w:spacing w:after="40" w:before="0" w:line="276" w:lineRule="auto"/>
+      </w:pPr>
+      <w:r>
+        <w:rPr>
+          <w:rFonts w:ascii="Times New Roman" w:hAnsi="Times New Roman" w:eastAsia="Times New Roman"/>
+          <w:b/>
+          <w:i w:val="0"/>
+          <w:sz w:val="24"/>
+        </w:rPr>
+        <w:t xml:space="preserve">app/db.php  —  </w:t>
+      </w:r>
+      <w:r>
+        <w:rPr>
+          <w:rFonts w:ascii="Times New Roman" w:hAnsi="Times New Roman" w:eastAsia="Times New Roman"/>
+          <w:b w:val="0"/>
+          <w:i w:val="0"/>
+          <w:sz w:val="24"/>
+        </w:rPr>
+        <w:t>PDO</w:t>
+      </w:r>
+    </w:p>
+    <w:p>
+      <w:pPr>
+        <w:spacing w:after="40" w:before="0" w:line="276" w:lineRule="auto"/>
+      </w:pPr>
+      <w:r>
+        <w:rPr>
+          <w:rFonts w:ascii="Times New Roman" w:hAnsi="Times New Roman" w:eastAsia="Times New Roman"/>
+          <w:b/>
+          <w:i w:val="0"/>
+          <w:sz w:val="24"/>
+        </w:rPr>
+        <w:t xml:space="preserve">app/helpers.php  —  </w:t>
+      </w:r>
+      <w:r>
+        <w:rPr>
+          <w:rFonts w:ascii="Times New Roman" w:hAnsi="Times New Roman" w:eastAsia="Times New Roman"/>
+          <w:b w:val="0"/>
+          <w:i w:val="0"/>
+          <w:sz w:val="24"/>
+        </w:rPr>
+        <w:t>e(), CSRF, 303, tarih/saat</w:t>
+      </w:r>
+    </w:p>
+    <w:p>
+      <w:pPr>
+        <w:spacing w:after="40" w:before="0" w:line="276" w:lineRule="auto"/>
+      </w:pPr>
+      <w:r>
+        <w:rPr>
+          <w:rFonts w:ascii="Times New Roman" w:hAnsi="Times New Roman" w:eastAsia="Times New Roman"/>
+          <w:b/>
+          <w:i w:val="0"/>
+          <w:sz w:val="24"/>
+        </w:rPr>
+        <w:t xml:space="preserve">app/Auth.php  —  </w:t>
+      </w:r>
+      <w:r>
+        <w:rPr>
+          <w:rFonts w:ascii="Times New Roman" w:hAnsi="Times New Roman" w:eastAsia="Times New Roman"/>
+          <w:b w:val="0"/>
+          <w:i w:val="0"/>
+          <w:sz w:val="24"/>
+        </w:rPr>
+        <w:t>giriş / çıkış / kontrol()</w:t>
+      </w:r>
+    </w:p>
+    <w:p>
+      <w:pPr>
+        <w:spacing w:after="40" w:before="0" w:line="276" w:lineRule="auto"/>
+      </w:pPr>
+      <w:r>
+        <w:rPr>
+          <w:rFonts w:ascii="Times New Roman" w:hAnsi="Times New Roman" w:eastAsia="Times New Roman"/>
+          <w:b/>
+          <w:i w:val="0"/>
+          <w:sz w:val="24"/>
+        </w:rPr>
+        <w:t xml:space="preserve">app/MasaRepository.php  —  </w:t>
+      </w:r>
+      <w:r>
+        <w:rPr>
+          <w:rFonts w:ascii="Times New Roman" w:hAnsi="Times New Roman" w:eastAsia="Times New Roman"/>
+          <w:b w:val="0"/>
+          <w:i w:val="0"/>
+          <w:sz w:val="24"/>
+        </w:rPr>
+        <w:t>masa CRUD, müsait liste</w:t>
+      </w:r>
+    </w:p>
+    <w:p>
+      <w:pPr>
+        <w:spacing w:after="40" w:before="0" w:line="276" w:lineRule="auto"/>
+      </w:pPr>
+      <w:r>
+        <w:rPr>
+          <w:rFonts w:ascii="Times New Roman" w:hAnsi="Times New Roman" w:eastAsia="Times New Roman"/>
+          <w:b/>
+          <w:i w:val="0"/>
+          <w:sz w:val="24"/>
+        </w:rPr>
+        <w:t xml:space="preserve">app/RezervasyonRepository.php  —  </w:t>
+      </w:r>
+      <w:r>
+        <w:rPr>
+          <w:rFonts w:ascii="Times New Roman" w:hAnsi="Times New Roman" w:eastAsia="Times New Roman"/>
+          <w:b w:val="0"/>
+          <w:i w:val="0"/>
+          <w:sz w:val="24"/>
+        </w:rPr>
+        <w:t>çakışma, olustur(), iptal, kod</w:t>
+      </w:r>
+    </w:p>
+    <w:p>
+      <w:pPr>
+        <w:spacing w:after="40" w:before="0" w:line="276" w:lineRule="auto"/>
+      </w:pPr>
+      <w:r>
+        <w:rPr>
+          <w:rFonts w:ascii="Times New Roman" w:hAnsi="Times New Roman" w:eastAsia="Times New Roman"/>
+          <w:b/>
+          <w:i w:val="0"/>
+          <w:sz w:val="24"/>
+        </w:rPr>
+        <w:t xml:space="preserve">api/musait-masalar.php  —  </w:t>
+      </w:r>
+      <w:r>
+        <w:rPr>
+          <w:rFonts w:ascii="Times New Roman" w:hAnsi="Times New Roman" w:eastAsia="Times New Roman"/>
+          <w:b w:val="0"/>
+          <w:i w:val="0"/>
+          <w:sz w:val="24"/>
+        </w:rPr>
+        <w:t>JSON</w:t>
+      </w:r>
+    </w:p>
+    <w:p>
+      <w:pPr>
+        <w:spacing w:after="40" w:before="0" w:line="276" w:lineRule="auto"/>
+      </w:pPr>
+      <w:r>
+        <w:rPr>
+          <w:rFonts w:ascii="Times New Roman" w:hAnsi="Times New Roman" w:eastAsia="Times New Roman"/>
+          <w:b/>
+          <w:i w:val="0"/>
+          <w:sz w:val="24"/>
+        </w:rPr>
+        <w:t xml:space="preserve">admin/  —  </w:t>
+      </w:r>
+      <w:r>
+        <w:rPr>
+          <w:rFonts w:ascii="Times New Roman" w:hAnsi="Times New Roman" w:eastAsia="Times New Roman"/>
+          <w:b w:val="0"/>
+          <w:i w:val="0"/>
+          <w:sz w:val="24"/>
+        </w:rPr>
+        <w:t>panel</w:t>
+      </w:r>
+    </w:p>
+    <w:p>
+      <w:pPr>
+        <w:spacing w:after="40" w:before="0" w:line="276" w:lineRule="auto"/>
+      </w:pPr>
+      <w:r>
+        <w:rPr>
+          <w:rFonts w:ascii="Times New Roman" w:hAnsi="Times New Roman" w:eastAsia="Times New Roman"/>
+          <w:b/>
+          <w:i w:val="0"/>
+          <w:sz w:val="24"/>
+        </w:rPr>
+        <w:t xml:space="preserve">assets/  —  </w:t>
+      </w:r>
+      <w:r>
+        <w:rPr>
+          <w:rFonts w:ascii="Times New Roman" w:hAnsi="Times New Roman" w:eastAsia="Times New Roman"/>
+          <w:b w:val="0"/>
+          <w:i w:val="0"/>
+          <w:sz w:val="24"/>
+        </w:rPr>
+        <w:t>css, font, jpeg</w:t>
+      </w:r>
+    </w:p>
+    <w:p>
+      <w:pPr>
+        <w:spacing w:after="40" w:before="0" w:line="276" w:lineRule="auto"/>
+      </w:pPr>
+      <w:r>
+        <w:rPr>
+          <w:rFonts w:ascii="Times New Roman" w:hAnsi="Times New Roman" w:eastAsia="Times New Roman"/>
+          <w:b/>
+          <w:i w:val="0"/>
+          <w:sz w:val="24"/>
+        </w:rPr>
+        <w:t xml:space="preserve">database.sql  —  </w:t>
+      </w:r>
+      <w:r>
+        <w:rPr>
+          <w:rFonts w:ascii="Times New Roman" w:hAnsi="Times New Roman" w:eastAsia="Times New Roman"/>
+          <w:b w:val="0"/>
+          <w:i w:val="0"/>
+          <w:sz w:val="24"/>
+        </w:rPr>
+        <w:t>şema + örnek kayıt (RZDEMO01 …)</w:t>
       </w:r>
     </w:p>
     <w:p>
@@ -395,4283 +1501,60 @@
       </w:pPr>
       <w:r>
         <w:rPr>
-          <w:rFonts w:ascii="Calibri" w:hAnsi="Calibri" w:eastAsia="Calibri"/>
+          <w:rFonts w:ascii="Times New Roman" w:hAnsi="Times New Roman" w:eastAsia="Times New Roman"/>
+          <w:b/>
+          <w:i w:val="0"/>
+          <w:sz w:val="24"/>
+        </w:rPr>
+        <w:t xml:space="preserve">RAPOR.md  —  </w:t>
+      </w:r>
+      <w:r>
+        <w:rPr>
+          <w:rFonts w:ascii="Times New Roman" w:hAnsi="Times New Roman" w:eastAsia="Times New Roman"/>
           <w:b w:val="0"/>
-          <w:i/>
-          <w:color w:val="5A524A"/>
-          <w:sz w:val="22"/>
+          <w:i w:val="0"/>
+          <w:sz w:val="24"/>
         </w:rPr>
-        <w:t>Ekran görüntüleri raporun sonunda yer alır: müşteri ana sayfası ve yönetim paneli.</w:t>
+        <w:t>bu raporun metin hali</w:t>
       </w:r>
     </w:p>
     <w:p>
       <w:pPr>
-        <w:pStyle w:val="Heading1"/>
-        <w:spacing w:before="320" w:after="160"/>
+        <w:spacing w:after="120" w:before="320" w:line="264" w:lineRule="auto"/>
       </w:pPr>
       <w:r>
         <w:rPr>
-          <w:rFonts w:ascii="Calibri" w:hAnsi="Calibri" w:eastAsia="Calibri"/>
-          <w:color w:val="3D291A"/>
+          <w:rFonts w:ascii="Times New Roman" w:hAnsi="Times New Roman" w:eastAsia="Times New Roman"/>
+          <w:b/>
+          <w:i w:val="0"/>
+          <w:sz w:val="28"/>
         </w:rPr>
-        <w:t>1. Amaç</w:t>
+        <w:t>Ekran görüntüleri</w:t>
       </w:r>
     </w:p>
     <w:p>
       <w:pPr>
-        <w:spacing w:after="160" w:before="0" w:line="276" w:lineRule="auto"/>
+        <w:spacing w:after="80" w:before="0" w:line="276" w:lineRule="auto"/>
       </w:pPr>
       <w:r>
         <w:rPr>
-          <w:rFonts w:ascii="Calibri" w:hAnsi="Calibri" w:eastAsia="Calibri"/>
+          <w:rFonts w:ascii="Times New Roman" w:hAnsi="Times New Roman" w:eastAsia="Times New Roman"/>
           <w:b w:val="0"/>
-          <w:i w:val="0"/>
-          <w:color w:val="221A14"/>
-          <w:sz w:val="22"/>
+          <w:i/>
+          <w:sz w:val="24"/>
         </w:rPr>
-        <w:t>Kahve Durağı’nda müşteri tarayıcıdan tarih, saat ve kişi sayısını seçer; müsait masalardan birini ayırtır. Kayıt oluşunca 8 karakterlik bir rezervasyon kodu verilir. Müşteri bu kodla (veya telefonuyla) kaydını sorgular, aynı gün onaylı kaydı iptal edebilir.</w:t>
+        <w:t>Müşteri ana sayfa (Kahve Durağı):</w:t>
       </w:r>
     </w:p>
     <w:p>
       <w:pPr>
-        <w:spacing w:after="160" w:before="0" w:line="276" w:lineRule="auto"/>
-      </w:pPr>
-      <w:r>
-        <w:rPr>
-          <w:rFonts w:ascii="Calibri" w:hAnsi="Calibri" w:eastAsia="Calibri"/>
-          <w:b w:val="0"/>
-          <w:i w:val="0"/>
-          <w:color w:val="221A14"/>
-          <w:sz w:val="22"/>
-        </w:rPr>
-        <w:t xml:space="preserve">Personel tarafında kasa ofisi vardır: günlük özet, rezervasyon listesi (filtre + durum), masa ekleme/düzenleme. Üzerinde rezervasyon olan masa silinmez; yabancı anahtar </w:t>
-      </w:r>
-      <w:r>
-        <w:rPr>
-          <w:rFonts w:ascii="Courier New" w:hAnsi="Courier New" w:eastAsia="Courier New"/>
-          <w:b w:val="0"/>
-          <w:i w:val="0"/>
-          <w:color w:val="5C3A21"/>
-          <w:sz w:val="20"/>
-        </w:rPr>
-        <w:t>ON DELETE RESTRICT</w:t>
-      </w:r>
-      <w:r>
-        <w:rPr>
-          <w:rFonts w:ascii="Calibri" w:hAnsi="Calibri" w:eastAsia="Calibri"/>
-          <w:b w:val="0"/>
-          <w:i w:val="0"/>
-          <w:color w:val="221A14"/>
-          <w:sz w:val="22"/>
-        </w:rPr>
-        <w:t xml:space="preserve"> olduğu için geçmiş bozulmasın diye masa pasif yapılır.</w:t>
-      </w:r>
-    </w:p>
-    <w:p>
-      <w:pPr>
-        <w:spacing w:after="160" w:before="0" w:line="276" w:lineRule="auto"/>
-      </w:pPr>
-      <w:r>
-        <w:rPr>
-          <w:rFonts w:ascii="Calibri" w:hAnsi="Calibri" w:eastAsia="Calibri"/>
-          <w:b w:val="0"/>
-          <w:i w:val="0"/>
-          <w:color w:val="221A14"/>
-          <w:sz w:val="22"/>
-        </w:rPr>
-        <w:t>Yapılmayanlar (bilinçli sınır): online ödeme, SMS, Laravel/Symfony, ayrı menü tablosu. Ana sayfada imza içecek/tatlı şeridi vardır; bu statik görseldir, sipariş satılmaz.</w:t>
-      </w:r>
-    </w:p>
-    <w:p>
-      <w:pPr>
-        <w:pStyle w:val="Heading1"/>
-        <w:spacing w:before="320" w:after="160"/>
-      </w:pPr>
-      <w:r>
-        <w:rPr>
-          <w:rFonts w:ascii="Calibri" w:hAnsi="Calibri" w:eastAsia="Calibri"/>
-          <w:color w:val="3D291A"/>
-        </w:rPr>
-        <w:t>2. Kullanılan teknolojiler</w:t>
-      </w:r>
-    </w:p>
-    <w:tbl>
-      <w:tblPr>
-        <w:tblStyle w:val="TableGrid"/>
-        <w:tblW w:type="auto" w:w="0"/>
-        <w:jc w:val="center"/>
-        <w:tblLook w:firstColumn="1" w:firstRow="1" w:lastColumn="0" w:lastRow="0" w:noHBand="0" w:noVBand="1" w:val="04A0"/>
-      </w:tblPr>
-      <w:tblGrid>
-        <w:gridCol w:w="3061"/>
-        <w:gridCol w:w="3061"/>
-        <w:gridCol w:w="3061"/>
-      </w:tblGrid>
-      <w:tr>
-        <w:tc>
-          <w:tcPr>
-            <w:tcW w:type="dxa" w:w="3061"/>
-            <w:shd w:fill="5C3A21" w:val="clear"/>
-            <w:tcBorders>
-              <w:top w:val="single" w:sz="4" w:space="0" w:color="C9B8A8"/>
-              <w:left w:val="single" w:sz="4" w:space="0" w:color="C9B8A8"/>
-              <w:bottom w:val="single" w:sz="4" w:space="0" w:color="C9B8A8"/>
-              <w:right w:val="single" w:sz="4" w:space="0" w:color="C9B8A8"/>
-            </w:tcBorders>
-          </w:tcPr>
-          <w:p>
-            <w:r/>
-            <w:r>
-              <w:rPr>
-                <w:rFonts w:ascii="Calibri" w:hAnsi="Calibri" w:eastAsia="Calibri"/>
-                <w:b/>
-                <w:i w:val="0"/>
-                <w:color w:val="FFFFFF"/>
-                <w:sz w:val="20"/>
-              </w:rPr>
-              <w:t>Katman</w:t>
-            </w:r>
-          </w:p>
-        </w:tc>
-        <w:tc>
-          <w:tcPr>
-            <w:tcW w:type="dxa" w:w="3061"/>
-            <w:shd w:fill="5C3A21" w:val="clear"/>
-            <w:tcBorders>
-              <w:top w:val="single" w:sz="4" w:space="0" w:color="C9B8A8"/>
-              <w:left w:val="single" w:sz="4" w:space="0" w:color="C9B8A8"/>
-              <w:bottom w:val="single" w:sz="4" w:space="0" w:color="C9B8A8"/>
-              <w:right w:val="single" w:sz="4" w:space="0" w:color="C9B8A8"/>
-            </w:tcBorders>
-          </w:tcPr>
-          <w:p>
-            <w:r/>
-            <w:r>
-              <w:rPr>
-                <w:rFonts w:ascii="Calibri" w:hAnsi="Calibri" w:eastAsia="Calibri"/>
-                <w:b/>
-                <w:i w:val="0"/>
-                <w:color w:val="FFFFFF"/>
-                <w:sz w:val="20"/>
-              </w:rPr>
-              <w:t>Seçim</w:t>
-            </w:r>
-          </w:p>
-        </w:tc>
-        <w:tc>
-          <w:tcPr>
-            <w:tcW w:type="dxa" w:w="3061"/>
-            <w:shd w:fill="5C3A21" w:val="clear"/>
-            <w:tcBorders>
-              <w:top w:val="single" w:sz="4" w:space="0" w:color="C9B8A8"/>
-              <w:left w:val="single" w:sz="4" w:space="0" w:color="C9B8A8"/>
-              <w:bottom w:val="single" w:sz="4" w:space="0" w:color="C9B8A8"/>
-              <w:right w:val="single" w:sz="4" w:space="0" w:color="C9B8A8"/>
-            </w:tcBorders>
-          </w:tcPr>
-          <w:p>
-            <w:r/>
-            <w:r>
-              <w:rPr>
-                <w:rFonts w:ascii="Calibri" w:hAnsi="Calibri" w:eastAsia="Calibri"/>
-                <w:b/>
-                <w:i w:val="0"/>
-                <w:color w:val="FFFFFF"/>
-                <w:sz w:val="20"/>
-              </w:rPr>
-              <w:t>Neden</w:t>
-            </w:r>
-          </w:p>
-        </w:tc>
-      </w:tr>
-      <w:tr>
-        <w:tc>
-          <w:tcPr>
-            <w:tcW w:type="dxa" w:w="3061"/>
-            <w:tcBorders>
-              <w:top w:val="single" w:sz="4" w:space="0" w:color="C9B8A8"/>
-              <w:left w:val="single" w:sz="4" w:space="0" w:color="C9B8A8"/>
-              <w:bottom w:val="single" w:sz="4" w:space="0" w:color="C9B8A8"/>
-              <w:right w:val="single" w:sz="4" w:space="0" w:color="C9B8A8"/>
-            </w:tcBorders>
-          </w:tcPr>
-          <w:p>
-            <w:r/>
-            <w:r>
-              <w:rPr>
-                <w:rFonts w:ascii="Calibri" w:hAnsi="Calibri" w:eastAsia="Calibri"/>
-                <w:b w:val="0"/>
-                <w:i w:val="0"/>
-                <w:color w:val="221A14"/>
-                <w:sz w:val="20"/>
-              </w:rPr>
-              <w:t>Arayüz</w:t>
-            </w:r>
-          </w:p>
-        </w:tc>
-        <w:tc>
-          <w:tcPr>
-            <w:tcW w:type="dxa" w:w="3061"/>
-            <w:tcBorders>
-              <w:top w:val="single" w:sz="4" w:space="0" w:color="C9B8A8"/>
-              <w:left w:val="single" w:sz="4" w:space="0" w:color="C9B8A8"/>
-              <w:bottom w:val="single" w:sz="4" w:space="0" w:color="C9B8A8"/>
-              <w:right w:val="single" w:sz="4" w:space="0" w:color="C9B8A8"/>
-            </w:tcBorders>
-          </w:tcPr>
-          <w:p>
-            <w:r/>
-            <w:r>
-              <w:rPr>
-                <w:rFonts w:ascii="Calibri" w:hAnsi="Calibri" w:eastAsia="Calibri"/>
-                <w:b w:val="0"/>
-                <w:i w:val="0"/>
-                <w:color w:val="221A14"/>
-                <w:sz w:val="20"/>
-              </w:rPr>
-              <w:t>HTML5, CSS3, Bootstrap 5, az miktar vanilla JS (</w:t>
-            </w:r>
-            <w:r>
-              <w:rPr>
-                <w:rFonts w:ascii="Courier New" w:hAnsi="Courier New" w:eastAsia="Courier New"/>
-                <w:b w:val="0"/>
-                <w:i w:val="0"/>
-                <w:color w:val="5C3A21"/>
-                <w:sz w:val="18"/>
-              </w:rPr>
-              <w:t>fetch</w:t>
-            </w:r>
-            <w:r>
-              <w:rPr>
-                <w:rFonts w:ascii="Calibri" w:hAnsi="Calibri" w:eastAsia="Calibri"/>
-                <w:b w:val="0"/>
-                <w:i w:val="0"/>
-                <w:color w:val="221A14"/>
-                <w:sz w:val="20"/>
-              </w:rPr>
-              <w:t>)</w:t>
-            </w:r>
-          </w:p>
-        </w:tc>
-        <w:tc>
-          <w:tcPr>
-            <w:tcW w:type="dxa" w:w="3061"/>
-            <w:tcBorders>
-              <w:top w:val="single" w:sz="4" w:space="0" w:color="C9B8A8"/>
-              <w:left w:val="single" w:sz="4" w:space="0" w:color="C9B8A8"/>
-              <w:bottom w:val="single" w:sz="4" w:space="0" w:color="C9B8A8"/>
-              <w:right w:val="single" w:sz="4" w:space="0" w:color="C9B8A8"/>
-            </w:tcBorders>
-          </w:tcPr>
-          <w:p>
-            <w:r/>
-            <w:r>
-              <w:rPr>
-                <w:rFonts w:ascii="Calibri" w:hAnsi="Calibri" w:eastAsia="Calibri"/>
-                <w:b w:val="0"/>
-                <w:i w:val="0"/>
-                <w:color w:val="221A14"/>
-                <w:sz w:val="20"/>
-              </w:rPr>
-              <w:t xml:space="preserve">Ders iskeleti; tema Bootstrap’in üzerine yazılan </w:t>
-            </w:r>
-            <w:r>
-              <w:rPr>
-                <w:rFonts w:ascii="Courier New" w:hAnsi="Courier New" w:eastAsia="Courier New"/>
-                <w:b w:val="0"/>
-                <w:i w:val="0"/>
-                <w:color w:val="5C3A21"/>
-                <w:sz w:val="18"/>
-              </w:rPr>
-              <w:t>assets/css/style.css</w:t>
-            </w:r>
-          </w:p>
-        </w:tc>
-      </w:tr>
-      <w:tr>
-        <w:tc>
-          <w:tcPr>
-            <w:tcW w:type="dxa" w:w="3061"/>
-            <w:shd w:fill="F8F3EE" w:val="clear"/>
-            <w:tcBorders>
-              <w:top w:val="single" w:sz="4" w:space="0" w:color="C9B8A8"/>
-              <w:left w:val="single" w:sz="4" w:space="0" w:color="C9B8A8"/>
-              <w:bottom w:val="single" w:sz="4" w:space="0" w:color="C9B8A8"/>
-              <w:right w:val="single" w:sz="4" w:space="0" w:color="C9B8A8"/>
-            </w:tcBorders>
-          </w:tcPr>
-          <w:p>
-            <w:r/>
-            <w:r>
-              <w:rPr>
-                <w:rFonts w:ascii="Calibri" w:hAnsi="Calibri" w:eastAsia="Calibri"/>
-                <w:b w:val="0"/>
-                <w:i w:val="0"/>
-                <w:color w:val="221A14"/>
-                <w:sz w:val="20"/>
-              </w:rPr>
-              <w:t>Sunucu</w:t>
-            </w:r>
-          </w:p>
-        </w:tc>
-        <w:tc>
-          <w:tcPr>
-            <w:tcW w:type="dxa" w:w="3061"/>
-            <w:shd w:fill="F8F3EE" w:val="clear"/>
-            <w:tcBorders>
-              <w:top w:val="single" w:sz="4" w:space="0" w:color="C9B8A8"/>
-              <w:left w:val="single" w:sz="4" w:space="0" w:color="C9B8A8"/>
-              <w:bottom w:val="single" w:sz="4" w:space="0" w:color="C9B8A8"/>
-              <w:right w:val="single" w:sz="4" w:space="0" w:color="C9B8A8"/>
-            </w:tcBorders>
-          </w:tcPr>
-          <w:p>
-            <w:r/>
-            <w:r>
-              <w:rPr>
-                <w:rFonts w:ascii="Calibri" w:hAnsi="Calibri" w:eastAsia="Calibri"/>
-                <w:b w:val="0"/>
-                <w:i w:val="0"/>
-                <w:color w:val="221A14"/>
-                <w:sz w:val="20"/>
-              </w:rPr>
-              <w:t>Saf PHP 8, framework yok</w:t>
-            </w:r>
-          </w:p>
-        </w:tc>
-        <w:tc>
-          <w:tcPr>
-            <w:tcW w:type="dxa" w:w="3061"/>
-            <w:shd w:fill="F8F3EE" w:val="clear"/>
-            <w:tcBorders>
-              <w:top w:val="single" w:sz="4" w:space="0" w:color="C9B8A8"/>
-              <w:left w:val="single" w:sz="4" w:space="0" w:color="C9B8A8"/>
-              <w:bottom w:val="single" w:sz="4" w:space="0" w:color="C9B8A8"/>
-              <w:right w:val="single" w:sz="4" w:space="0" w:color="C9B8A8"/>
-            </w:tcBorders>
-          </w:tcPr>
-          <w:p>
-            <w:r/>
-            <w:r>
-              <w:rPr>
-                <w:rFonts w:ascii="Calibri" w:hAnsi="Calibri" w:eastAsia="Calibri"/>
-                <w:b w:val="0"/>
-                <w:i w:val="0"/>
-                <w:color w:val="221A14"/>
-                <w:sz w:val="20"/>
-              </w:rPr>
-              <w:t>Ödev kuralı</w:t>
-            </w:r>
-          </w:p>
-        </w:tc>
-      </w:tr>
-      <w:tr>
-        <w:tc>
-          <w:tcPr>
-            <w:tcW w:type="dxa" w:w="3061"/>
-            <w:tcBorders>
-              <w:top w:val="single" w:sz="4" w:space="0" w:color="C9B8A8"/>
-              <w:left w:val="single" w:sz="4" w:space="0" w:color="C9B8A8"/>
-              <w:bottom w:val="single" w:sz="4" w:space="0" w:color="C9B8A8"/>
-              <w:right w:val="single" w:sz="4" w:space="0" w:color="C9B8A8"/>
-            </w:tcBorders>
-          </w:tcPr>
-          <w:p>
-            <w:r/>
-            <w:r>
-              <w:rPr>
-                <w:rFonts w:ascii="Calibri" w:hAnsi="Calibri" w:eastAsia="Calibri"/>
-                <w:b w:val="0"/>
-                <w:i w:val="0"/>
-                <w:color w:val="221A14"/>
-                <w:sz w:val="20"/>
-              </w:rPr>
-              <w:t>Veri</w:t>
-            </w:r>
-          </w:p>
-        </w:tc>
-        <w:tc>
-          <w:tcPr>
-            <w:tcW w:type="dxa" w:w="3061"/>
-            <w:tcBorders>
-              <w:top w:val="single" w:sz="4" w:space="0" w:color="C9B8A8"/>
-              <w:left w:val="single" w:sz="4" w:space="0" w:color="C9B8A8"/>
-              <w:bottom w:val="single" w:sz="4" w:space="0" w:color="C9B8A8"/>
-              <w:right w:val="single" w:sz="4" w:space="0" w:color="C9B8A8"/>
-            </w:tcBorders>
-          </w:tcPr>
-          <w:p>
-            <w:r/>
-            <w:r>
-              <w:rPr>
-                <w:rFonts w:ascii="Calibri" w:hAnsi="Calibri" w:eastAsia="Calibri"/>
-                <w:b w:val="0"/>
-                <w:i w:val="0"/>
-                <w:color w:val="221A14"/>
-                <w:sz w:val="20"/>
-              </w:rPr>
-              <w:t>MySQL 8 / MariaDB 10.4+ (phpMyAdmin)</w:t>
-            </w:r>
-          </w:p>
-        </w:tc>
-        <w:tc>
-          <w:tcPr>
-            <w:tcW w:type="dxa" w:w="3061"/>
-            <w:tcBorders>
-              <w:top w:val="single" w:sz="4" w:space="0" w:color="C9B8A8"/>
-              <w:left w:val="single" w:sz="4" w:space="0" w:color="C9B8A8"/>
-              <w:bottom w:val="single" w:sz="4" w:space="0" w:color="C9B8A8"/>
-              <w:right w:val="single" w:sz="4" w:space="0" w:color="C9B8A8"/>
-            </w:tcBorders>
-          </w:tcPr>
-          <w:p>
-            <w:r/>
-            <w:r>
-              <w:rPr>
-                <w:rFonts w:ascii="Courier New" w:hAnsi="Courier New" w:eastAsia="Courier New"/>
-                <w:b w:val="0"/>
-                <w:i w:val="0"/>
-                <w:color w:val="5C3A21"/>
-                <w:sz w:val="18"/>
-              </w:rPr>
-              <w:t>database.sql</w:t>
-            </w:r>
-            <w:r>
-              <w:rPr>
-                <w:rFonts w:ascii="Calibri" w:hAnsi="Calibri" w:eastAsia="Calibri"/>
-                <w:b w:val="0"/>
-                <w:i w:val="0"/>
-                <w:color w:val="221A14"/>
-                <w:sz w:val="20"/>
-              </w:rPr>
-              <w:t xml:space="preserve"> tek dosyada şema + örnek veri</w:t>
-            </w:r>
-          </w:p>
-        </w:tc>
-      </w:tr>
-      <w:tr>
-        <w:tc>
-          <w:tcPr>
-            <w:tcW w:type="dxa" w:w="3061"/>
-            <w:shd w:fill="F8F3EE" w:val="clear"/>
-            <w:tcBorders>
-              <w:top w:val="single" w:sz="4" w:space="0" w:color="C9B8A8"/>
-              <w:left w:val="single" w:sz="4" w:space="0" w:color="C9B8A8"/>
-              <w:bottom w:val="single" w:sz="4" w:space="0" w:color="C9B8A8"/>
-              <w:right w:val="single" w:sz="4" w:space="0" w:color="C9B8A8"/>
-            </w:tcBorders>
-          </w:tcPr>
-          <w:p>
-            <w:r/>
-            <w:r>
-              <w:rPr>
-                <w:rFonts w:ascii="Calibri" w:hAnsi="Calibri" w:eastAsia="Calibri"/>
-                <w:b w:val="0"/>
-                <w:i w:val="0"/>
-                <w:color w:val="221A14"/>
-                <w:sz w:val="20"/>
-              </w:rPr>
-              <w:t>Erişim</w:t>
-            </w:r>
-          </w:p>
-        </w:tc>
-        <w:tc>
-          <w:tcPr>
-            <w:tcW w:type="dxa" w:w="3061"/>
-            <w:shd w:fill="F8F3EE" w:val="clear"/>
-            <w:tcBorders>
-              <w:top w:val="single" w:sz="4" w:space="0" w:color="C9B8A8"/>
-              <w:left w:val="single" w:sz="4" w:space="0" w:color="C9B8A8"/>
-              <w:bottom w:val="single" w:sz="4" w:space="0" w:color="C9B8A8"/>
-              <w:right w:val="single" w:sz="4" w:space="0" w:color="C9B8A8"/>
-            </w:tcBorders>
-          </w:tcPr>
-          <w:p>
-            <w:r/>
-            <w:r>
-              <w:rPr>
-                <w:rFonts w:ascii="Calibri" w:hAnsi="Calibri" w:eastAsia="Calibri"/>
-                <w:b w:val="0"/>
-                <w:i w:val="0"/>
-                <w:color w:val="221A14"/>
-                <w:sz w:val="20"/>
-              </w:rPr>
-              <w:t xml:space="preserve">PDO, </w:t>
-            </w:r>
-            <w:r>
-              <w:rPr>
-                <w:rFonts w:ascii="Courier New" w:hAnsi="Courier New" w:eastAsia="Courier New"/>
-                <w:b w:val="0"/>
-                <w:i w:val="0"/>
-                <w:color w:val="5C3A21"/>
-                <w:sz w:val="18"/>
-              </w:rPr>
-              <w:t>ATTR_EMULATE_PREPARES =&gt; false</w:t>
-            </w:r>
-          </w:p>
-        </w:tc>
-        <w:tc>
-          <w:tcPr>
-            <w:tcW w:type="dxa" w:w="3061"/>
-            <w:shd w:fill="F8F3EE" w:val="clear"/>
-            <w:tcBorders>
-              <w:top w:val="single" w:sz="4" w:space="0" w:color="C9B8A8"/>
-              <w:left w:val="single" w:sz="4" w:space="0" w:color="C9B8A8"/>
-              <w:bottom w:val="single" w:sz="4" w:space="0" w:color="C9B8A8"/>
-              <w:right w:val="single" w:sz="4" w:space="0" w:color="C9B8A8"/>
-            </w:tcBorders>
-          </w:tcPr>
-          <w:p>
-            <w:r/>
-            <w:r>
-              <w:rPr>
-                <w:rFonts w:ascii="Calibri" w:hAnsi="Calibri" w:eastAsia="Calibri"/>
-                <w:b w:val="0"/>
-                <w:i w:val="0"/>
-                <w:color w:val="221A14"/>
-                <w:sz w:val="20"/>
-              </w:rPr>
-              <w:t>Gerçek prepared statement</w:t>
-            </w:r>
-          </w:p>
-        </w:tc>
-      </w:tr>
-      <w:tr>
-        <w:tc>
-          <w:tcPr>
-            <w:tcW w:type="dxa" w:w="3061"/>
-            <w:tcBorders>
-              <w:top w:val="single" w:sz="4" w:space="0" w:color="C9B8A8"/>
-              <w:left w:val="single" w:sz="4" w:space="0" w:color="C9B8A8"/>
-              <w:bottom w:val="single" w:sz="4" w:space="0" w:color="C9B8A8"/>
-              <w:right w:val="single" w:sz="4" w:space="0" w:color="C9B8A8"/>
-            </w:tcBorders>
-          </w:tcPr>
-          <w:p>
-            <w:r/>
-            <w:r>
-              <w:rPr>
-                <w:rFonts w:ascii="Calibri" w:hAnsi="Calibri" w:eastAsia="Calibri"/>
-                <w:b w:val="0"/>
-                <w:i w:val="0"/>
-                <w:color w:val="221A14"/>
-                <w:sz w:val="20"/>
-              </w:rPr>
-              <w:t>Güvenlik</w:t>
-            </w:r>
-          </w:p>
-        </w:tc>
-        <w:tc>
-          <w:tcPr>
-            <w:tcW w:type="dxa" w:w="3061"/>
-            <w:tcBorders>
-              <w:top w:val="single" w:sz="4" w:space="0" w:color="C9B8A8"/>
-              <w:left w:val="single" w:sz="4" w:space="0" w:color="C9B8A8"/>
-              <w:bottom w:val="single" w:sz="4" w:space="0" w:color="C9B8A8"/>
-              <w:right w:val="single" w:sz="4" w:space="0" w:color="C9B8A8"/>
-            </w:tcBorders>
-          </w:tcPr>
-          <w:p>
-            <w:r/>
-            <w:r>
-              <w:rPr>
-                <w:rFonts w:ascii="Courier New" w:hAnsi="Courier New" w:eastAsia="Courier New"/>
-                <w:b w:val="0"/>
-                <w:i w:val="0"/>
-                <w:color w:val="5C3A21"/>
-                <w:sz w:val="18"/>
-              </w:rPr>
-              <w:t>e()</w:t>
-            </w:r>
-            <w:r>
-              <w:rPr>
-                <w:rFonts w:ascii="Calibri" w:hAnsi="Calibri" w:eastAsia="Calibri"/>
-                <w:b w:val="0"/>
-                <w:i w:val="0"/>
-                <w:color w:val="221A14"/>
-                <w:sz w:val="20"/>
-              </w:rPr>
-              <w:t xml:space="preserve">, CSRF, session, </w:t>
-            </w:r>
-            <w:r>
-              <w:rPr>
-                <w:rFonts w:ascii="Courier New" w:hAnsi="Courier New" w:eastAsia="Courier New"/>
-                <w:b w:val="0"/>
-                <w:i w:val="0"/>
-                <w:color w:val="5C3A21"/>
-                <w:sz w:val="18"/>
-              </w:rPr>
-              <w:t>password_hash</w:t>
-            </w:r>
-          </w:p>
-        </w:tc>
-        <w:tc>
-          <w:tcPr>
-            <w:tcW w:type="dxa" w:w="3061"/>
-            <w:tcBorders>
-              <w:top w:val="single" w:sz="4" w:space="0" w:color="C9B8A8"/>
-              <w:left w:val="single" w:sz="4" w:space="0" w:color="C9B8A8"/>
-              <w:bottom w:val="single" w:sz="4" w:space="0" w:color="C9B8A8"/>
-              <w:right w:val="single" w:sz="4" w:space="0" w:color="C9B8A8"/>
-            </w:tcBorders>
-          </w:tcPr>
-          <w:p>
-            <w:r/>
-            <w:r>
-              <w:rPr>
-                <w:rFonts w:ascii="Calibri" w:hAnsi="Calibri" w:eastAsia="Calibri"/>
-                <w:b w:val="0"/>
-                <w:i w:val="0"/>
-                <w:color w:val="221A14"/>
-                <w:sz w:val="20"/>
-              </w:rPr>
-              <w:t>Aşağıda ayrı bölüm</w:t>
-            </w:r>
-          </w:p>
-        </w:tc>
-      </w:tr>
-    </w:tbl>
-    <w:p>
-      <w:pPr>
-        <w:spacing w:after="120"/>
-      </w:pPr>
-    </w:p>
-    <w:p>
-      <w:pPr>
-        <w:spacing w:after="160" w:before="0" w:line="276" w:lineRule="auto"/>
-      </w:pPr>
-      <w:r>
-        <w:rPr>
-          <w:rFonts w:ascii="Calibri" w:hAnsi="Calibri" w:eastAsia="Calibri"/>
-          <w:b w:val="0"/>
-          <w:i w:val="0"/>
-          <w:color w:val="221A14"/>
-          <w:sz w:val="22"/>
-        </w:rPr>
-        <w:t xml:space="preserve">Tüm sayfalar tek kapıdan girer: </w:t>
-      </w:r>
-      <w:r>
-        <w:rPr>
-          <w:rFonts w:ascii="Courier New" w:hAnsi="Courier New" w:eastAsia="Courier New"/>
-          <w:b w:val="0"/>
-          <w:i w:val="0"/>
-          <w:color w:val="5C3A21"/>
-          <w:sz w:val="20"/>
-        </w:rPr>
-        <w:t>require_once .../app/bootstrap.php</w:t>
-      </w:r>
-      <w:r>
-        <w:rPr>
-          <w:rFonts w:ascii="Calibri" w:hAnsi="Calibri" w:eastAsia="Calibri"/>
-          <w:b w:val="0"/>
-          <w:i w:val="0"/>
-          <w:color w:val="221A14"/>
-          <w:sz w:val="22"/>
-        </w:rPr>
-        <w:t xml:space="preserve">. Sayfa dosyasında </w:t>
-      </w:r>
-      <w:r>
-        <w:rPr>
-          <w:rFonts w:ascii="Courier New" w:hAnsi="Courier New" w:eastAsia="Courier New"/>
-          <w:b w:val="0"/>
-          <w:i w:val="0"/>
-          <w:color w:val="5C3A21"/>
-          <w:sz w:val="20"/>
-        </w:rPr>
-        <w:t>define('APP_INIT', true)</w:t>
-      </w:r>
-      <w:r>
-        <w:rPr>
-          <w:rFonts w:ascii="Calibri" w:hAnsi="Calibri" w:eastAsia="Calibri"/>
-          <w:b w:val="0"/>
-          <w:i w:val="0"/>
-          <w:color w:val="221A14"/>
-          <w:sz w:val="22"/>
-        </w:rPr>
-        <w:t xml:space="preserve"> yazılmaz; sabiti bootstrap tanımlar. </w:t>
-      </w:r>
-      <w:r>
-        <w:rPr>
-          <w:rFonts w:ascii="Courier New" w:hAnsi="Courier New" w:eastAsia="Courier New"/>
-          <w:b w:val="0"/>
-          <w:i w:val="0"/>
-          <w:color w:val="5C3A21"/>
-          <w:sz w:val="20"/>
-        </w:rPr>
-        <w:t>app/</w:t>
-      </w:r>
-      <w:r>
-        <w:rPr>
-          <w:rFonts w:ascii="Calibri" w:hAnsi="Calibri" w:eastAsia="Calibri"/>
-          <w:b w:val="0"/>
-          <w:i w:val="0"/>
-          <w:color w:val="221A14"/>
-          <w:sz w:val="22"/>
-        </w:rPr>
-        <w:t xml:space="preserve"> klasörü </w:t>
-      </w:r>
-      <w:r>
-        <w:rPr>
-          <w:rFonts w:ascii="Courier New" w:hAnsi="Courier New" w:eastAsia="Courier New"/>
-          <w:b w:val="0"/>
-          <w:i w:val="0"/>
-          <w:color w:val="5C3A21"/>
-          <w:sz w:val="20"/>
-        </w:rPr>
-        <w:t>.htaccess</w:t>
-      </w:r>
-      <w:r>
-        <w:rPr>
-          <w:rFonts w:ascii="Calibri" w:hAnsi="Calibri" w:eastAsia="Calibri"/>
-          <w:b w:val="0"/>
-          <w:i w:val="0"/>
-          <w:color w:val="221A14"/>
-          <w:sz w:val="22"/>
-        </w:rPr>
-        <w:t xml:space="preserve"> ile tarayıcıya kapalıdır.</w:t>
-      </w:r>
-    </w:p>
-    <w:p>
-      <w:pPr>
-        <w:pStyle w:val="Heading1"/>
-        <w:spacing w:before="320" w:after="160"/>
-      </w:pPr>
-      <w:r>
-        <w:rPr>
-          <w:rFonts w:ascii="Calibri" w:hAnsi="Calibri" w:eastAsia="Calibri"/>
-          <w:color w:val="3D291A"/>
-        </w:rPr>
-        <w:t>3. Veritabanı şeması (üç tablo)</w:t>
-      </w:r>
-    </w:p>
-    <w:p>
-      <w:pPr>
-        <w:spacing w:after="160" w:before="0" w:line="276" w:lineRule="auto"/>
-      </w:pPr>
-      <w:r>
-        <w:rPr>
-          <w:rFonts w:ascii="Calibri" w:hAnsi="Calibri" w:eastAsia="Calibri"/>
-          <w:b w:val="0"/>
-          <w:i w:val="0"/>
-          <w:color w:val="221A14"/>
-          <w:sz w:val="22"/>
-        </w:rPr>
-        <w:t xml:space="preserve">Karakter seti </w:t>
-      </w:r>
-      <w:r>
-        <w:rPr>
-          <w:rFonts w:ascii="Courier New" w:hAnsi="Courier New" w:eastAsia="Courier New"/>
-          <w:b w:val="0"/>
-          <w:i w:val="0"/>
-          <w:color w:val="5C3A21"/>
-          <w:sz w:val="20"/>
-        </w:rPr>
-        <w:t>utf8mb4</w:t>
-      </w:r>
-      <w:r>
-        <w:rPr>
-          <w:rFonts w:ascii="Calibri" w:hAnsi="Calibri" w:eastAsia="Calibri"/>
-          <w:b w:val="0"/>
-          <w:i w:val="0"/>
-          <w:color w:val="221A14"/>
-          <w:sz w:val="22"/>
-        </w:rPr>
-        <w:t xml:space="preserve"> / </w:t>
-      </w:r>
-      <w:r>
-        <w:rPr>
-          <w:rFonts w:ascii="Courier New" w:hAnsi="Courier New" w:eastAsia="Courier New"/>
-          <w:b w:val="0"/>
-          <w:i w:val="0"/>
-          <w:color w:val="5C3A21"/>
-          <w:sz w:val="20"/>
-        </w:rPr>
-        <w:t>utf8mb4_unicode_ci</w:t>
-      </w:r>
-      <w:r>
-        <w:rPr>
-          <w:rFonts w:ascii="Calibri" w:hAnsi="Calibri" w:eastAsia="Calibri"/>
-          <w:b w:val="0"/>
-          <w:i w:val="0"/>
-          <w:color w:val="221A14"/>
-          <w:sz w:val="22"/>
-        </w:rPr>
-        <w:t xml:space="preserve"> (Türkçe diyakritik).</w:t>
-      </w:r>
-    </w:p>
-    <w:p>
-      <w:pPr>
-        <w:pStyle w:val="Heading2"/>
-        <w:spacing w:before="240" w:after="160"/>
-      </w:pPr>
-      <w:r>
-        <w:rPr>
-          <w:rFonts w:ascii="Calibri" w:hAnsi="Calibri" w:eastAsia="Calibri"/>
-          <w:color w:val="3D291A"/>
-        </w:rPr>
-        <w:t>3.1 yoneticiler</w:t>
-      </w:r>
-    </w:p>
-    <w:p>
-      <w:pPr>
-        <w:spacing w:after="160" w:before="0" w:line="276" w:lineRule="auto"/>
-      </w:pPr>
-      <w:r>
-        <w:rPr>
-          <w:rFonts w:ascii="Calibri" w:hAnsi="Calibri" w:eastAsia="Calibri"/>
-          <w:b w:val="0"/>
-          <w:i w:val="0"/>
-          <w:color w:val="221A14"/>
-          <w:sz w:val="22"/>
-        </w:rPr>
-        <w:t xml:space="preserve">Admin girişi. Şifre düz metin tutulmaz; </w:t>
-      </w:r>
-      <w:r>
-        <w:rPr>
-          <w:rFonts w:ascii="Courier New" w:hAnsi="Courier New" w:eastAsia="Courier New"/>
-          <w:b w:val="0"/>
-          <w:i w:val="0"/>
-          <w:color w:val="5C3A21"/>
-          <w:sz w:val="20"/>
-        </w:rPr>
-        <w:t>password_hash()</w:t>
-      </w:r>
-      <w:r>
-        <w:rPr>
-          <w:rFonts w:ascii="Calibri" w:hAnsi="Calibri" w:eastAsia="Calibri"/>
-          <w:b w:val="0"/>
-          <w:i w:val="0"/>
-          <w:color w:val="221A14"/>
-          <w:sz w:val="22"/>
-        </w:rPr>
-        <w:t xml:space="preserve"> çıktısı (</w:t>
-      </w:r>
-      <w:r>
-        <w:rPr>
-          <w:rFonts w:ascii="Courier New" w:hAnsi="Courier New" w:eastAsia="Courier New"/>
-          <w:b w:val="0"/>
-          <w:i w:val="0"/>
-          <w:color w:val="5C3A21"/>
-          <w:sz w:val="20"/>
-        </w:rPr>
-        <w:t>sifre</w:t>
-      </w:r>
-      <w:r>
-        <w:rPr>
-          <w:rFonts w:ascii="Calibri" w:hAnsi="Calibri" w:eastAsia="Calibri"/>
-          <w:b w:val="0"/>
-          <w:i w:val="0"/>
-          <w:color w:val="221A14"/>
-          <w:sz w:val="22"/>
-        </w:rPr>
-        <w:t xml:space="preserve"> VARCHAR 255). Kullanıcı adı </w:t>
-      </w:r>
-      <w:r>
-        <w:rPr>
-          <w:rFonts w:ascii="Courier New" w:hAnsi="Courier New" w:eastAsia="Courier New"/>
-          <w:b w:val="0"/>
-          <w:i w:val="0"/>
-          <w:color w:val="5C3A21"/>
-          <w:sz w:val="20"/>
-        </w:rPr>
-        <w:t>UNIQUE</w:t>
-      </w:r>
-      <w:r>
-        <w:rPr>
-          <w:rFonts w:ascii="Calibri" w:hAnsi="Calibri" w:eastAsia="Calibri"/>
-          <w:b w:val="0"/>
-          <w:i w:val="0"/>
-          <w:color w:val="221A14"/>
-          <w:sz w:val="22"/>
-        </w:rPr>
-        <w:t>.</w:t>
-      </w:r>
-    </w:p>
-    <w:p>
-      <w:pPr>
-        <w:spacing w:after="160" w:before="0" w:line="276" w:lineRule="auto"/>
-      </w:pPr>
-      <w:r>
-        <w:rPr>
-          <w:rFonts w:ascii="Calibri" w:hAnsi="Calibri" w:eastAsia="Calibri"/>
-          <w:b w:val="0"/>
-          <w:i w:val="0"/>
-          <w:color w:val="221A14"/>
-          <w:sz w:val="22"/>
-        </w:rPr>
-        <w:t xml:space="preserve">Varsayılan hesap (yalnızca ders): </w:t>
-      </w:r>
-      <w:r>
-        <w:rPr>
-          <w:rFonts w:ascii="Courier New" w:hAnsi="Courier New" w:eastAsia="Courier New"/>
-          <w:b w:val="0"/>
-          <w:i w:val="0"/>
-          <w:color w:val="5C3A21"/>
-          <w:sz w:val="20"/>
-        </w:rPr>
-        <w:t>admin</w:t>
-      </w:r>
-      <w:r>
-        <w:rPr>
-          <w:rFonts w:ascii="Calibri" w:hAnsi="Calibri" w:eastAsia="Calibri"/>
-          <w:b w:val="0"/>
-          <w:i w:val="0"/>
-          <w:color w:val="221A14"/>
-          <w:sz w:val="22"/>
-        </w:rPr>
-        <w:t xml:space="preserve"> / </w:t>
-      </w:r>
-      <w:r>
-        <w:rPr>
-          <w:rFonts w:ascii="Courier New" w:hAnsi="Courier New" w:eastAsia="Courier New"/>
-          <w:b w:val="0"/>
-          <w:i w:val="0"/>
-          <w:color w:val="5C3A21"/>
-          <w:sz w:val="20"/>
-        </w:rPr>
-        <w:t>admin123</w:t>
-      </w:r>
-      <w:r>
-        <w:rPr>
-          <w:rFonts w:ascii="Calibri" w:hAnsi="Calibri" w:eastAsia="Calibri"/>
-          <w:b w:val="0"/>
-          <w:i w:val="0"/>
-          <w:color w:val="221A14"/>
-          <w:sz w:val="22"/>
-        </w:rPr>
-        <w:t>.</w:t>
-      </w:r>
-    </w:p>
-    <w:p>
-      <w:pPr>
-        <w:pStyle w:val="Heading2"/>
-        <w:spacing w:before="240" w:after="160"/>
-      </w:pPr>
-      <w:r>
-        <w:rPr>
-          <w:rFonts w:ascii="Calibri" w:hAnsi="Calibri" w:eastAsia="Calibri"/>
-          <w:color w:val="3D291A"/>
-        </w:rPr>
-        <w:t>3.2 masalar</w:t>
-      </w:r>
-    </w:p>
-    <w:p>
-      <w:pPr>
-        <w:spacing w:after="160" w:before="0" w:line="276" w:lineRule="auto"/>
-      </w:pPr>
-      <w:r>
-        <w:rPr>
-          <w:rFonts w:ascii="Calibri" w:hAnsi="Calibri" w:eastAsia="Calibri"/>
-          <w:b w:val="0"/>
-          <w:i w:val="0"/>
-          <w:color w:val="221A14"/>
-          <w:sz w:val="22"/>
-        </w:rPr>
-        <w:t xml:space="preserve">Fiziksel masa: ad, kapasite (1–30, CHECK), konum </w:t>
-      </w:r>
-      <w:r>
-        <w:rPr>
-          <w:rFonts w:ascii="Courier New" w:hAnsi="Courier New" w:eastAsia="Courier New"/>
-          <w:b w:val="0"/>
-          <w:i w:val="0"/>
-          <w:color w:val="5C3A21"/>
-          <w:sz w:val="20"/>
-        </w:rPr>
-        <w:t>ENUM('ic','dis')</w:t>
-      </w:r>
-      <w:r>
-        <w:rPr>
-          <w:rFonts w:ascii="Calibri" w:hAnsi="Calibri" w:eastAsia="Calibri"/>
-          <w:b w:val="0"/>
-          <w:i w:val="0"/>
-          <w:color w:val="221A14"/>
-          <w:sz w:val="22"/>
-        </w:rPr>
-        <w:t xml:space="preserve">, durum </w:t>
-      </w:r>
-      <w:r>
-        <w:rPr>
-          <w:rFonts w:ascii="Courier New" w:hAnsi="Courier New" w:eastAsia="Courier New"/>
-          <w:b w:val="0"/>
-          <w:i w:val="0"/>
-          <w:color w:val="5C3A21"/>
-          <w:sz w:val="20"/>
-        </w:rPr>
-        <w:t>ENUM('aktif','pasif')</w:t>
-      </w:r>
-      <w:r>
-        <w:rPr>
-          <w:rFonts w:ascii="Calibri" w:hAnsi="Calibri" w:eastAsia="Calibri"/>
-          <w:b w:val="0"/>
-          <w:i w:val="0"/>
-          <w:color w:val="221A14"/>
-          <w:sz w:val="22"/>
-        </w:rPr>
-        <w:t>. Pasif masa müşteri listesinde çıkmaz; raporlarda adı durur.</w:t>
-      </w:r>
-    </w:p>
-    <w:p>
-      <w:pPr>
-        <w:pStyle w:val="Heading2"/>
-        <w:spacing w:before="240" w:after="160"/>
-      </w:pPr>
-      <w:r>
-        <w:rPr>
-          <w:rFonts w:ascii="Calibri" w:hAnsi="Calibri" w:eastAsia="Calibri"/>
-          <w:color w:val="3D291A"/>
-        </w:rPr>
-        <w:t>3.3 rezervasyonlar</w:t>
-      </w:r>
-    </w:p>
-    <w:p>
-      <w:pPr>
-        <w:spacing w:after="160" w:before="0" w:line="276" w:lineRule="auto"/>
-      </w:pPr>
-      <w:r>
-        <w:rPr>
-          <w:rFonts w:ascii="Calibri" w:hAnsi="Calibri" w:eastAsia="Calibri"/>
-          <w:b w:val="0"/>
-          <w:i w:val="0"/>
-          <w:color w:val="221A14"/>
-          <w:sz w:val="22"/>
-        </w:rPr>
-        <w:t>Bir kayıt = bir masa + bir tarih + bir saat aralığı + müşteri bilgisi + durum (</w:t>
-      </w:r>
-      <w:r>
-        <w:rPr>
-          <w:rFonts w:ascii="Courier New" w:hAnsi="Courier New" w:eastAsia="Courier New"/>
-          <w:b w:val="0"/>
-          <w:i w:val="0"/>
-          <w:color w:val="5C3A21"/>
-          <w:sz w:val="20"/>
-        </w:rPr>
-        <w:t>onaylandi</w:t>
-      </w:r>
-      <w:r>
-        <w:rPr>
-          <w:rFonts w:ascii="Calibri" w:hAnsi="Calibri" w:eastAsia="Calibri"/>
-          <w:b w:val="0"/>
-          <w:i w:val="0"/>
-          <w:color w:val="221A14"/>
-          <w:sz w:val="22"/>
-        </w:rPr>
-        <w:t xml:space="preserve"> / </w:t>
-      </w:r>
-      <w:r>
-        <w:rPr>
-          <w:rFonts w:ascii="Courier New" w:hAnsi="Courier New" w:eastAsia="Courier New"/>
-          <w:b w:val="0"/>
-          <w:i w:val="0"/>
-          <w:color w:val="5C3A21"/>
-          <w:sz w:val="20"/>
-        </w:rPr>
-        <w:t>iptal</w:t>
-      </w:r>
-      <w:r>
-        <w:rPr>
-          <w:rFonts w:ascii="Calibri" w:hAnsi="Calibri" w:eastAsia="Calibri"/>
-          <w:b w:val="0"/>
-          <w:i w:val="0"/>
-          <w:color w:val="221A14"/>
-          <w:sz w:val="22"/>
-        </w:rPr>
-        <w:t xml:space="preserve"> / </w:t>
-      </w:r>
-      <w:r>
-        <w:rPr>
-          <w:rFonts w:ascii="Courier New" w:hAnsi="Courier New" w:eastAsia="Courier New"/>
-          <w:b w:val="0"/>
-          <w:i w:val="0"/>
-          <w:color w:val="5C3A21"/>
-          <w:sz w:val="20"/>
-        </w:rPr>
-        <w:t>tamamlandi</w:t>
-      </w:r>
-      <w:r>
-        <w:rPr>
-          <w:rFonts w:ascii="Calibri" w:hAnsi="Calibri" w:eastAsia="Calibri"/>
-          <w:b w:val="0"/>
-          <w:i w:val="0"/>
-          <w:color w:val="221A14"/>
-          <w:sz w:val="22"/>
-        </w:rPr>
-        <w:t>).</w:t>
-      </w:r>
-    </w:p>
-    <w:p>
-      <w:pPr>
-        <w:pStyle w:val="ListBullet"/>
-        <w:spacing w:after="80"/>
-        <w:ind w:left="425"/>
-      </w:pPr>
-      <w:r>
-        <w:rPr>
-          <w:rFonts w:ascii="Courier New" w:hAnsi="Courier New" w:eastAsia="Courier New"/>
-          <w:b w:val="0"/>
-          <w:i w:val="0"/>
-          <w:color w:val="5C3A21"/>
-          <w:sz w:val="20"/>
-        </w:rPr>
-        <w:t>rezervasyon_kodu CHAR(8)</w:t>
-      </w:r>
-      <w:r>
-        <w:rPr>
-          <w:rFonts w:ascii="Calibri" w:hAnsi="Calibri" w:eastAsia="Calibri"/>
-          <w:b w:val="0"/>
-          <w:i w:val="0"/>
-          <w:color w:val="221A14"/>
-          <w:sz w:val="22"/>
-        </w:rPr>
-        <w:t xml:space="preserve"> benzersizdir. Ardışık </w:t>
-      </w:r>
-      <w:r>
-        <w:rPr>
-          <w:rFonts w:ascii="Courier New" w:hAnsi="Courier New" w:eastAsia="Courier New"/>
-          <w:b w:val="0"/>
-          <w:i w:val="0"/>
-          <w:color w:val="5C3A21"/>
-          <w:sz w:val="20"/>
-        </w:rPr>
-        <w:t>id</w:t>
-      </w:r>
-      <w:r>
-        <w:rPr>
-          <w:rFonts w:ascii="Calibri" w:hAnsi="Calibri" w:eastAsia="Calibri"/>
-          <w:b w:val="0"/>
-          <w:i w:val="0"/>
-          <w:color w:val="221A14"/>
-          <w:sz w:val="22"/>
-        </w:rPr>
-        <w:t xml:space="preserve"> ile sorgulamak IDOR riski taşır; kod tahmin edilmesi daha zordur.</w:t>
-      </w:r>
-    </w:p>
-    <w:p>
-      <w:pPr>
-        <w:pStyle w:val="ListBullet"/>
-        <w:spacing w:after="80"/>
-        <w:ind w:left="425"/>
-      </w:pPr>
-      <w:r>
-        <w:rPr>
-          <w:rFonts w:ascii="Courier New" w:hAnsi="Courier New" w:eastAsia="Courier New"/>
-          <w:b w:val="0"/>
-          <w:i w:val="0"/>
-          <w:color w:val="5C3A21"/>
-          <w:sz w:val="20"/>
-        </w:rPr>
-        <w:t>fk_rezervasyon_masa ... ON DELETE RESTRICT</w:t>
-      </w:r>
-      <w:r>
-        <w:rPr>
-          <w:rFonts w:ascii="Calibri" w:hAnsi="Calibri" w:eastAsia="Calibri"/>
-          <w:b w:val="0"/>
-          <w:i w:val="0"/>
-          <w:color w:val="221A14"/>
-          <w:sz w:val="22"/>
-        </w:rPr>
-        <w:t xml:space="preserve">: rezervasyonu olan masa </w:t>
-      </w:r>
-      <w:r>
-        <w:rPr>
-          <w:rFonts w:ascii="Courier New" w:hAnsi="Courier New" w:eastAsia="Courier New"/>
-          <w:b w:val="0"/>
-          <w:i w:val="0"/>
-          <w:color w:val="5C3A21"/>
-          <w:sz w:val="20"/>
-        </w:rPr>
-        <w:t>DELETE</w:t>
-      </w:r>
-      <w:r>
-        <w:rPr>
-          <w:rFonts w:ascii="Calibri" w:hAnsi="Calibri" w:eastAsia="Calibri"/>
-          <w:b w:val="0"/>
-          <w:i w:val="0"/>
-          <w:color w:val="221A14"/>
-          <w:sz w:val="22"/>
-        </w:rPr>
-        <w:t xml:space="preserve"> edilemez (MySQL 1451). PHP tarafında </w:t>
-      </w:r>
-      <w:r>
-        <w:rPr>
-          <w:rFonts w:ascii="Courier New" w:hAnsi="Courier New" w:eastAsia="Courier New"/>
-          <w:b w:val="0"/>
-          <w:i w:val="0"/>
-          <w:color w:val="5C3A21"/>
-          <w:sz w:val="20"/>
-        </w:rPr>
-        <w:t>MasaRepository::sil()</w:t>
-      </w:r>
-      <w:r>
-        <w:rPr>
-          <w:rFonts w:ascii="Calibri" w:hAnsi="Calibri" w:eastAsia="Calibri"/>
-          <w:b w:val="0"/>
-          <w:i w:val="0"/>
-          <w:color w:val="221A14"/>
-          <w:sz w:val="22"/>
-        </w:rPr>
-        <w:t xml:space="preserve"> kayıt varsa </w:t>
-      </w:r>
-      <w:r>
-        <w:rPr>
-          <w:rFonts w:ascii="Courier New" w:hAnsi="Courier New" w:eastAsia="Courier New"/>
-          <w:b w:val="0"/>
-          <w:i w:val="0"/>
-          <w:color w:val="5C3A21"/>
-          <w:sz w:val="20"/>
-        </w:rPr>
-        <w:t>pasif</w:t>
-      </w:r>
-      <w:r>
-        <w:rPr>
-          <w:rFonts w:ascii="Calibri" w:hAnsi="Calibri" w:eastAsia="Calibri"/>
-          <w:b w:val="0"/>
-          <w:i w:val="0"/>
-          <w:color w:val="221A14"/>
-          <w:sz w:val="22"/>
-        </w:rPr>
-        <w:t xml:space="preserve"> yapar.</w:t>
-      </w:r>
-    </w:p>
-    <w:p>
-      <w:pPr>
-        <w:pStyle w:val="ListBullet"/>
-        <w:spacing w:after="80"/>
-        <w:ind w:left="425"/>
-      </w:pPr>
-      <w:r>
-        <w:rPr>
-          <w:rFonts w:ascii="Calibri" w:hAnsi="Calibri" w:eastAsia="Calibri"/>
-          <w:b w:val="0"/>
-          <w:i w:val="0"/>
-          <w:color w:val="221A14"/>
-          <w:sz w:val="22"/>
-        </w:rPr>
-        <w:t xml:space="preserve">Çakışma sorgusu için bileşik indeks: </w:t>
-      </w:r>
-      <w:r>
-        <w:rPr>
-          <w:rFonts w:ascii="Courier New" w:hAnsi="Courier New" w:eastAsia="Courier New"/>
-          <w:b w:val="0"/>
-          <w:i w:val="0"/>
-          <w:color w:val="5C3A21"/>
-          <w:sz w:val="20"/>
-        </w:rPr>
-        <w:t>(masa_id, tarih, durum, baslangic_saati)</w:t>
-      </w:r>
-      <w:r>
-        <w:rPr>
-          <w:rFonts w:ascii="Calibri" w:hAnsi="Calibri" w:eastAsia="Calibri"/>
-          <w:b w:val="0"/>
-          <w:i w:val="0"/>
-          <w:color w:val="221A14"/>
-          <w:sz w:val="22"/>
-        </w:rPr>
-        <w:t>.</w:t>
-      </w:r>
-    </w:p>
-    <w:p>
-      <w:pPr>
-        <w:spacing w:after="160" w:before="0" w:line="276" w:lineRule="auto"/>
-      </w:pPr>
-      <w:r>
-        <w:rPr>
-          <w:rFonts w:ascii="Calibri" w:hAnsi="Calibri" w:eastAsia="Calibri"/>
-          <w:b w:val="0"/>
-          <w:i w:val="0"/>
-          <w:color w:val="221A14"/>
-          <w:sz w:val="22"/>
-        </w:rPr>
-        <w:t xml:space="preserve">Ayrıca dashboard için </w:t>
-      </w:r>
-      <w:r>
-        <w:rPr>
-          <w:rFonts w:ascii="Courier New" w:hAnsi="Courier New" w:eastAsia="Courier New"/>
-          <w:b w:val="0"/>
-          <w:i w:val="0"/>
-          <w:color w:val="5C3A21"/>
-          <w:sz w:val="20"/>
-        </w:rPr>
-        <w:t>v_gunluk_ozet</w:t>
-      </w:r>
-      <w:r>
-        <w:rPr>
-          <w:rFonts w:ascii="Calibri" w:hAnsi="Calibri" w:eastAsia="Calibri"/>
-          <w:b w:val="0"/>
-          <w:i w:val="0"/>
-          <w:color w:val="221A14"/>
-          <w:sz w:val="22"/>
-        </w:rPr>
-        <w:t xml:space="preserve"> view’i vardır (tablo değildir): tarihe göre toplam / onaylı / iptal / tamamlanan ve onaylı misafir sayısı. View, o gün hiç kayıt yoksa satır döndürmez; panel bunu sıfır kabul eder.</w:t>
-      </w:r>
-    </w:p>
-    <w:p>
-      <w:pPr>
-        <w:pStyle w:val="Heading1"/>
-        <w:spacing w:before="320" w:after="160"/>
-      </w:pPr>
-      <w:r>
-        <w:rPr>
-          <w:rFonts w:ascii="Calibri" w:hAnsi="Calibri" w:eastAsia="Calibri"/>
-          <w:color w:val="3D291A"/>
-        </w:rPr>
-        <w:t>4. Çakışma formülü</w:t>
-      </w:r>
-    </w:p>
-    <w:p>
-      <w:pPr>
-        <w:spacing w:after="160" w:before="0" w:line="276" w:lineRule="auto"/>
-      </w:pPr>
-      <w:r>
-        <w:rPr>
-          <w:rFonts w:ascii="Calibri" w:hAnsi="Calibri" w:eastAsia="Calibri"/>
-          <w:b w:val="0"/>
-          <w:i w:val="0"/>
-          <w:color w:val="221A14"/>
-          <w:sz w:val="22"/>
-        </w:rPr>
-        <w:t xml:space="preserve">İki yarı açık aralık </w:t>
-      </w:r>
-      <w:r>
-        <w:rPr>
-          <w:rFonts w:ascii="Courier New" w:hAnsi="Courier New" w:eastAsia="Courier New"/>
-          <w:b w:val="0"/>
-          <w:i w:val="0"/>
-          <w:color w:val="5C3A21"/>
-          <w:sz w:val="20"/>
-        </w:rPr>
-        <w:t>[A_bas, A_bit)</w:t>
-      </w:r>
-      <w:r>
-        <w:rPr>
-          <w:rFonts w:ascii="Calibri" w:hAnsi="Calibri" w:eastAsia="Calibri"/>
-          <w:b w:val="0"/>
-          <w:i w:val="0"/>
-          <w:color w:val="221A14"/>
-          <w:sz w:val="22"/>
-        </w:rPr>
-        <w:t xml:space="preserve"> ve </w:t>
-      </w:r>
-      <w:r>
-        <w:rPr>
-          <w:rFonts w:ascii="Courier New" w:hAnsi="Courier New" w:eastAsia="Courier New"/>
-          <w:b w:val="0"/>
-          <w:i w:val="0"/>
-          <w:color w:val="5C3A21"/>
-          <w:sz w:val="20"/>
-        </w:rPr>
-        <w:t>[B_bas, B_bit)</w:t>
-      </w:r>
-      <w:r>
-        <w:rPr>
-          <w:rFonts w:ascii="Calibri" w:hAnsi="Calibri" w:eastAsia="Calibri"/>
-          <w:b w:val="0"/>
-          <w:i w:val="0"/>
-          <w:color w:val="221A14"/>
-          <w:sz w:val="22"/>
-        </w:rPr>
-        <w:t xml:space="preserve"> ancak şu koşulla kesişir:</w:t>
-      </w:r>
-    </w:p>
-    <w:p>
-      <w:pPr>
-        <w:spacing w:before="0" w:after="0"/>
-        <w:ind w:left="227"/>
-        <w:shd w:fill="F6F1EA" w:val="clear"/>
-      </w:pPr>
-      <w:r>
-        <w:rPr>
-          <w:rFonts w:ascii="Courier New" w:hAnsi="Courier New" w:eastAsia="Courier New"/>
-          <w:b w:val="0"/>
-          <w:i w:val="0"/>
-          <w:color w:val="3D291A"/>
-          <w:sz w:val="20"/>
-        </w:rPr>
-        <w:t>durum = 'onaylandi'</w:t>
-      </w:r>
-    </w:p>
-    <w:p>
-      <w:pPr>
-        <w:spacing w:before="0" w:after="0"/>
-        <w:ind w:left="227"/>
-        <w:shd w:fill="F6F1EA" w:val="clear"/>
-      </w:pPr>
-      <w:r>
-        <w:rPr>
-          <w:rFonts w:ascii="Courier New" w:hAnsi="Courier New" w:eastAsia="Courier New"/>
-          <w:b w:val="0"/>
-          <w:i w:val="0"/>
-          <w:color w:val="3D291A"/>
-          <w:sz w:val="20"/>
-        </w:rPr>
-        <w:t>AND baslangic_saati &lt; :bitis</w:t>
-      </w:r>
-    </w:p>
-    <w:p>
-      <w:pPr>
-        <w:spacing w:before="0" w:after="0"/>
-        <w:ind w:left="227"/>
-        <w:shd w:fill="F6F1EA" w:val="clear"/>
-      </w:pPr>
-      <w:r>
-        <w:rPr>
-          <w:rFonts w:ascii="Courier New" w:hAnsi="Courier New" w:eastAsia="Courier New"/>
-          <w:b w:val="0"/>
-          <w:i w:val="0"/>
-          <w:color w:val="3D291A"/>
-          <w:sz w:val="20"/>
-        </w:rPr>
-        <w:t>AND bitis_saati     &gt; :baslangic</w:t>
-      </w:r>
-    </w:p>
-    <w:p>
-      <w:pPr>
-        <w:spacing w:after="160"/>
-      </w:pPr>
-    </w:p>
-    <w:p>
-      <w:pPr>
-        <w:spacing w:after="160" w:before="0" w:line="276" w:lineRule="auto"/>
-      </w:pPr>
-      <w:r>
-        <w:rPr>
-          <w:rFonts w:ascii="Calibri" w:hAnsi="Calibri" w:eastAsia="Calibri"/>
-          <w:b w:val="0"/>
-          <w:i w:val="0"/>
-          <w:color w:val="221A14"/>
-          <w:sz w:val="22"/>
-        </w:rPr>
-        <w:t xml:space="preserve">Bu tek satır, “tam aynı saat / içine gömülü / baştan taşan / sondan taşan / kapsayan” durumlarını ayrı </w:t>
-      </w:r>
-      <w:r>
-        <w:rPr>
-          <w:rFonts w:ascii="Courier New" w:hAnsi="Courier New" w:eastAsia="Courier New"/>
-          <w:b w:val="0"/>
-          <w:i w:val="0"/>
-          <w:color w:val="5C3A21"/>
-          <w:sz w:val="20"/>
-        </w:rPr>
-        <w:t>if</w:t>
-      </w:r>
-      <w:r>
-        <w:rPr>
-          <w:rFonts w:ascii="Calibri" w:hAnsi="Calibri" w:eastAsia="Calibri"/>
-          <w:b w:val="0"/>
-          <w:i w:val="0"/>
-          <w:color w:val="221A14"/>
-          <w:sz w:val="22"/>
-        </w:rPr>
-        <w:t xml:space="preserve">’lerle saymaya gerek bırakmaz. Sınırlarda </w:t>
-      </w:r>
-      <w:r>
-        <w:rPr>
-          <w:rFonts w:ascii="Courier New" w:hAnsi="Courier New" w:eastAsia="Courier New"/>
-          <w:b w:val="0"/>
-          <w:i w:val="0"/>
-          <w:color w:val="5C3A21"/>
-          <w:sz w:val="20"/>
-        </w:rPr>
-        <w:t>&lt;</w:t>
-      </w:r>
-      <w:r>
-        <w:rPr>
-          <w:rFonts w:ascii="Calibri" w:hAnsi="Calibri" w:eastAsia="Calibri"/>
-          <w:b w:val="0"/>
-          <w:i w:val="0"/>
-          <w:color w:val="221A14"/>
-          <w:sz w:val="22"/>
-        </w:rPr>
-        <w:t xml:space="preserve"> ve </w:t>
-      </w:r>
-      <w:r>
-        <w:rPr>
-          <w:rFonts w:ascii="Courier New" w:hAnsi="Courier New" w:eastAsia="Courier New"/>
-          <w:b w:val="0"/>
-          <w:i w:val="0"/>
-          <w:color w:val="5C3A21"/>
-          <w:sz w:val="20"/>
-        </w:rPr>
-        <w:t>&gt;</w:t>
-      </w:r>
-      <w:r>
-        <w:rPr>
-          <w:rFonts w:ascii="Calibri" w:hAnsi="Calibri" w:eastAsia="Calibri"/>
-          <w:b w:val="0"/>
-          <w:i w:val="0"/>
-          <w:color w:val="221A14"/>
-          <w:sz w:val="22"/>
-        </w:rPr>
-        <w:t xml:space="preserve"> kullanıldığı için 14:00’te biten kayıttan sonra 14:00’te başlayan kayıt kabul edilir (bitişik, çakışma yok).</w:t>
-      </w:r>
-    </w:p>
-    <w:p>
-      <w:pPr>
-        <w:spacing w:after="160" w:before="0" w:line="276" w:lineRule="auto"/>
-      </w:pPr>
-      <w:r>
-        <w:rPr>
-          <w:rFonts w:ascii="Calibri" w:hAnsi="Calibri" w:eastAsia="Calibri"/>
-          <w:b w:val="0"/>
-          <w:i w:val="0"/>
-          <w:color w:val="221A14"/>
-          <w:sz w:val="22"/>
-        </w:rPr>
-        <w:t>Aynı koşul üç yerde aynı anlama gelir (kopya iş kuralı değil, aynı sorunun iki yüzü):</w:t>
-      </w:r>
-    </w:p>
-    <w:p>
-      <w:pPr>
-        <w:pStyle w:val="ListNumber"/>
-        <w:spacing w:after="80"/>
-        <w:ind w:left="425"/>
-      </w:pPr>
-      <w:r>
-        <w:rPr>
-          <w:rFonts w:ascii="Courier New" w:hAnsi="Courier New" w:eastAsia="Courier New"/>
-          <w:b w:val="0"/>
-          <w:i w:val="0"/>
-          <w:color w:val="5C3A21"/>
-          <w:sz w:val="20"/>
-        </w:rPr>
-        <w:t>MasaRepository::musaitMasalar()</w:t>
-      </w:r>
-      <w:r>
-        <w:rPr>
-          <w:rFonts w:ascii="Calibri" w:hAnsi="Calibri" w:eastAsia="Calibri"/>
-          <w:b w:val="0"/>
-          <w:i w:val="0"/>
-          <w:color w:val="221A14"/>
-          <w:sz w:val="22"/>
-        </w:rPr>
-        <w:t xml:space="preserve"> — </w:t>
-      </w:r>
-      <w:r>
-        <w:rPr>
-          <w:rFonts w:ascii="Courier New" w:hAnsi="Courier New" w:eastAsia="Courier New"/>
-          <w:b w:val="0"/>
-          <w:i w:val="0"/>
-          <w:color w:val="5C3A21"/>
-          <w:sz w:val="20"/>
-        </w:rPr>
-        <w:t>NOT EXISTS</w:t>
-      </w:r>
-      <w:r>
-        <w:rPr>
-          <w:rFonts w:ascii="Calibri" w:hAnsi="Calibri" w:eastAsia="Calibri"/>
-          <w:b w:val="0"/>
-          <w:i w:val="0"/>
-          <w:color w:val="221A14"/>
-          <w:sz w:val="22"/>
-        </w:rPr>
-        <w:t xml:space="preserve"> ile boş masaları listeler.</w:t>
-      </w:r>
-    </w:p>
-    <w:p>
-      <w:pPr>
-        <w:pStyle w:val="ListNumber"/>
-        <w:spacing w:after="80"/>
-        <w:ind w:left="425"/>
-      </w:pPr>
-      <w:r>
-        <w:rPr>
-          <w:rFonts w:ascii="Courier New" w:hAnsi="Courier New" w:eastAsia="Courier New"/>
-          <w:b w:val="0"/>
-          <w:i w:val="0"/>
-          <w:color w:val="5C3A21"/>
-          <w:sz w:val="20"/>
-        </w:rPr>
-        <w:t>RezervasyonRepository::cakismaVarMi()</w:t>
-      </w:r>
-      <w:r>
-        <w:rPr>
-          <w:rFonts w:ascii="Calibri" w:hAnsi="Calibri" w:eastAsia="Calibri"/>
-          <w:b w:val="0"/>
-          <w:i w:val="0"/>
-          <w:color w:val="221A14"/>
-          <w:sz w:val="22"/>
-        </w:rPr>
-        <w:t xml:space="preserve"> — tek masa için evet/hayır.</w:t>
-      </w:r>
-    </w:p>
-    <w:p>
-      <w:pPr>
-        <w:pStyle w:val="ListNumber"/>
-        <w:spacing w:after="80"/>
-        <w:ind w:left="425"/>
-      </w:pPr>
-      <w:r>
-        <w:rPr>
-          <w:rFonts w:ascii="Courier New" w:hAnsi="Courier New" w:eastAsia="Courier New"/>
-          <w:b w:val="0"/>
-          <w:i w:val="0"/>
-          <w:color w:val="5C3A21"/>
-          <w:sz w:val="20"/>
-        </w:rPr>
-        <w:t>olustur()</w:t>
-      </w:r>
-      <w:r>
-        <w:rPr>
-          <w:rFonts w:ascii="Calibri" w:hAnsi="Calibri" w:eastAsia="Calibri"/>
-          <w:b w:val="0"/>
-          <w:i w:val="0"/>
-          <w:color w:val="221A14"/>
-          <w:sz w:val="22"/>
-        </w:rPr>
-        <w:t xml:space="preserve"> içindeki kilitli SELECT — yazmadan hemen önce.</w:t>
-      </w:r>
-    </w:p>
-    <w:p>
-      <w:pPr>
-        <w:spacing w:after="160" w:before="0" w:line="276" w:lineRule="auto"/>
-      </w:pPr>
-      <w:r>
-        <w:rPr>
-          <w:rFonts w:ascii="Calibri" w:hAnsi="Calibri" w:eastAsia="Calibri"/>
-          <w:b w:val="0"/>
-          <w:i w:val="0"/>
-          <w:color w:val="221A14"/>
-          <w:sz w:val="22"/>
-        </w:rPr>
-        <w:t xml:space="preserve">İptal ve tamamlandı kayıtları masayı kilitlemez. Admin eski bir iptali yeniden </w:t>
-      </w:r>
-      <w:r>
-        <w:rPr>
-          <w:rFonts w:ascii="Courier New" w:hAnsi="Courier New" w:eastAsia="Courier New"/>
-          <w:b w:val="0"/>
-          <w:i w:val="0"/>
-          <w:color w:val="5C3A21"/>
-          <w:sz w:val="20"/>
-        </w:rPr>
-        <w:t>onaylandi</w:t>
-      </w:r>
-      <w:r>
-        <w:rPr>
-          <w:rFonts w:ascii="Calibri" w:hAnsi="Calibri" w:eastAsia="Calibri"/>
-          <w:b w:val="0"/>
-          <w:i w:val="0"/>
-          <w:color w:val="221A14"/>
-          <w:sz w:val="22"/>
-        </w:rPr>
-        <w:t xml:space="preserve"> yaparken </w:t>
-      </w:r>
-      <w:r>
-        <w:rPr>
-          <w:rFonts w:ascii="Courier New" w:hAnsi="Courier New" w:eastAsia="Courier New"/>
-          <w:b w:val="0"/>
-          <w:i w:val="0"/>
-          <w:color w:val="5C3A21"/>
-          <w:sz w:val="20"/>
-        </w:rPr>
-        <w:t>cakismaVarMi(..., $haricId)</w:t>
-      </w:r>
-      <w:r>
-        <w:rPr>
-          <w:rFonts w:ascii="Calibri" w:hAnsi="Calibri" w:eastAsia="Calibri"/>
-          <w:b w:val="0"/>
-          <w:i w:val="0"/>
-          <w:color w:val="221A14"/>
-          <w:sz w:val="22"/>
-        </w:rPr>
-        <w:t xml:space="preserve"> çağrılır; </w:t>
-      </w:r>
-      <w:r>
-        <w:rPr>
-          <w:rFonts w:ascii="Courier New" w:hAnsi="Courier New" w:eastAsia="Courier New"/>
-          <w:b w:val="0"/>
-          <w:i w:val="0"/>
-          <w:color w:val="5C3A21"/>
-          <w:sz w:val="20"/>
-        </w:rPr>
-        <w:t>$haricId</w:t>
-      </w:r>
-      <w:r>
-        <w:rPr>
-          <w:rFonts w:ascii="Calibri" w:hAnsi="Calibri" w:eastAsia="Calibri"/>
-          <w:b w:val="0"/>
-          <w:i w:val="0"/>
-          <w:color w:val="221A14"/>
-          <w:sz w:val="22"/>
-        </w:rPr>
-        <w:t xml:space="preserve"> kaydın kendisidir, yoksa kayıt kendi aralığıyla çakışır.</w:t>
-      </w:r>
-    </w:p>
-    <w:p>
-      <w:pPr>
-        <w:spacing w:after="160" w:before="0" w:line="276" w:lineRule="auto"/>
-      </w:pPr>
-      <w:r>
-        <w:rPr>
-          <w:rFonts w:ascii="Calibri" w:hAnsi="Calibri" w:eastAsia="Calibri"/>
-          <w:b w:val="0"/>
-          <w:i w:val="0"/>
-          <w:color w:val="221A14"/>
-          <w:sz w:val="22"/>
-        </w:rPr>
-        <w:t>Dashboard’daki “akşam 19:00–21:00” sayısı da yüzde değil, aynı formülle o pencerede çakışan onaylı masa adedidir. Onay sayısını aktif masa sayısına bölüp “% doluluk” yazmak yanlış olur: aynı masa öğlen ve akşam ayrı satılır.</w:t>
-      </w:r>
-    </w:p>
-    <w:p>
-      <w:pPr>
-        <w:pStyle w:val="Heading1"/>
-        <w:spacing w:before="320" w:after="160"/>
-      </w:pPr>
-      <w:r>
-        <w:rPr>
-          <w:rFonts w:ascii="Calibri" w:hAnsi="Calibri" w:eastAsia="Calibri"/>
-          <w:color w:val="3D291A"/>
-        </w:rPr>
-        <w:t>5. FOR UPDATE ve olustur()</w:t>
-      </w:r>
-    </w:p>
-    <w:p>
-      <w:pPr>
-        <w:spacing w:after="160" w:before="0" w:line="276" w:lineRule="auto"/>
-      </w:pPr>
-      <w:r>
-        <w:rPr>
-          <w:rFonts w:ascii="Calibri" w:hAnsi="Calibri" w:eastAsia="Calibri"/>
-          <w:b w:val="0"/>
-          <w:i w:val="0"/>
-          <w:color w:val="221A14"/>
-          <w:sz w:val="22"/>
-        </w:rPr>
-        <w:t xml:space="preserve">“Önce bak, boşsa yaz” yetmez. İki kasiyer (veya iki tarayıcı) aynı milisaniyede </w:t>
-      </w:r>
-      <w:r>
-        <w:rPr>
-          <w:rFonts w:ascii="Courier New" w:hAnsi="Courier New" w:eastAsia="Courier New"/>
-          <w:b w:val="0"/>
-          <w:i w:val="0"/>
-          <w:color w:val="5C3A21"/>
-          <w:sz w:val="20"/>
-        </w:rPr>
-        <w:t>cakismaVarMi = false</w:t>
-      </w:r>
-      <w:r>
-        <w:rPr>
-          <w:rFonts w:ascii="Calibri" w:hAnsi="Calibri" w:eastAsia="Calibri"/>
-          <w:b w:val="0"/>
-          <w:i w:val="0"/>
-          <w:color w:val="221A14"/>
-          <w:sz w:val="22"/>
-        </w:rPr>
-        <w:t xml:space="preserve"> görüp ikisi de INSERT ederse masa iki kez satılır.</w:t>
-      </w:r>
-    </w:p>
-    <w:p>
-      <w:pPr>
-        <w:spacing w:after="160" w:before="0" w:line="276" w:lineRule="auto"/>
-      </w:pPr>
-      <w:r>
-        <w:rPr>
-          <w:rFonts w:ascii="Courier New" w:hAnsi="Courier New" w:eastAsia="Courier New"/>
-          <w:b w:val="0"/>
-          <w:i w:val="0"/>
-          <w:color w:val="5C3A21"/>
-          <w:sz w:val="20"/>
-        </w:rPr>
-        <w:t>RezervasyonRepository::olustur()</w:t>
-      </w:r>
-      <w:r>
-        <w:rPr>
-          <w:rFonts w:ascii="Calibri" w:hAnsi="Calibri" w:eastAsia="Calibri"/>
-          <w:b w:val="0"/>
-          <w:i w:val="0"/>
-          <w:color w:val="221A14"/>
-          <w:sz w:val="22"/>
-        </w:rPr>
-        <w:t xml:space="preserve"> bir transaction açar:</w:t>
-      </w:r>
-    </w:p>
-    <w:p>
-      <w:pPr>
-        <w:pStyle w:val="ListNumber"/>
-        <w:spacing w:after="80"/>
-        <w:ind w:left="425"/>
-      </w:pPr>
-      <w:r>
-        <w:rPr>
-          <w:rFonts w:ascii="Courier New" w:hAnsi="Courier New" w:eastAsia="Courier New"/>
-          <w:b w:val="0"/>
-          <w:i w:val="0"/>
-          <w:color w:val="5C3A21"/>
-          <w:sz w:val="20"/>
-        </w:rPr>
-        <w:t>SELECT ... FROM masalar WHERE id = :id FOR UPDATE</w:t>
-      </w:r>
-      <w:r>
-        <w:rPr>
-          <w:rFonts w:ascii="Calibri" w:hAnsi="Calibri" w:eastAsia="Calibri"/>
-          <w:b w:val="0"/>
-          <w:i w:val="0"/>
-          <w:color w:val="221A14"/>
-          <w:sz w:val="22"/>
-        </w:rPr>
-        <w:t xml:space="preserve"> — masa satırı kilitlenir; aynı masa için ikinci istek bekler.</w:t>
-      </w:r>
-    </w:p>
-    <w:p>
-      <w:pPr>
-        <w:pStyle w:val="ListNumber"/>
-        <w:spacing w:after="80"/>
-        <w:ind w:left="425"/>
-      </w:pPr>
-      <w:r>
-        <w:rPr>
-          <w:rFonts w:ascii="Calibri" w:hAnsi="Calibri" w:eastAsia="Calibri"/>
-          <w:b w:val="0"/>
-          <w:i w:val="0"/>
-          <w:color w:val="221A14"/>
-          <w:sz w:val="22"/>
-        </w:rPr>
-        <w:t xml:space="preserve">Masa </w:t>
-      </w:r>
-      <w:r>
-        <w:rPr>
-          <w:rFonts w:ascii="Courier New" w:hAnsi="Courier New" w:eastAsia="Courier New"/>
-          <w:b w:val="0"/>
-          <w:i w:val="0"/>
-          <w:color w:val="5C3A21"/>
-          <w:sz w:val="20"/>
-        </w:rPr>
-        <w:t>aktif</w:t>
-      </w:r>
-      <w:r>
-        <w:rPr>
-          <w:rFonts w:ascii="Calibri" w:hAnsi="Calibri" w:eastAsia="Calibri"/>
-          <w:b w:val="0"/>
-          <w:i w:val="0"/>
-          <w:color w:val="221A14"/>
-          <w:sz w:val="22"/>
-        </w:rPr>
-        <w:t xml:space="preserve"> mi, kapasite yeterli mi, taze okunur.</w:t>
-      </w:r>
-    </w:p>
-    <w:p>
-      <w:pPr>
-        <w:pStyle w:val="ListNumber"/>
-        <w:spacing w:after="80"/>
-        <w:ind w:left="425"/>
-      </w:pPr>
-      <w:r>
-        <w:rPr>
-          <w:rFonts w:ascii="Calibri" w:hAnsi="Calibri" w:eastAsia="Calibri"/>
-          <w:b w:val="0"/>
-          <w:i w:val="0"/>
-          <w:color w:val="221A14"/>
-          <w:sz w:val="22"/>
-        </w:rPr>
-        <w:t>Çakışma sorgusu kilit altında tekrarlanır (</w:t>
-      </w:r>
-      <w:r>
-        <w:rPr>
-          <w:rFonts w:ascii="Courier New" w:hAnsi="Courier New" w:eastAsia="Courier New"/>
-          <w:b w:val="0"/>
-          <w:i w:val="0"/>
-          <w:color w:val="5C3A21"/>
-          <w:sz w:val="20"/>
-        </w:rPr>
-        <w:t>FOR UPDATE</w:t>
-      </w:r>
-      <w:r>
-        <w:rPr>
-          <w:rFonts w:ascii="Calibri" w:hAnsi="Calibri" w:eastAsia="Calibri"/>
-          <w:b w:val="0"/>
-          <w:i w:val="0"/>
-          <w:color w:val="221A14"/>
-          <w:sz w:val="22"/>
-        </w:rPr>
-        <w:t xml:space="preserve"> ile kilitli okuma; REPEATABLE READ anlık görüntüsüne güvenilmez).</w:t>
-      </w:r>
-    </w:p>
-    <w:p>
-      <w:pPr>
-        <w:pStyle w:val="ListNumber"/>
-        <w:spacing w:after="80"/>
-        <w:ind w:left="425"/>
-      </w:pPr>
-      <w:r>
-        <w:rPr>
-          <w:rFonts w:ascii="Calibri" w:hAnsi="Calibri" w:eastAsia="Calibri"/>
-          <w:b w:val="0"/>
-          <w:i w:val="0"/>
-          <w:color w:val="221A14"/>
-          <w:sz w:val="22"/>
-        </w:rPr>
-        <w:t xml:space="preserve">Boşsa INSERT, değilse hata dönülür; commit / rollback </w:t>
-      </w:r>
-      <w:r>
-        <w:rPr>
-          <w:rFonts w:ascii="Courier New" w:hAnsi="Courier New" w:eastAsia="Courier New"/>
-          <w:b w:val="0"/>
-          <w:i w:val="0"/>
-          <w:color w:val="5C3A21"/>
-          <w:sz w:val="20"/>
-        </w:rPr>
-        <w:t>Database::transaction()</w:t>
-      </w:r>
-      <w:r>
-        <w:rPr>
-          <w:rFonts w:ascii="Calibri" w:hAnsi="Calibri" w:eastAsia="Calibri"/>
-          <w:b w:val="0"/>
-          <w:i w:val="0"/>
-          <w:color w:val="221A14"/>
-          <w:sz w:val="22"/>
-        </w:rPr>
-        <w:t xml:space="preserve"> içindedir.</w:t>
-      </w:r>
-    </w:p>
-    <w:p>
-      <w:pPr>
-        <w:spacing w:after="160" w:before="0" w:line="276" w:lineRule="auto"/>
-      </w:pPr>
-      <w:r>
-        <w:rPr>
-          <w:rFonts w:ascii="Calibri" w:hAnsi="Calibri" w:eastAsia="Calibri"/>
-          <w:b w:val="0"/>
-          <w:i w:val="0"/>
-          <w:color w:val="221A14"/>
-          <w:sz w:val="22"/>
-        </w:rPr>
-        <w:t xml:space="preserve">Müşteri formundaki JavaScript yalnızca deneyim içindir: konsoldan veya </w:t>
-      </w:r>
-      <w:r>
-        <w:rPr>
-          <w:rFonts w:ascii="Courier New" w:hAnsi="Courier New" w:eastAsia="Courier New"/>
-          <w:b w:val="0"/>
-          <w:i w:val="0"/>
-          <w:color w:val="5C3A21"/>
-          <w:sz w:val="20"/>
-        </w:rPr>
-        <w:t>curl</w:t>
-      </w:r>
-      <w:r>
-        <w:rPr>
-          <w:rFonts w:ascii="Calibri" w:hAnsi="Calibri" w:eastAsia="Calibri"/>
-          <w:b w:val="0"/>
-          <w:i w:val="0"/>
-          <w:color w:val="221A14"/>
-          <w:sz w:val="22"/>
-        </w:rPr>
-        <w:t xml:space="preserve"> ile atlanan her kural sunucuda yeniden doğrulanır.</w:t>
-      </w:r>
-    </w:p>
-    <w:p>
-      <w:pPr>
-        <w:pStyle w:val="Heading1"/>
-        <w:spacing w:before="320" w:after="160"/>
-      </w:pPr>
-      <w:r>
-        <w:rPr>
-          <w:rFonts w:ascii="Calibri" w:hAnsi="Calibri" w:eastAsia="Calibri"/>
-          <w:color w:val="3D291A"/>
-        </w:rPr>
-        <w:t>6. Güvenlik</w:t>
-      </w:r>
-    </w:p>
-    <w:p>
-      <w:pPr>
-        <w:spacing w:after="160" w:before="0" w:line="276" w:lineRule="auto"/>
-      </w:pPr>
-      <w:r>
-        <w:rPr>
-          <w:rFonts w:ascii="Calibri" w:hAnsi="Calibri" w:eastAsia="Calibri"/>
-          <w:b w:val="0"/>
-          <w:i w:val="0"/>
-          <w:color w:val="221A14"/>
-          <w:sz w:val="22"/>
-        </w:rPr>
-        <w:t>PDO / SQL injection. Kullanıcı değerleri sorgu metnine birleştirilmez; named parameter gider. Gerçek prepare açıktır (</w:t>
-      </w:r>
-      <w:r>
-        <w:rPr>
-          <w:rFonts w:ascii="Courier New" w:hAnsi="Courier New" w:eastAsia="Courier New"/>
-          <w:b w:val="0"/>
-          <w:i w:val="0"/>
-          <w:color w:val="5C3A21"/>
-          <w:sz w:val="20"/>
-        </w:rPr>
-        <w:t>EMULATE_PREPARES = false</w:t>
-      </w:r>
-      <w:r>
-        <w:rPr>
-          <w:rFonts w:ascii="Calibri" w:hAnsi="Calibri" w:eastAsia="Calibri"/>
-          <w:b w:val="0"/>
-          <w:i w:val="0"/>
-          <w:color w:val="221A14"/>
-          <w:sz w:val="22"/>
-        </w:rPr>
-        <w:t xml:space="preserve">). Aynı isimli parametreyi iki kez kullanmak HY093 verdiği için dashboard’da </w:t>
-      </w:r>
-      <w:r>
-        <w:rPr>
-          <w:rFonts w:ascii="Courier New" w:hAnsi="Courier New" w:eastAsia="Courier New"/>
-          <w:b w:val="0"/>
-          <w:i w:val="0"/>
-          <w:color w:val="5C3A21"/>
-          <w:sz w:val="20"/>
-        </w:rPr>
-        <w:t>:t1</w:t>
-      </w:r>
-      <w:r>
-        <w:rPr>
-          <w:rFonts w:ascii="Calibri" w:hAnsi="Calibri" w:eastAsia="Calibri"/>
-          <w:b w:val="0"/>
-          <w:i w:val="0"/>
-          <w:color w:val="221A14"/>
-          <w:sz w:val="22"/>
-        </w:rPr>
-        <w:t xml:space="preserve">, </w:t>
-      </w:r>
-      <w:r>
-        <w:rPr>
-          <w:rFonts w:ascii="Courier New" w:hAnsi="Courier New" w:eastAsia="Courier New"/>
-          <w:b w:val="0"/>
-          <w:i w:val="0"/>
-          <w:color w:val="5C3A21"/>
-          <w:sz w:val="20"/>
-        </w:rPr>
-        <w:t>:t2</w:t>
-      </w:r>
-      <w:r>
-        <w:rPr>
-          <w:rFonts w:ascii="Calibri" w:hAnsi="Calibri" w:eastAsia="Calibri"/>
-          <w:b w:val="0"/>
-          <w:i w:val="0"/>
-          <w:color w:val="221A14"/>
-          <w:sz w:val="22"/>
-        </w:rPr>
-        <w:t xml:space="preserve"> gibi ayrı adlar vardır.</w:t>
-      </w:r>
-    </w:p>
-    <w:p>
-      <w:pPr>
-        <w:spacing w:after="160" w:before="0" w:line="276" w:lineRule="auto"/>
-      </w:pPr>
-      <w:r>
-        <w:rPr>
-          <w:rFonts w:ascii="Calibri" w:hAnsi="Calibri" w:eastAsia="Calibri"/>
-          <w:b w:val="0"/>
-          <w:i w:val="0"/>
-          <w:color w:val="221A14"/>
-          <w:sz w:val="22"/>
-        </w:rPr>
-        <w:t xml:space="preserve">XSS. HTML’e basılan her metin </w:t>
-      </w:r>
-      <w:r>
-        <w:rPr>
-          <w:rFonts w:ascii="Courier New" w:hAnsi="Courier New" w:eastAsia="Courier New"/>
-          <w:b w:val="0"/>
-          <w:i w:val="0"/>
-          <w:color w:val="5C3A21"/>
-          <w:sz w:val="20"/>
-        </w:rPr>
-        <w:t>e()</w:t>
-      </w:r>
-      <w:r>
-        <w:rPr>
-          <w:rFonts w:ascii="Calibri" w:hAnsi="Calibri" w:eastAsia="Calibri"/>
-          <w:b w:val="0"/>
-          <w:i w:val="0"/>
-          <w:color w:val="221A14"/>
-          <w:sz w:val="22"/>
-        </w:rPr>
-        <w:t xml:space="preserve"> → </w:t>
-      </w:r>
-      <w:r>
-        <w:rPr>
-          <w:rFonts w:ascii="Courier New" w:hAnsi="Courier New" w:eastAsia="Courier New"/>
-          <w:b w:val="0"/>
-          <w:i w:val="0"/>
-          <w:color w:val="5C3A21"/>
-          <w:sz w:val="20"/>
-        </w:rPr>
-        <w:t>htmlspecialchars(..., ENT_QUOTES, 'UTF-8')</w:t>
-      </w:r>
-      <w:r>
-        <w:rPr>
-          <w:rFonts w:ascii="Calibri" w:hAnsi="Calibri" w:eastAsia="Calibri"/>
-          <w:b w:val="0"/>
-          <w:i w:val="0"/>
-          <w:color w:val="221A14"/>
-          <w:sz w:val="22"/>
-        </w:rPr>
-        <w:t xml:space="preserve">. Masa adları JavaScript’te </w:t>
-      </w:r>
-      <w:r>
-        <w:rPr>
-          <w:rFonts w:ascii="Courier New" w:hAnsi="Courier New" w:eastAsia="Courier New"/>
-          <w:b w:val="0"/>
-          <w:i w:val="0"/>
-          <w:color w:val="5C3A21"/>
-          <w:sz w:val="20"/>
-        </w:rPr>
-        <w:t>innerHTML</w:t>
-      </w:r>
-      <w:r>
-        <w:rPr>
-          <w:rFonts w:ascii="Calibri" w:hAnsi="Calibri" w:eastAsia="Calibri"/>
-          <w:b w:val="0"/>
-          <w:i w:val="0"/>
-          <w:color w:val="221A14"/>
-          <w:sz w:val="22"/>
-        </w:rPr>
-        <w:t xml:space="preserve"> ile birleştirilmez; </w:t>
-      </w:r>
-      <w:r>
-        <w:rPr>
-          <w:rFonts w:ascii="Courier New" w:hAnsi="Courier New" w:eastAsia="Courier New"/>
-          <w:b w:val="0"/>
-          <w:i w:val="0"/>
-          <w:color w:val="5C3A21"/>
-          <w:sz w:val="20"/>
-        </w:rPr>
-        <w:t>textContent</w:t>
-      </w:r>
-      <w:r>
-        <w:rPr>
-          <w:rFonts w:ascii="Calibri" w:hAnsi="Calibri" w:eastAsia="Calibri"/>
-          <w:b w:val="0"/>
-          <w:i w:val="0"/>
-          <w:color w:val="221A14"/>
-          <w:sz w:val="22"/>
-        </w:rPr>
-        <w:t xml:space="preserve"> / </w:t>
-      </w:r>
-      <w:r>
-        <w:rPr>
-          <w:rFonts w:ascii="Courier New" w:hAnsi="Courier New" w:eastAsia="Courier New"/>
-          <w:b w:val="0"/>
-          <w:i w:val="0"/>
-          <w:color w:val="5C3A21"/>
-          <w:sz w:val="20"/>
-        </w:rPr>
-        <w:t>createElement</w:t>
-      </w:r>
-      <w:r>
-        <w:rPr>
-          <w:rFonts w:ascii="Calibri" w:hAnsi="Calibri" w:eastAsia="Calibri"/>
-          <w:b w:val="0"/>
-          <w:i w:val="0"/>
-          <w:color w:val="221A14"/>
-          <w:sz w:val="22"/>
-        </w:rPr>
-        <w:t xml:space="preserve"> kullanılır.</w:t>
-      </w:r>
-    </w:p>
-    <w:p>
-      <w:pPr>
-        <w:spacing w:after="160" w:before="0" w:line="276" w:lineRule="auto"/>
-      </w:pPr>
-      <w:r>
-        <w:rPr>
-          <w:rFonts w:ascii="Calibri" w:hAnsi="Calibri" w:eastAsia="Calibri"/>
-          <w:b w:val="0"/>
-          <w:i w:val="0"/>
-          <w:color w:val="221A14"/>
-          <w:sz w:val="22"/>
-        </w:rPr>
-        <w:t xml:space="preserve">CSRF. Değişiklik yapan her form (rezervasyon, iptal, admin durum, masa sil, çıkış) </w:t>
-      </w:r>
-      <w:r>
-        <w:rPr>
-          <w:rFonts w:ascii="Courier New" w:hAnsi="Courier New" w:eastAsia="Courier New"/>
-          <w:b w:val="0"/>
-          <w:i w:val="0"/>
-          <w:color w:val="5C3A21"/>
-          <w:sz w:val="20"/>
-        </w:rPr>
-        <w:t>csrf_field()</w:t>
-      </w:r>
-      <w:r>
-        <w:rPr>
-          <w:rFonts w:ascii="Calibri" w:hAnsi="Calibri" w:eastAsia="Calibri"/>
-          <w:b w:val="0"/>
-          <w:i w:val="0"/>
-          <w:color w:val="221A14"/>
-          <w:sz w:val="22"/>
-        </w:rPr>
-        <w:t xml:space="preserve"> taşır; sunucu </w:t>
-      </w:r>
-      <w:r>
-        <w:rPr>
-          <w:rFonts w:ascii="Courier New" w:hAnsi="Courier New" w:eastAsia="Courier New"/>
-          <w:b w:val="0"/>
-          <w:i w:val="0"/>
-          <w:color w:val="5C3A21"/>
-          <w:sz w:val="20"/>
-        </w:rPr>
-        <w:t>hash_equals</w:t>
-      </w:r>
-      <w:r>
-        <w:rPr>
-          <w:rFonts w:ascii="Calibri" w:hAnsi="Calibri" w:eastAsia="Calibri"/>
-          <w:b w:val="0"/>
-          <w:i w:val="0"/>
-          <w:color w:val="221A14"/>
-          <w:sz w:val="22"/>
-        </w:rPr>
-        <w:t xml:space="preserve"> ile bakar. GET iptal / çıkış yoktur: prefetch bir kaydı silmesin.</w:t>
-      </w:r>
-    </w:p>
-    <w:p>
-      <w:pPr>
-        <w:spacing w:after="160" w:before="0" w:line="276" w:lineRule="auto"/>
-      </w:pPr>
-      <w:r>
-        <w:rPr>
-          <w:rFonts w:ascii="Calibri" w:hAnsi="Calibri" w:eastAsia="Calibri"/>
-          <w:b w:val="0"/>
-          <w:i w:val="0"/>
-          <w:color w:val="221A14"/>
-          <w:sz w:val="22"/>
-        </w:rPr>
-        <w:t xml:space="preserve">PRG. Başarılı yazmadan sonra </w:t>
-      </w:r>
-      <w:r>
-        <w:rPr>
-          <w:rFonts w:ascii="Courier New" w:hAnsi="Courier New" w:eastAsia="Courier New"/>
-          <w:b w:val="0"/>
-          <w:i w:val="0"/>
-          <w:color w:val="5C3A21"/>
-          <w:sz w:val="20"/>
-        </w:rPr>
-        <w:t>yonlendir(..., 303)</w:t>
-      </w:r>
-      <w:r>
-        <w:rPr>
-          <w:rFonts w:ascii="Calibri" w:hAnsi="Calibri" w:eastAsia="Calibri"/>
-          <w:b w:val="0"/>
-          <w:i w:val="0"/>
-          <w:color w:val="221A14"/>
-          <w:sz w:val="22"/>
-        </w:rPr>
-        <w:t xml:space="preserve"> — F5 ikinci INSERT/UPDATE üretmez.</w:t>
-      </w:r>
-    </w:p>
-    <w:p>
-      <w:pPr>
-        <w:spacing w:after="160" w:before="0" w:line="276" w:lineRule="auto"/>
-      </w:pPr>
-      <w:r>
-        <w:rPr>
-          <w:rFonts w:ascii="Calibri" w:hAnsi="Calibri" w:eastAsia="Calibri"/>
-          <w:b w:val="0"/>
-          <w:i w:val="0"/>
-          <w:color w:val="221A14"/>
-          <w:sz w:val="22"/>
-        </w:rPr>
-        <w:t xml:space="preserve">Oturum (admin). </w:t>
-      </w:r>
-      <w:r>
-        <w:rPr>
-          <w:rFonts w:ascii="Courier New" w:hAnsi="Courier New" w:eastAsia="Courier New"/>
-          <w:b w:val="0"/>
-          <w:i w:val="0"/>
-          <w:color w:val="5C3A21"/>
-          <w:sz w:val="20"/>
-        </w:rPr>
-        <w:t>session.use_strict_mode</w:t>
-      </w:r>
-      <w:r>
-        <w:rPr>
-          <w:rFonts w:ascii="Calibri" w:hAnsi="Calibri" w:eastAsia="Calibri"/>
-          <w:b w:val="0"/>
-          <w:i w:val="0"/>
-          <w:color w:val="221A14"/>
-          <w:sz w:val="22"/>
-        </w:rPr>
-        <w:t xml:space="preserve">, çerez adı </w:t>
-      </w:r>
-      <w:r>
-        <w:rPr>
-          <w:rFonts w:ascii="Courier New" w:hAnsi="Courier New" w:eastAsia="Courier New"/>
-          <w:b w:val="0"/>
-          <w:i w:val="0"/>
-          <w:color w:val="5C3A21"/>
-          <w:sz w:val="20"/>
-        </w:rPr>
-        <w:t>KAFESID</w:t>
-      </w:r>
-      <w:r>
-        <w:rPr>
-          <w:rFonts w:ascii="Calibri" w:hAnsi="Calibri" w:eastAsia="Calibri"/>
-          <w:b w:val="0"/>
-          <w:i w:val="0"/>
-          <w:color w:val="221A14"/>
-          <w:sz w:val="22"/>
-        </w:rPr>
-        <w:t xml:space="preserve">. </w:t>
-      </w:r>
-      <w:r>
-        <w:rPr>
-          <w:rFonts w:ascii="Courier New" w:hAnsi="Courier New" w:eastAsia="Courier New"/>
-          <w:b w:val="0"/>
-          <w:i w:val="0"/>
-          <w:color w:val="5C3A21"/>
-          <w:sz w:val="20"/>
-        </w:rPr>
-        <w:t>Auth::girisYap()</w:t>
-      </w:r>
-      <w:r>
-        <w:rPr>
-          <w:rFonts w:ascii="Calibri" w:hAnsi="Calibri" w:eastAsia="Calibri"/>
-          <w:b w:val="0"/>
-          <w:i w:val="0"/>
-          <w:color w:val="221A14"/>
-          <w:sz w:val="22"/>
-        </w:rPr>
-        <w:t xml:space="preserve"> içinde </w:t>
-      </w:r>
-      <w:r>
-        <w:rPr>
-          <w:rFonts w:ascii="Courier New" w:hAnsi="Courier New" w:eastAsia="Courier New"/>
-          <w:b w:val="0"/>
-          <w:i w:val="0"/>
-          <w:color w:val="5C3A21"/>
-          <w:sz w:val="20"/>
-        </w:rPr>
-        <w:t>session_regenerate_id(true)</w:t>
-      </w:r>
-      <w:r>
-        <w:rPr>
-          <w:rFonts w:ascii="Calibri" w:hAnsi="Calibri" w:eastAsia="Calibri"/>
-          <w:b w:val="0"/>
-          <w:i w:val="0"/>
-          <w:color w:val="221A14"/>
-          <w:sz w:val="22"/>
-        </w:rPr>
-        <w:t xml:space="preserve"> (session fixation). Kullanıcı yok / şifre yanlış tek mesajdır; kayıt yokken de sahte bcrypt üzerinde </w:t>
-      </w:r>
-      <w:r>
-        <w:rPr>
-          <w:rFonts w:ascii="Courier New" w:hAnsi="Courier New" w:eastAsia="Courier New"/>
-          <w:b w:val="0"/>
-          <w:i w:val="0"/>
-          <w:color w:val="5C3A21"/>
-          <w:sz w:val="20"/>
-        </w:rPr>
-        <w:t>password_verify</w:t>
-      </w:r>
-      <w:r>
-        <w:rPr>
-          <w:rFonts w:ascii="Calibri" w:hAnsi="Calibri" w:eastAsia="Calibri"/>
-          <w:b w:val="0"/>
-          <w:i w:val="0"/>
-          <w:color w:val="221A14"/>
-          <w:sz w:val="22"/>
-        </w:rPr>
-        <w:t xml:space="preserve"> çalışır (zaman farkıyla kullanıcı listesi sızmasın). </w:t>
-      </w:r>
-      <w:r>
-        <w:rPr>
-          <w:rFonts w:ascii="Courier New" w:hAnsi="Courier New" w:eastAsia="Courier New"/>
-          <w:b w:val="0"/>
-          <w:i w:val="0"/>
-          <w:color w:val="5C3A21"/>
-          <w:sz w:val="20"/>
-        </w:rPr>
-        <w:t>Auth::kontrol()</w:t>
-      </w:r>
-      <w:r>
-        <w:rPr>
-          <w:rFonts w:ascii="Calibri" w:hAnsi="Calibri" w:eastAsia="Calibri"/>
-          <w:b w:val="0"/>
-          <w:i w:val="0"/>
-          <w:color w:val="221A14"/>
-          <w:sz w:val="22"/>
-        </w:rPr>
-        <w:t xml:space="preserve"> yönlendirir ve </w:t>
-      </w:r>
-      <w:r>
-        <w:rPr>
-          <w:rFonts w:ascii="Courier New" w:hAnsi="Courier New" w:eastAsia="Courier New"/>
-          <w:b w:val="0"/>
-          <w:i w:val="0"/>
-          <w:color w:val="5C3A21"/>
-          <w:sz w:val="20"/>
-        </w:rPr>
-        <w:t>exit</w:t>
-      </w:r>
-      <w:r>
-        <w:rPr>
-          <w:rFonts w:ascii="Calibri" w:hAnsi="Calibri" w:eastAsia="Calibri"/>
-          <w:b w:val="0"/>
-          <w:i w:val="0"/>
-          <w:color w:val="221A14"/>
-          <w:sz w:val="22"/>
-        </w:rPr>
-        <w:t xml:space="preserve"> eder; </w:t>
-      </w:r>
-      <w:r>
-        <w:rPr>
-          <w:rFonts w:ascii="Courier New" w:hAnsi="Courier New" w:eastAsia="Courier New"/>
-          <w:b w:val="0"/>
-          <w:i w:val="0"/>
-          <w:color w:val="5C3A21"/>
-          <w:sz w:val="20"/>
-        </w:rPr>
-        <w:t>header</w:t>
-      </w:r>
-      <w:r>
-        <w:rPr>
-          <w:rFonts w:ascii="Calibri" w:hAnsi="Calibri" w:eastAsia="Calibri"/>
-          <w:b w:val="0"/>
-          <w:i w:val="0"/>
-          <w:color w:val="221A14"/>
-          <w:sz w:val="22"/>
-        </w:rPr>
-        <w:t xml:space="preserve"> deyip SQL’e devam edilmez. Çıkış POST + CSRF’dir; </w:t>
-      </w:r>
-      <w:r>
-        <w:rPr>
-          <w:rFonts w:ascii="Courier New" w:hAnsi="Courier New" w:eastAsia="Courier New"/>
-          <w:b w:val="0"/>
-          <w:i w:val="0"/>
-          <w:color w:val="5C3A21"/>
-          <w:sz w:val="20"/>
-        </w:rPr>
-        <w:t>session_destroy</w:t>
-      </w:r>
-      <w:r>
-        <w:rPr>
-          <w:rFonts w:ascii="Calibri" w:hAnsi="Calibri" w:eastAsia="Calibri"/>
-          <w:b w:val="0"/>
-          <w:i w:val="0"/>
-          <w:color w:val="221A14"/>
-          <w:sz w:val="22"/>
-        </w:rPr>
-        <w:t xml:space="preserve"> yok ki müşteri formundaki CSRF token da gitmesin.</w:t>
-      </w:r>
-    </w:p>
-    <w:p>
-      <w:pPr>
-        <w:spacing w:after="160" w:before="0" w:line="276" w:lineRule="auto"/>
-      </w:pPr>
-      <w:r>
-        <w:rPr>
-          <w:rFonts w:ascii="Courier New" w:hAnsi="Courier New" w:eastAsia="Courier New"/>
-          <w:b w:val="0"/>
-          <w:i w:val="0"/>
-          <w:color w:val="5C3A21"/>
-          <w:sz w:val="20"/>
-        </w:rPr>
-        <w:t>app/config.php</w:t>
-      </w:r>
-      <w:r>
-        <w:rPr>
-          <w:rFonts w:ascii="Calibri" w:hAnsi="Calibri" w:eastAsia="Calibri"/>
-          <w:b w:val="0"/>
-          <w:i w:val="0"/>
-          <w:color w:val="221A14"/>
-          <w:sz w:val="22"/>
-        </w:rPr>
-        <w:t xml:space="preserve"> doğrudan açılırsa </w:t>
-      </w:r>
-      <w:r>
-        <w:rPr>
-          <w:rFonts w:ascii="Courier New" w:hAnsi="Courier New" w:eastAsia="Courier New"/>
-          <w:b w:val="0"/>
-          <w:i w:val="0"/>
-          <w:color w:val="5C3A21"/>
-          <w:sz w:val="20"/>
-        </w:rPr>
-        <w:t>APP_INIT</w:t>
-      </w:r>
-      <w:r>
-        <w:rPr>
-          <w:rFonts w:ascii="Calibri" w:hAnsi="Calibri" w:eastAsia="Calibri"/>
-          <w:b w:val="0"/>
-          <w:i w:val="0"/>
-          <w:color w:val="221A14"/>
-          <w:sz w:val="22"/>
-        </w:rPr>
-        <w:t xml:space="preserve"> yoksa 403 döner.</w:t>
-      </w:r>
-    </w:p>
-    <w:p>
-      <w:pPr>
-        <w:pStyle w:val="Heading1"/>
-        <w:spacing w:before="320" w:after="160"/>
-      </w:pPr>
-      <w:r>
-        <w:rPr>
-          <w:rFonts w:ascii="Calibri" w:hAnsi="Calibri" w:eastAsia="Calibri"/>
-          <w:color w:val="3D291A"/>
-        </w:rPr>
-        <w:t>7. Müşteri ekranları</w:t>
-      </w:r>
-    </w:p>
-    <w:p>
-      <w:pPr>
-        <w:pStyle w:val="ListBullet"/>
-        <w:spacing w:after="80"/>
-        <w:ind w:left="425"/>
-      </w:pPr>
-      <w:r>
-        <w:rPr>
-          <w:rFonts w:ascii="Calibri" w:hAnsi="Calibri" w:eastAsia="Calibri"/>
-          <w:b w:val="0"/>
-          <w:i w:val="0"/>
-          <w:color w:val="221A14"/>
-          <w:sz w:val="22"/>
-        </w:rPr>
-        <w:t>Ana sayfa (</w:t>
-      </w:r>
-      <w:r>
-        <w:rPr>
-          <w:rFonts w:ascii="Courier New" w:hAnsi="Courier New" w:eastAsia="Courier New"/>
-          <w:b w:val="0"/>
-          <w:i w:val="0"/>
-          <w:color w:val="5C3A21"/>
-          <w:sz w:val="20"/>
-        </w:rPr>
-        <w:t>index.php</w:t>
-      </w:r>
-      <w:r>
-        <w:rPr>
-          <w:rFonts w:ascii="Calibri" w:hAnsi="Calibri" w:eastAsia="Calibri"/>
-          <w:b w:val="0"/>
-          <w:i w:val="0"/>
-          <w:color w:val="221A14"/>
-          <w:sz w:val="22"/>
-        </w:rPr>
-        <w:t xml:space="preserve">): kahraman görseli, imza menü şeridi (yerel JPEG), üç adımlı form (zaman → müsait masa → iletişim). Masa kartları </w:t>
-      </w:r>
-      <w:r>
-        <w:rPr>
-          <w:rFonts w:ascii="Courier New" w:hAnsi="Courier New" w:eastAsia="Courier New"/>
-          <w:b w:val="0"/>
-          <w:i w:val="0"/>
-          <w:color w:val="5C3A21"/>
-          <w:sz w:val="20"/>
-        </w:rPr>
-        <w:t>api/musait-masalar.php</w:t>
-      </w:r>
-      <w:r>
-        <w:rPr>
-          <w:rFonts w:ascii="Calibri" w:hAnsi="Calibri" w:eastAsia="Calibri"/>
-          <w:b w:val="0"/>
-          <w:i w:val="0"/>
-          <w:color w:val="221A14"/>
-          <w:sz w:val="22"/>
-        </w:rPr>
-        <w:t xml:space="preserve"> JSON’undan dolar.</w:t>
-      </w:r>
-    </w:p>
-    <w:p>
-      <w:pPr>
-        <w:pStyle w:val="ListBullet"/>
-        <w:spacing w:after="80"/>
-        <w:ind w:left="425"/>
-      </w:pPr>
-      <w:r>
-        <w:rPr>
-          <w:rFonts w:ascii="Calibri" w:hAnsi="Calibri" w:eastAsia="Calibri"/>
-          <w:b w:val="0"/>
-          <w:i w:val="0"/>
-          <w:color w:val="221A14"/>
-          <w:sz w:val="22"/>
-        </w:rPr>
-        <w:t>Onay (</w:t>
-      </w:r>
-      <w:r>
-        <w:rPr>
-          <w:rFonts w:ascii="Courier New" w:hAnsi="Courier New" w:eastAsia="Courier New"/>
-          <w:b w:val="0"/>
-          <w:i w:val="0"/>
-          <w:color w:val="5C3A21"/>
-          <w:sz w:val="20"/>
-        </w:rPr>
-        <w:t>rezervasyon-onay.php</w:t>
-      </w:r>
-      <w:r>
-        <w:rPr>
-          <w:rFonts w:ascii="Calibri" w:hAnsi="Calibri" w:eastAsia="Calibri"/>
-          <w:b w:val="0"/>
-          <w:i w:val="0"/>
-          <w:color w:val="221A14"/>
-          <w:sz w:val="22"/>
-        </w:rPr>
-        <w:t xml:space="preserve">): 303 ile gelir; kod session’daki </w:t>
-      </w:r>
-      <w:r>
-        <w:rPr>
-          <w:rFonts w:ascii="Courier New" w:hAnsi="Courier New" w:eastAsia="Courier New"/>
-          <w:b w:val="0"/>
-          <w:i w:val="0"/>
-          <w:color w:val="5C3A21"/>
-          <w:sz w:val="20"/>
-        </w:rPr>
-        <w:t>son_rezervasyon</w:t>
-      </w:r>
-      <w:r>
-        <w:rPr>
-          <w:rFonts w:ascii="Calibri" w:hAnsi="Calibri" w:eastAsia="Calibri"/>
-          <w:b w:val="0"/>
-          <w:i w:val="0"/>
-          <w:color w:val="221A14"/>
-          <w:sz w:val="22"/>
-        </w:rPr>
-        <w:t xml:space="preserve"> özetindedir (adres çubuğuna yazılmaz). Davetiyeyi yazdır navbar/fotoğrafı gizler; kâğıtta kafe adı, adres, saatler, kod ve masa özeti kalır.</w:t>
-      </w:r>
-    </w:p>
-    <w:p>
-      <w:pPr>
-        <w:pStyle w:val="ListBullet"/>
-        <w:spacing w:after="80"/>
-        <w:ind w:left="425"/>
-      </w:pPr>
-      <w:r>
-        <w:rPr>
-          <w:rFonts w:ascii="Calibri" w:hAnsi="Calibri" w:eastAsia="Calibri"/>
-          <w:b w:val="0"/>
-          <w:i w:val="0"/>
-          <w:color w:val="221A14"/>
-          <w:sz w:val="22"/>
-        </w:rPr>
-        <w:t>Sorgula (</w:t>
-      </w:r>
-      <w:r>
-        <w:rPr>
-          <w:rFonts w:ascii="Courier New" w:hAnsi="Courier New" w:eastAsia="Courier New"/>
-          <w:b w:val="0"/>
-          <w:i w:val="0"/>
-          <w:color w:val="5C3A21"/>
-          <w:sz w:val="20"/>
-        </w:rPr>
-        <w:t>rezervasyon-sorgula.php</w:t>
-      </w:r>
-      <w:r>
-        <w:rPr>
-          <w:rFonts w:ascii="Calibri" w:hAnsi="Calibri" w:eastAsia="Calibri"/>
-          <w:b w:val="0"/>
-          <w:i w:val="0"/>
-          <w:color w:val="221A14"/>
-          <w:sz w:val="22"/>
-        </w:rPr>
-        <w:t>): kod ile tek kayıt + iptal (modal, POST); telefon ile liste (iptal yok — numarayı bilen herkese yetki verilmez). Boş / bulunamadı durumları açıklayıcı kutudur.</w:t>
-      </w:r>
-    </w:p>
-    <w:p>
-      <w:pPr>
-        <w:pStyle w:val="ListBullet"/>
-        <w:spacing w:after="80"/>
-        <w:ind w:left="425"/>
-      </w:pPr>
-      <w:r>
-        <w:rPr>
-          <w:rFonts w:ascii="Calibri" w:hAnsi="Calibri" w:eastAsia="Calibri"/>
-          <w:b w:val="0"/>
-          <w:i w:val="0"/>
-          <w:color w:val="221A14"/>
-          <w:sz w:val="22"/>
-        </w:rPr>
-        <w:t>Hakkımızda: kısa metin ve örnek iletişim (</w:t>
-      </w:r>
-      <w:r>
-        <w:rPr>
-          <w:rFonts w:ascii="Courier New" w:hAnsi="Courier New" w:eastAsia="Courier New"/>
-          <w:b w:val="0"/>
-          <w:i w:val="0"/>
-          <w:color w:val="5C3A21"/>
-          <w:sz w:val="20"/>
-        </w:rPr>
-        <w:t>KAFE_ADRES</w:t>
-      </w:r>
-      <w:r>
-        <w:rPr>
-          <w:rFonts w:ascii="Calibri" w:hAnsi="Calibri" w:eastAsia="Calibri"/>
-          <w:b w:val="0"/>
-          <w:i w:val="0"/>
-          <w:color w:val="221A14"/>
-          <w:sz w:val="22"/>
-        </w:rPr>
-        <w:t xml:space="preserve"> gerçek işletme değildir).</w:t>
-      </w:r>
-    </w:p>
-    <w:p>
-      <w:pPr>
-        <w:spacing w:after="160" w:before="0" w:line="276" w:lineRule="auto"/>
-      </w:pPr>
-      <w:r>
-        <w:rPr>
-          <w:rFonts w:ascii="Calibri" w:hAnsi="Calibri" w:eastAsia="Calibri"/>
-          <w:b w:val="0"/>
-          <w:i w:val="0"/>
-          <w:color w:val="221A14"/>
-          <w:sz w:val="22"/>
-        </w:rPr>
-        <w:t>Türkçe arayüz diyakritik kullanır (İ, ş, ğ, ü, ö, ç). PHP/SQL tanımlayıcıları ASCII’dir (</w:t>
-      </w:r>
-      <w:r>
-        <w:rPr>
-          <w:rFonts w:ascii="Courier New" w:hAnsi="Courier New" w:eastAsia="Courier New"/>
-          <w:b w:val="0"/>
-          <w:i w:val="0"/>
-          <w:color w:val="5C3A21"/>
-          <w:sz w:val="20"/>
-        </w:rPr>
-        <w:t>masa_id</w:t>
-      </w:r>
-      <w:r>
-        <w:rPr>
-          <w:rFonts w:ascii="Calibri" w:hAnsi="Calibri" w:eastAsia="Calibri"/>
-          <w:b w:val="0"/>
-          <w:i w:val="0"/>
-          <w:color w:val="221A14"/>
-          <w:sz w:val="22"/>
-        </w:rPr>
-        <w:t xml:space="preserve">, </w:t>
-      </w:r>
-      <w:r>
-        <w:rPr>
-          <w:rFonts w:ascii="Courier New" w:hAnsi="Courier New" w:eastAsia="Courier New"/>
-          <w:b w:val="0"/>
-          <w:i w:val="0"/>
-          <w:color w:val="5C3A21"/>
-          <w:sz w:val="20"/>
-        </w:rPr>
-        <w:t>cakismaVarMi</w:t>
-      </w:r>
-      <w:r>
-        <w:rPr>
-          <w:rFonts w:ascii="Calibri" w:hAnsi="Calibri" w:eastAsia="Calibri"/>
-          <w:b w:val="0"/>
-          <w:i w:val="0"/>
-          <w:color w:val="221A14"/>
-          <w:sz w:val="22"/>
-        </w:rPr>
-        <w:t>).</w:t>
-      </w:r>
-    </w:p>
-    <w:p>
-      <w:pPr>
-        <w:pStyle w:val="Heading1"/>
-        <w:spacing w:before="320" w:after="160"/>
-      </w:pPr>
-      <w:r>
-        <w:rPr>
-          <w:rFonts w:ascii="Calibri" w:hAnsi="Calibri" w:eastAsia="Calibri"/>
-          <w:color w:val="3D291A"/>
-        </w:rPr>
-        <w:t>8. Admin ekranları</w:t>
-      </w:r>
-    </w:p>
-    <w:p>
-      <w:pPr>
-        <w:spacing w:after="160" w:before="0" w:line="276" w:lineRule="auto"/>
-      </w:pPr>
-      <w:r>
-        <w:rPr>
-          <w:rFonts w:ascii="Calibri" w:hAnsi="Calibri" w:eastAsia="Calibri"/>
-          <w:b w:val="0"/>
-          <w:i w:val="0"/>
-          <w:color w:val="221A14"/>
-          <w:sz w:val="22"/>
-        </w:rPr>
-        <w:t xml:space="preserve">Adres: </w:t>
-      </w:r>
-      <w:r>
-        <w:rPr>
-          <w:rFonts w:ascii="Courier New" w:hAnsi="Courier New" w:eastAsia="Courier New"/>
-          <w:b w:val="0"/>
-          <w:i w:val="0"/>
-          <w:color w:val="5C3A21"/>
-          <w:sz w:val="20"/>
-        </w:rPr>
-        <w:t>http://localhost/kafe-rezervasyon/admin/login.php</w:t>
-      </w:r>
-    </w:p>
-    <w:p>
-      <w:pPr>
-        <w:pStyle w:val="ListBullet"/>
-        <w:spacing w:after="80"/>
-        <w:ind w:left="425"/>
-      </w:pPr>
-      <w:r>
-        <w:rPr>
-          <w:rFonts w:ascii="Calibri" w:hAnsi="Calibri" w:eastAsia="Calibri"/>
-          <w:b w:val="0"/>
-          <w:i w:val="0"/>
-          <w:color w:val="221A14"/>
-          <w:sz w:val="22"/>
-        </w:rPr>
-        <w:t>Giriş: sidebar yok (yetki henüz yok).</w:t>
-      </w:r>
-    </w:p>
-    <w:p>
-      <w:pPr>
-        <w:pStyle w:val="ListBullet"/>
-        <w:spacing w:after="80"/>
-        <w:ind w:left="425"/>
-      </w:pPr>
-      <w:r>
-        <w:rPr>
-          <w:rFonts w:ascii="Calibri" w:hAnsi="Calibri" w:eastAsia="Calibri"/>
-          <w:b w:val="0"/>
-          <w:i w:val="0"/>
-          <w:color w:val="221A14"/>
-          <w:sz w:val="22"/>
-        </w:rPr>
-        <w:t>Günlük özet: bugünün toplam / onaylı / kalan / iptal / tamamlanan sayıları; masa doluluğu ayrı sayılar (yüzde kartları “bugün kayıt olan masa / aktif masa” ve “şu an dolu” içindir, otel doluluğu değildir). Ek sayılar: şu an boş masa, 19:00–21:00 çakışan masa, önümüzdeki 7 gün onaylı adet; yaklaşan onaylılar; bugünün tablosu.</w:t>
-      </w:r>
-    </w:p>
-    <w:p>
-      <w:pPr>
-        <w:pStyle w:val="ListBullet"/>
-        <w:spacing w:after="80"/>
-        <w:ind w:left="425"/>
-      </w:pPr>
-      <w:r>
-        <w:rPr>
-          <w:rFonts w:ascii="Calibri" w:hAnsi="Calibri" w:eastAsia="Calibri"/>
-          <w:b w:val="0"/>
-          <w:i w:val="0"/>
-          <w:color w:val="221A14"/>
-          <w:sz w:val="22"/>
-        </w:rPr>
-        <w:t xml:space="preserve">Rezervasyonlar: GET süzgeç (tarih, durum, masa), kayıt sayacı, yapışkan başlıklı tablo, müşteri notu rozeti. Onayla / Tamamlandı / İptal POST + CSRF. İptalde </w:t>
-      </w:r>
-      <w:r>
-        <w:rPr>
-          <w:rFonts w:ascii="Courier New" w:hAnsi="Courier New" w:eastAsia="Courier New"/>
-          <w:b w:val="0"/>
-          <w:i w:val="0"/>
-          <w:color w:val="5C3A21"/>
-          <w:sz w:val="20"/>
-        </w:rPr>
-        <w:t>confirm</w:t>
-      </w:r>
-      <w:r>
-        <w:rPr>
-          <w:rFonts w:ascii="Calibri" w:hAnsi="Calibri" w:eastAsia="Calibri"/>
-          <w:b w:val="0"/>
-          <w:i w:val="0"/>
-          <w:color w:val="221A14"/>
-          <w:sz w:val="22"/>
-        </w:rPr>
-        <w:t>.</w:t>
-      </w:r>
-    </w:p>
-    <w:p>
-      <w:pPr>
-        <w:pStyle w:val="ListBullet"/>
-        <w:spacing w:after="80"/>
-        <w:ind w:left="425"/>
-      </w:pPr>
-      <w:r>
-        <w:rPr>
-          <w:rFonts w:ascii="Calibri" w:hAnsi="Calibri" w:eastAsia="Calibri"/>
-          <w:b w:val="0"/>
-          <w:i w:val="0"/>
-          <w:color w:val="221A14"/>
-          <w:sz w:val="22"/>
-        </w:rPr>
-        <w:t>Masalar: ekle / düzenle / pasif / sil. Silmede rezervasyon varsa pasif.</w:t>
-      </w:r>
-    </w:p>
-    <w:p>
-      <w:pPr>
-        <w:pStyle w:val="ListBullet"/>
-        <w:spacing w:after="80"/>
-        <w:ind w:left="425"/>
-      </w:pPr>
-      <w:r>
-        <w:rPr>
-          <w:rFonts w:ascii="Calibri" w:hAnsi="Calibri" w:eastAsia="Calibri"/>
-          <w:b w:val="0"/>
-          <w:i w:val="0"/>
-          <w:color w:val="221A14"/>
-          <w:sz w:val="22"/>
-        </w:rPr>
-        <w:t>Boş listelerde “kayıt yok” satırı yerine yönlendiren boş durum kutusu vardır.</w:t>
-      </w:r>
-    </w:p>
-    <w:p>
-      <w:pPr>
-        <w:pStyle w:val="Heading1"/>
-        <w:spacing w:before="320" w:after="160"/>
-      </w:pPr>
-      <w:r>
-        <w:rPr>
-          <w:rFonts w:ascii="Calibri" w:hAnsi="Calibri" w:eastAsia="Calibri"/>
-          <w:color w:val="3D291A"/>
-        </w:rPr>
-        <w:t>9. Kurulum (XAMPP)</w:t>
-      </w:r>
-    </w:p>
-    <w:p>
-      <w:pPr>
-        <w:pStyle w:val="ListNumber"/>
-        <w:spacing w:after="80"/>
-        <w:ind w:left="425"/>
-      </w:pPr>
-      <w:r>
-        <w:rPr>
-          <w:rFonts w:ascii="Calibri" w:hAnsi="Calibri" w:eastAsia="Calibri"/>
-          <w:b w:val="0"/>
-          <w:i w:val="0"/>
-          <w:color w:val="221A14"/>
-          <w:sz w:val="22"/>
-        </w:rPr>
-        <w:t xml:space="preserve">ZIP’i açın. Kök klasör </w:t>
-      </w:r>
-      <w:r>
-        <w:rPr>
-          <w:rFonts w:ascii="Courier New" w:hAnsi="Courier New" w:eastAsia="Courier New"/>
-          <w:b w:val="0"/>
-          <w:i w:val="0"/>
-          <w:color w:val="5C3A21"/>
-          <w:sz w:val="20"/>
-        </w:rPr>
-        <w:t>kafe-rezervasyon/</w:t>
-      </w:r>
-      <w:r>
-        <w:rPr>
-          <w:rFonts w:ascii="Calibri" w:hAnsi="Calibri" w:eastAsia="Calibri"/>
-          <w:b w:val="0"/>
-          <w:i w:val="0"/>
-          <w:color w:val="221A14"/>
-          <w:sz w:val="22"/>
-        </w:rPr>
-        <w:t xml:space="preserve"> olmalıdır (</w:t>
-      </w:r>
-      <w:r>
-        <w:rPr>
-          <w:rFonts w:ascii="Courier New" w:hAnsi="Courier New" w:eastAsia="Courier New"/>
-          <w:b w:val="0"/>
-          <w:i w:val="0"/>
-          <w:color w:val="5C3A21"/>
-          <w:sz w:val="20"/>
-        </w:rPr>
-        <w:t>database.sql</w:t>
-      </w:r>
-      <w:r>
-        <w:rPr>
-          <w:rFonts w:ascii="Calibri" w:hAnsi="Calibri" w:eastAsia="Calibri"/>
-          <w:b w:val="0"/>
-          <w:i w:val="0"/>
-          <w:color w:val="221A14"/>
-          <w:sz w:val="22"/>
-        </w:rPr>
-        <w:t xml:space="preserve">, </w:t>
-      </w:r>
-      <w:r>
-        <w:rPr>
-          <w:rFonts w:ascii="Courier New" w:hAnsi="Courier New" w:eastAsia="Courier New"/>
-          <w:b w:val="0"/>
-          <w:i w:val="0"/>
-          <w:color w:val="5C3A21"/>
-          <w:sz w:val="20"/>
-        </w:rPr>
-        <w:t>app/</w:t>
-      </w:r>
-      <w:r>
-        <w:rPr>
-          <w:rFonts w:ascii="Calibri" w:hAnsi="Calibri" w:eastAsia="Calibri"/>
-          <w:b w:val="0"/>
-          <w:i w:val="0"/>
-          <w:color w:val="221A14"/>
-          <w:sz w:val="22"/>
-        </w:rPr>
-        <w:t xml:space="preserve">, </w:t>
-      </w:r>
-      <w:r>
-        <w:rPr>
-          <w:rFonts w:ascii="Courier New" w:hAnsi="Courier New" w:eastAsia="Courier New"/>
-          <w:b w:val="0"/>
-          <w:i w:val="0"/>
-          <w:color w:val="5C3A21"/>
-          <w:sz w:val="20"/>
-        </w:rPr>
-        <w:t>admin/</w:t>
-      </w:r>
-      <w:r>
-        <w:rPr>
-          <w:rFonts w:ascii="Calibri" w:hAnsi="Calibri" w:eastAsia="Calibri"/>
-          <w:b w:val="0"/>
-          <w:i w:val="0"/>
-          <w:color w:val="221A14"/>
-          <w:sz w:val="22"/>
-        </w:rPr>
-        <w:t xml:space="preserve">, </w:t>
-      </w:r>
-      <w:r>
-        <w:rPr>
-          <w:rFonts w:ascii="Courier New" w:hAnsi="Courier New" w:eastAsia="Courier New"/>
-          <w:b w:val="0"/>
-          <w:i w:val="0"/>
-          <w:color w:val="5C3A21"/>
-          <w:sz w:val="20"/>
-        </w:rPr>
-        <w:t>index.php</w:t>
-      </w:r>
-      <w:r>
-        <w:rPr>
-          <w:rFonts w:ascii="Calibri" w:hAnsi="Calibri" w:eastAsia="Calibri"/>
-          <w:b w:val="0"/>
-          <w:i w:val="0"/>
-          <w:color w:val="221A14"/>
-          <w:sz w:val="22"/>
-        </w:rPr>
-        <w:t xml:space="preserve">, </w:t>
-      </w:r>
-      <w:r>
-        <w:rPr>
-          <w:rFonts w:ascii="Courier New" w:hAnsi="Courier New" w:eastAsia="Courier New"/>
-          <w:b w:val="0"/>
-          <w:i w:val="0"/>
-          <w:color w:val="5C3A21"/>
-          <w:sz w:val="20"/>
-        </w:rPr>
-        <w:t>RAPOR.md</w:t>
-      </w:r>
-      <w:r>
-        <w:rPr>
-          <w:rFonts w:ascii="Calibri" w:hAnsi="Calibri" w:eastAsia="Calibri"/>
-          <w:b w:val="0"/>
-          <w:i w:val="0"/>
-          <w:color w:val="221A14"/>
-          <w:sz w:val="22"/>
-        </w:rPr>
-        <w:t xml:space="preserve"> ve </w:t>
-      </w:r>
-      <w:r>
-        <w:rPr>
-          <w:rFonts w:ascii="Courier New" w:hAnsi="Courier New" w:eastAsia="Courier New"/>
-          <w:b w:val="0"/>
-          <w:i w:val="0"/>
-          <w:color w:val="5C3A21"/>
-          <w:sz w:val="20"/>
-        </w:rPr>
-        <w:t>Kahve-Duragi-Proje-Raporu.docx</w:t>
-      </w:r>
-      <w:r>
-        <w:rPr>
-          <w:rFonts w:ascii="Calibri" w:hAnsi="Calibri" w:eastAsia="Calibri"/>
-          <w:b w:val="0"/>
-          <w:i w:val="0"/>
-          <w:color w:val="221A14"/>
-          <w:sz w:val="22"/>
-        </w:rPr>
-        <w:t xml:space="preserve"> bu klasörün içindedir).</w:t>
-      </w:r>
-    </w:p>
-    <w:p>
-      <w:pPr>
-        <w:pStyle w:val="ListNumber"/>
-        <w:spacing w:after="80"/>
-        <w:ind w:left="425"/>
-      </w:pPr>
-      <w:r>
-        <w:rPr>
-          <w:rFonts w:ascii="Calibri" w:hAnsi="Calibri" w:eastAsia="Calibri"/>
-          <w:b w:val="0"/>
-          <w:i w:val="0"/>
-          <w:color w:val="221A14"/>
-          <w:sz w:val="22"/>
-        </w:rPr>
-        <w:t xml:space="preserve">Klasörü </w:t>
-      </w:r>
-      <w:r>
-        <w:rPr>
-          <w:rFonts w:ascii="Courier New" w:hAnsi="Courier New" w:eastAsia="Courier New"/>
-          <w:b w:val="0"/>
-          <w:i w:val="0"/>
-          <w:color w:val="5C3A21"/>
-          <w:sz w:val="20"/>
-        </w:rPr>
-        <w:t>C:\xampp\htdocs\kafe-rezervasyon</w:t>
-      </w:r>
-      <w:r>
-        <w:rPr>
-          <w:rFonts w:ascii="Calibri" w:hAnsi="Calibri" w:eastAsia="Calibri"/>
-          <w:b w:val="0"/>
-          <w:i w:val="0"/>
-          <w:color w:val="221A14"/>
-          <w:sz w:val="22"/>
-        </w:rPr>
-        <w:t xml:space="preserve"> altına kopyalayın. İç içe </w:t>
-      </w:r>
-      <w:r>
-        <w:rPr>
-          <w:rFonts w:ascii="Courier New" w:hAnsi="Courier New" w:eastAsia="Courier New"/>
-          <w:b w:val="0"/>
-          <w:i w:val="0"/>
-          <w:color w:val="5C3A21"/>
-          <w:sz w:val="20"/>
-        </w:rPr>
-        <w:t>kafe-rezervasyon\kafe-rezervasyon</w:t>
-      </w:r>
-      <w:r>
-        <w:rPr>
-          <w:rFonts w:ascii="Calibri" w:hAnsi="Calibri" w:eastAsia="Calibri"/>
-          <w:b w:val="0"/>
-          <w:i w:val="0"/>
-          <w:color w:val="221A14"/>
-          <w:sz w:val="22"/>
-        </w:rPr>
-        <w:t xml:space="preserve"> yapmayın.</w:t>
-      </w:r>
-    </w:p>
-    <w:p>
-      <w:pPr>
-        <w:pStyle w:val="ListNumber"/>
-        <w:spacing w:after="80"/>
-        <w:ind w:left="425"/>
-      </w:pPr>
-      <w:r>
-        <w:rPr>
-          <w:rFonts w:ascii="Calibri" w:hAnsi="Calibri" w:eastAsia="Calibri"/>
-          <w:b w:val="0"/>
-          <w:i w:val="0"/>
-          <w:color w:val="221A14"/>
-          <w:sz w:val="22"/>
-        </w:rPr>
-        <w:t>XAMPP’te Apache ve MySQL’i başlatın.</w:t>
-      </w:r>
-    </w:p>
-    <w:p>
-      <w:pPr>
-        <w:pStyle w:val="ListNumber"/>
-        <w:spacing w:after="80"/>
-        <w:ind w:left="425"/>
-      </w:pPr>
-      <w:r>
-        <w:rPr>
-          <w:rFonts w:ascii="Calibri" w:hAnsi="Calibri" w:eastAsia="Calibri"/>
-          <w:b w:val="0"/>
-          <w:i w:val="0"/>
-          <w:color w:val="221A14"/>
-          <w:sz w:val="22"/>
-        </w:rPr>
-        <w:t xml:space="preserve">phpMyAdmin → Import → </w:t>
-      </w:r>
-      <w:r>
-        <w:rPr>
-          <w:rFonts w:ascii="Courier New" w:hAnsi="Courier New" w:eastAsia="Courier New"/>
-          <w:b w:val="0"/>
-          <w:i w:val="0"/>
-          <w:color w:val="5C3A21"/>
-          <w:sz w:val="20"/>
-        </w:rPr>
-        <w:t>C:\xampp\htdocs\kafe-rezervasyon\database.sql</w:t>
-      </w:r>
-      <w:r>
-        <w:rPr>
-          <w:rFonts w:ascii="Calibri" w:hAnsi="Calibri" w:eastAsia="Calibri"/>
-          <w:b w:val="0"/>
-          <w:i w:val="0"/>
-          <w:color w:val="221A14"/>
-          <w:sz w:val="22"/>
-        </w:rPr>
-        <w:t xml:space="preserve"> → Go. veya: </w:t>
-      </w:r>
-      <w:r>
-        <w:rPr>
-          <w:rFonts w:ascii="Courier New" w:hAnsi="Courier New" w:eastAsia="Courier New"/>
-          <w:b w:val="0"/>
-          <w:i w:val="0"/>
-          <w:color w:val="5C3A21"/>
-          <w:sz w:val="20"/>
-        </w:rPr>
-        <w:t>mysql -u root -p &lt; C:\xampp\htdocs\kafe-rezervasyon\database.sql</w:t>
-      </w:r>
-    </w:p>
-    <w:p>
-      <w:pPr>
-        <w:pStyle w:val="ListNumber"/>
-        <w:spacing w:after="80"/>
-        <w:ind w:left="425"/>
-      </w:pPr>
-      <w:r>
-        <w:rPr>
-          <w:rFonts w:ascii="Calibri" w:hAnsi="Calibri" w:eastAsia="Calibri"/>
-          <w:b w:val="0"/>
-          <w:i w:val="0"/>
-          <w:color w:val="221A14"/>
-          <w:sz w:val="22"/>
-        </w:rPr>
-        <w:t xml:space="preserve">Tarayıcı: </w:t>
-      </w:r>
-      <w:r>
-        <w:rPr>
-          <w:rFonts w:ascii="Courier New" w:hAnsi="Courier New" w:eastAsia="Courier New"/>
-          <w:b w:val="0"/>
-          <w:i w:val="0"/>
-          <w:color w:val="5C3A21"/>
-          <w:sz w:val="20"/>
-        </w:rPr>
-        <w:t>http://localhost/kafe-rezervasyon/</w:t>
-      </w:r>
-    </w:p>
-    <w:p>
-      <w:pPr>
-        <w:pStyle w:val="ListNumber"/>
-        <w:spacing w:after="80"/>
-        <w:ind w:left="425"/>
-      </w:pPr>
-      <w:r>
-        <w:rPr>
-          <w:rFonts w:ascii="Calibri" w:hAnsi="Calibri" w:eastAsia="Calibri"/>
-          <w:b w:val="0"/>
-          <w:i w:val="0"/>
-          <w:color w:val="221A14"/>
-          <w:sz w:val="22"/>
-        </w:rPr>
-        <w:t xml:space="preserve">Panel: </w:t>
-      </w:r>
-      <w:r>
-        <w:rPr>
-          <w:rFonts w:ascii="Courier New" w:hAnsi="Courier New" w:eastAsia="Courier New"/>
-          <w:b w:val="0"/>
-          <w:i w:val="0"/>
-          <w:color w:val="5C3A21"/>
-          <w:sz w:val="20"/>
-        </w:rPr>
-        <w:t>http://localhost/kafe-rezervasyon/admin/login.php</w:t>
-      </w:r>
-      <w:r>
-        <w:rPr>
-          <w:rFonts w:ascii="Calibri" w:hAnsi="Calibri" w:eastAsia="Calibri"/>
-          <w:b w:val="0"/>
-          <w:i w:val="0"/>
-          <w:color w:val="221A14"/>
-          <w:sz w:val="22"/>
-        </w:rPr>
-        <w:t xml:space="preserve"> — </w:t>
-      </w:r>
-      <w:r>
-        <w:rPr>
-          <w:rFonts w:ascii="Courier New" w:hAnsi="Courier New" w:eastAsia="Courier New"/>
-          <w:b w:val="0"/>
-          <w:i w:val="0"/>
-          <w:color w:val="5C3A21"/>
-          <w:sz w:val="20"/>
-        </w:rPr>
-        <w:t>admin</w:t>
-      </w:r>
-      <w:r>
-        <w:rPr>
-          <w:rFonts w:ascii="Calibri" w:hAnsi="Calibri" w:eastAsia="Calibri"/>
-          <w:b w:val="0"/>
-          <w:i w:val="0"/>
-          <w:color w:val="221A14"/>
-          <w:sz w:val="22"/>
-        </w:rPr>
-        <w:t xml:space="preserve"> / </w:t>
-      </w:r>
-      <w:r>
-        <w:rPr>
-          <w:rFonts w:ascii="Courier New" w:hAnsi="Courier New" w:eastAsia="Courier New"/>
-          <w:b w:val="0"/>
-          <w:i w:val="0"/>
-          <w:color w:val="5C3A21"/>
-          <w:sz w:val="20"/>
-        </w:rPr>
-        <w:t>admin123</w:t>
-      </w:r>
-    </w:p>
-    <w:p>
-      <w:pPr>
-        <w:spacing w:after="160" w:before="0" w:line="276" w:lineRule="auto"/>
-      </w:pPr>
-      <w:r>
-        <w:rPr>
-          <w:rFonts w:ascii="Calibri" w:hAnsi="Calibri" w:eastAsia="Calibri"/>
-          <w:b w:val="0"/>
-          <w:i w:val="0"/>
-          <w:color w:val="221A14"/>
-          <w:sz w:val="22"/>
-        </w:rPr>
-        <w:t xml:space="preserve">VS Code’da Dosya → Klasörü Aç ile </w:t>
-      </w:r>
-      <w:r>
-        <w:rPr>
-          <w:rFonts w:ascii="Courier New" w:hAnsi="Courier New" w:eastAsia="Courier New"/>
-          <w:b w:val="0"/>
-          <w:i w:val="0"/>
-          <w:color w:val="5C3A21"/>
-          <w:sz w:val="20"/>
-        </w:rPr>
-        <w:t>htdocs</w:t>
-      </w:r>
-      <w:r>
-        <w:rPr>
-          <w:rFonts w:ascii="Calibri" w:hAnsi="Calibri" w:eastAsia="Calibri"/>
-          <w:b w:val="0"/>
-          <w:i w:val="0"/>
-          <w:color w:val="221A14"/>
-          <w:sz w:val="22"/>
-        </w:rPr>
-        <w:t xml:space="preserve"> değil, </w:t>
-      </w:r>
-      <w:r>
-        <w:rPr>
-          <w:rFonts w:ascii="Courier New" w:hAnsi="Courier New" w:eastAsia="Courier New"/>
-          <w:b w:val="0"/>
-          <w:i w:val="0"/>
-          <w:color w:val="5C3A21"/>
-          <w:sz w:val="20"/>
-        </w:rPr>
-        <w:t>kafe-rezervasyon</w:t>
-      </w:r>
-      <w:r>
-        <w:rPr>
-          <w:rFonts w:ascii="Calibri" w:hAnsi="Calibri" w:eastAsia="Calibri"/>
-          <w:b w:val="0"/>
-          <w:i w:val="0"/>
-          <w:color w:val="221A14"/>
-          <w:sz w:val="22"/>
-        </w:rPr>
-        <w:t xml:space="preserve"> klasörünün kendisi açılmalıdır.</w:t>
-      </w:r>
-    </w:p>
-    <w:p>
-      <w:pPr>
-        <w:spacing w:after="160" w:before="0" w:line="276" w:lineRule="auto"/>
-      </w:pPr>
-      <w:r>
-        <w:rPr>
-          <w:rFonts w:ascii="Calibri" w:hAnsi="Calibri" w:eastAsia="Calibri"/>
-          <w:b w:val="0"/>
-          <w:i w:val="0"/>
-          <w:color w:val="221A14"/>
-          <w:sz w:val="22"/>
-        </w:rPr>
-        <w:t xml:space="preserve">Hoca RAR istiyorsa WinRAR ile aynı kök kuralı: arşivde tek üst klasör </w:t>
-      </w:r>
-      <w:r>
-        <w:rPr>
-          <w:rFonts w:ascii="Courier New" w:hAnsi="Courier New" w:eastAsia="Courier New"/>
-          <w:b w:val="0"/>
-          <w:i w:val="0"/>
-          <w:color w:val="5C3A21"/>
-          <w:sz w:val="20"/>
-        </w:rPr>
-        <w:t>kafe-rezervasyon/</w:t>
-      </w:r>
-      <w:r>
-        <w:rPr>
-          <w:rFonts w:ascii="Calibri" w:hAnsi="Calibri" w:eastAsia="Calibri"/>
-          <w:b w:val="0"/>
-          <w:i w:val="0"/>
-          <w:color w:val="221A14"/>
-          <w:sz w:val="22"/>
-        </w:rPr>
-        <w:t xml:space="preserve">, </w:t>
-      </w:r>
-      <w:r>
-        <w:rPr>
-          <w:rFonts w:ascii="Courier New" w:hAnsi="Courier New" w:eastAsia="Courier New"/>
-          <w:b w:val="0"/>
-          <w:i w:val="0"/>
-          <w:color w:val="5C3A21"/>
-          <w:sz w:val="20"/>
-        </w:rPr>
-        <w:t>.git</w:t>
-      </w:r>
-      <w:r>
-        <w:rPr>
-          <w:rFonts w:ascii="Calibri" w:hAnsi="Calibri" w:eastAsia="Calibri"/>
-          <w:b w:val="0"/>
-          <w:i w:val="0"/>
-          <w:color w:val="221A14"/>
-          <w:sz w:val="22"/>
-        </w:rPr>
-        <w:t xml:space="preserve"> yok.</w:t>
-      </w:r>
-    </w:p>
-    <w:p>
-      <w:pPr>
-        <w:spacing w:after="160" w:before="0" w:line="276" w:lineRule="auto"/>
-      </w:pPr>
-      <w:r>
-        <w:rPr>
-          <w:rFonts w:ascii="Courier New" w:hAnsi="Courier New" w:eastAsia="Courier New"/>
-          <w:b w:val="0"/>
-          <w:i w:val="0"/>
-          <w:color w:val="5C3A21"/>
-          <w:sz w:val="20"/>
-        </w:rPr>
-        <w:t>app/config.php</w:t>
-      </w:r>
-      <w:r>
-        <w:rPr>
-          <w:rFonts w:ascii="Calibri" w:hAnsi="Calibri" w:eastAsia="Calibri"/>
-          <w:b w:val="0"/>
-          <w:i w:val="0"/>
-          <w:color w:val="221A14"/>
-          <w:sz w:val="22"/>
-        </w:rPr>
-        <w:t xml:space="preserve"> varsayılanı XAMPP içindir: </w:t>
-      </w:r>
-      <w:r>
-        <w:rPr>
-          <w:rFonts w:ascii="Courier New" w:hAnsi="Courier New" w:eastAsia="Courier New"/>
-          <w:b w:val="0"/>
-          <w:i w:val="0"/>
-          <w:color w:val="5C3A21"/>
-          <w:sz w:val="20"/>
-        </w:rPr>
-        <w:t>127.0.0.1</w:t>
-      </w:r>
-      <w:r>
-        <w:rPr>
-          <w:rFonts w:ascii="Calibri" w:hAnsi="Calibri" w:eastAsia="Calibri"/>
-          <w:b w:val="0"/>
-          <w:i w:val="0"/>
-          <w:color w:val="221A14"/>
-          <w:sz w:val="22"/>
-        </w:rPr>
-        <w:t xml:space="preserve">, kullanıcı </w:t>
-      </w:r>
-      <w:r>
-        <w:rPr>
-          <w:rFonts w:ascii="Courier New" w:hAnsi="Courier New" w:eastAsia="Courier New"/>
-          <w:b w:val="0"/>
-          <w:i w:val="0"/>
-          <w:color w:val="5C3A21"/>
-          <w:sz w:val="20"/>
-        </w:rPr>
-        <w:t>root</w:t>
-      </w:r>
-      <w:r>
-        <w:rPr>
-          <w:rFonts w:ascii="Calibri" w:hAnsi="Calibri" w:eastAsia="Calibri"/>
-          <w:b w:val="0"/>
-          <w:i w:val="0"/>
-          <w:color w:val="221A14"/>
-          <w:sz w:val="22"/>
-        </w:rPr>
-        <w:t>, şifre boş. Canlı sunucuda bu kabul edilemez.</w:t>
-      </w:r>
-    </w:p>
-    <w:p>
-      <w:pPr>
-        <w:pStyle w:val="Heading1"/>
-        <w:spacing w:before="320" w:after="160"/>
-      </w:pPr>
-      <w:r>
-        <w:rPr>
-          <w:rFonts w:ascii="Calibri" w:hAnsi="Calibri" w:eastAsia="Calibri"/>
-          <w:color w:val="3D291A"/>
-        </w:rPr>
-        <w:t>10. Klasör özeti</w:t>
-      </w:r>
-    </w:p>
-    <w:tbl>
-      <w:tblPr>
-        <w:tblStyle w:val="TableGrid"/>
-        <w:tblW w:type="auto" w:w="0"/>
-        <w:jc w:val="center"/>
-        <w:tblLook w:firstColumn="1" w:firstRow="1" w:lastColumn="0" w:lastRow="0" w:noHBand="0" w:noVBand="1" w:val="04A0"/>
-      </w:tblPr>
-      <w:tblGrid>
-        <w:gridCol w:w="4592"/>
-        <w:gridCol w:w="4592"/>
-      </w:tblGrid>
-      <w:tr>
-        <w:tc>
-          <w:tcPr>
-            <w:tcW w:type="dxa" w:w="4592"/>
-            <w:shd w:fill="5C3A21" w:val="clear"/>
-            <w:tcBorders>
-              <w:top w:val="single" w:sz="4" w:space="0" w:color="C9B8A8"/>
-              <w:left w:val="single" w:sz="4" w:space="0" w:color="C9B8A8"/>
-              <w:bottom w:val="single" w:sz="4" w:space="0" w:color="C9B8A8"/>
-              <w:right w:val="single" w:sz="4" w:space="0" w:color="C9B8A8"/>
-            </w:tcBorders>
-          </w:tcPr>
-          <w:p>
-            <w:r/>
-            <w:r>
-              <w:rPr>
-                <w:rFonts w:ascii="Calibri" w:hAnsi="Calibri" w:eastAsia="Calibri"/>
-                <w:b/>
-                <w:i w:val="0"/>
-                <w:color w:val="FFFFFF"/>
-                <w:sz w:val="20"/>
-              </w:rPr>
-              <w:t>Yol</w:t>
-            </w:r>
-          </w:p>
-        </w:tc>
-        <w:tc>
-          <w:tcPr>
-            <w:tcW w:type="dxa" w:w="4592"/>
-            <w:shd w:fill="5C3A21" w:val="clear"/>
-            <w:tcBorders>
-              <w:top w:val="single" w:sz="4" w:space="0" w:color="C9B8A8"/>
-              <w:left w:val="single" w:sz="4" w:space="0" w:color="C9B8A8"/>
-              <w:bottom w:val="single" w:sz="4" w:space="0" w:color="C9B8A8"/>
-              <w:right w:val="single" w:sz="4" w:space="0" w:color="C9B8A8"/>
-            </w:tcBorders>
-          </w:tcPr>
-          <w:p>
-            <w:r/>
-            <w:r>
-              <w:rPr>
-                <w:rFonts w:ascii="Calibri" w:hAnsi="Calibri" w:eastAsia="Calibri"/>
-                <w:b/>
-                <w:i w:val="0"/>
-                <w:color w:val="FFFFFF"/>
-                <w:sz w:val="20"/>
-              </w:rPr>
-              <w:t>Görev</w:t>
-            </w:r>
-          </w:p>
-        </w:tc>
-      </w:tr>
-      <w:tr>
-        <w:tc>
-          <w:tcPr>
-            <w:tcW w:type="dxa" w:w="4592"/>
-            <w:tcBorders>
-              <w:top w:val="single" w:sz="4" w:space="0" w:color="C9B8A8"/>
-              <w:left w:val="single" w:sz="4" w:space="0" w:color="C9B8A8"/>
-              <w:bottom w:val="single" w:sz="4" w:space="0" w:color="C9B8A8"/>
-              <w:right w:val="single" w:sz="4" w:space="0" w:color="C9B8A8"/>
-            </w:tcBorders>
-          </w:tcPr>
-          <w:p>
-            <w:r/>
-            <w:r>
-              <w:rPr>
-                <w:rFonts w:ascii="Courier New" w:hAnsi="Courier New" w:eastAsia="Courier New"/>
-                <w:b w:val="0"/>
-                <w:i w:val="0"/>
-                <w:color w:val="5C3A21"/>
-                <w:sz w:val="18"/>
-              </w:rPr>
-              <w:t>app/bootstrap.php</w:t>
-            </w:r>
-          </w:p>
-        </w:tc>
-        <w:tc>
-          <w:tcPr>
-            <w:tcW w:type="dxa" w:w="4592"/>
-            <w:tcBorders>
-              <w:top w:val="single" w:sz="4" w:space="0" w:color="C9B8A8"/>
-              <w:left w:val="single" w:sz="4" w:space="0" w:color="C9B8A8"/>
-              <w:bottom w:val="single" w:sz="4" w:space="0" w:color="C9B8A8"/>
-              <w:right w:val="single" w:sz="4" w:space="0" w:color="C9B8A8"/>
-            </w:tcBorders>
-          </w:tcPr>
-          <w:p>
-            <w:r/>
-            <w:r>
-              <w:rPr>
-                <w:rFonts w:ascii="Calibri" w:hAnsi="Calibri" w:eastAsia="Calibri"/>
-                <w:b w:val="0"/>
-                <w:i w:val="0"/>
-                <w:color w:val="221A14"/>
-                <w:sz w:val="20"/>
-              </w:rPr>
-              <w:t>Oturum, APP_INIT, autoload benzeri require sırası</w:t>
-            </w:r>
-          </w:p>
-        </w:tc>
-      </w:tr>
-      <w:tr>
-        <w:tc>
-          <w:tcPr>
-            <w:tcW w:type="dxa" w:w="4592"/>
-            <w:shd w:fill="F8F3EE" w:val="clear"/>
-            <w:tcBorders>
-              <w:top w:val="single" w:sz="4" w:space="0" w:color="C9B8A8"/>
-              <w:left w:val="single" w:sz="4" w:space="0" w:color="C9B8A8"/>
-              <w:bottom w:val="single" w:sz="4" w:space="0" w:color="C9B8A8"/>
-              <w:right w:val="single" w:sz="4" w:space="0" w:color="C9B8A8"/>
-            </w:tcBorders>
-          </w:tcPr>
-          <w:p>
-            <w:r/>
-            <w:r>
-              <w:rPr>
-                <w:rFonts w:ascii="Courier New" w:hAnsi="Courier New" w:eastAsia="Courier New"/>
-                <w:b w:val="0"/>
-                <w:i w:val="0"/>
-                <w:color w:val="5C3A21"/>
-                <w:sz w:val="18"/>
-              </w:rPr>
-              <w:t>app/db.php</w:t>
-            </w:r>
-          </w:p>
-        </w:tc>
-        <w:tc>
-          <w:tcPr>
-            <w:tcW w:type="dxa" w:w="4592"/>
-            <w:shd w:fill="F8F3EE" w:val="clear"/>
-            <w:tcBorders>
-              <w:top w:val="single" w:sz="4" w:space="0" w:color="C9B8A8"/>
-              <w:left w:val="single" w:sz="4" w:space="0" w:color="C9B8A8"/>
-              <w:bottom w:val="single" w:sz="4" w:space="0" w:color="C9B8A8"/>
-              <w:right w:val="single" w:sz="4" w:space="0" w:color="C9B8A8"/>
-            </w:tcBorders>
-          </w:tcPr>
-          <w:p>
-            <w:r/>
-            <w:r>
-              <w:rPr>
-                <w:rFonts w:ascii="Calibri" w:hAnsi="Calibri" w:eastAsia="Calibri"/>
-                <w:b w:val="0"/>
-                <w:i w:val="0"/>
-                <w:color w:val="221A14"/>
-                <w:sz w:val="20"/>
-              </w:rPr>
-              <w:t>PDO singleton</w:t>
-            </w:r>
-          </w:p>
-        </w:tc>
-      </w:tr>
-      <w:tr>
-        <w:tc>
-          <w:tcPr>
-            <w:tcW w:type="dxa" w:w="4592"/>
-            <w:tcBorders>
-              <w:top w:val="single" w:sz="4" w:space="0" w:color="C9B8A8"/>
-              <w:left w:val="single" w:sz="4" w:space="0" w:color="C9B8A8"/>
-              <w:bottom w:val="single" w:sz="4" w:space="0" w:color="C9B8A8"/>
-              <w:right w:val="single" w:sz="4" w:space="0" w:color="C9B8A8"/>
-            </w:tcBorders>
-          </w:tcPr>
-          <w:p>
-            <w:r/>
-            <w:r>
-              <w:rPr>
-                <w:rFonts w:ascii="Courier New" w:hAnsi="Courier New" w:eastAsia="Courier New"/>
-                <w:b w:val="0"/>
-                <w:i w:val="0"/>
-                <w:color w:val="5C3A21"/>
-                <w:sz w:val="18"/>
-              </w:rPr>
-              <w:t>app/helpers.php</w:t>
-            </w:r>
-          </w:p>
-        </w:tc>
-        <w:tc>
-          <w:tcPr>
-            <w:tcW w:type="dxa" w:w="4592"/>
-            <w:tcBorders>
-              <w:top w:val="single" w:sz="4" w:space="0" w:color="C9B8A8"/>
-              <w:left w:val="single" w:sz="4" w:space="0" w:color="C9B8A8"/>
-              <w:bottom w:val="single" w:sz="4" w:space="0" w:color="C9B8A8"/>
-              <w:right w:val="single" w:sz="4" w:space="0" w:color="C9B8A8"/>
-            </w:tcBorders>
-          </w:tcPr>
-          <w:p>
-            <w:r/>
-            <w:r>
-              <w:rPr>
-                <w:rFonts w:ascii="Courier New" w:hAnsi="Courier New" w:eastAsia="Courier New"/>
-                <w:b w:val="0"/>
-                <w:i w:val="0"/>
-                <w:color w:val="5C3A21"/>
-                <w:sz w:val="18"/>
-              </w:rPr>
-              <w:t>e()</w:t>
-            </w:r>
-            <w:r>
-              <w:rPr>
-                <w:rFonts w:ascii="Calibri" w:hAnsi="Calibri" w:eastAsia="Calibri"/>
-                <w:b w:val="0"/>
-                <w:i w:val="0"/>
-                <w:color w:val="221A14"/>
-                <w:sz w:val="20"/>
-              </w:rPr>
-              <w:t>, CSRF, 303, tarih/saat biçimi</w:t>
-            </w:r>
-          </w:p>
-        </w:tc>
-      </w:tr>
-      <w:tr>
-        <w:tc>
-          <w:tcPr>
-            <w:tcW w:type="dxa" w:w="4592"/>
-            <w:shd w:fill="F8F3EE" w:val="clear"/>
-            <w:tcBorders>
-              <w:top w:val="single" w:sz="4" w:space="0" w:color="C9B8A8"/>
-              <w:left w:val="single" w:sz="4" w:space="0" w:color="C9B8A8"/>
-              <w:bottom w:val="single" w:sz="4" w:space="0" w:color="C9B8A8"/>
-              <w:right w:val="single" w:sz="4" w:space="0" w:color="C9B8A8"/>
-            </w:tcBorders>
-          </w:tcPr>
-          <w:p>
-            <w:r/>
-            <w:r>
-              <w:rPr>
-                <w:rFonts w:ascii="Courier New" w:hAnsi="Courier New" w:eastAsia="Courier New"/>
-                <w:b w:val="0"/>
-                <w:i w:val="0"/>
-                <w:color w:val="5C3A21"/>
-                <w:sz w:val="18"/>
-              </w:rPr>
-              <w:t>app/Auth.php</w:t>
-            </w:r>
-          </w:p>
-        </w:tc>
-        <w:tc>
-          <w:tcPr>
-            <w:tcW w:type="dxa" w:w="4592"/>
-            <w:shd w:fill="F8F3EE" w:val="clear"/>
-            <w:tcBorders>
-              <w:top w:val="single" w:sz="4" w:space="0" w:color="C9B8A8"/>
-              <w:left w:val="single" w:sz="4" w:space="0" w:color="C9B8A8"/>
-              <w:bottom w:val="single" w:sz="4" w:space="0" w:color="C9B8A8"/>
-              <w:right w:val="single" w:sz="4" w:space="0" w:color="C9B8A8"/>
-            </w:tcBorders>
-          </w:tcPr>
-          <w:p>
-            <w:r/>
-            <w:r>
-              <w:rPr>
-                <w:rFonts w:ascii="Calibri" w:hAnsi="Calibri" w:eastAsia="Calibri"/>
-                <w:b w:val="0"/>
-                <w:i w:val="0"/>
-                <w:color w:val="221A14"/>
-                <w:sz w:val="20"/>
-              </w:rPr>
-              <w:t xml:space="preserve">Giriş / çıkış / </w:t>
-            </w:r>
-            <w:r>
-              <w:rPr>
-                <w:rFonts w:ascii="Courier New" w:hAnsi="Courier New" w:eastAsia="Courier New"/>
-                <w:b w:val="0"/>
-                <w:i w:val="0"/>
-                <w:color w:val="5C3A21"/>
-                <w:sz w:val="18"/>
-              </w:rPr>
-              <w:t>kontrol()</w:t>
-            </w:r>
-          </w:p>
-        </w:tc>
-      </w:tr>
-      <w:tr>
-        <w:tc>
-          <w:tcPr>
-            <w:tcW w:type="dxa" w:w="4592"/>
-            <w:tcBorders>
-              <w:top w:val="single" w:sz="4" w:space="0" w:color="C9B8A8"/>
-              <w:left w:val="single" w:sz="4" w:space="0" w:color="C9B8A8"/>
-              <w:bottom w:val="single" w:sz="4" w:space="0" w:color="C9B8A8"/>
-              <w:right w:val="single" w:sz="4" w:space="0" w:color="C9B8A8"/>
-            </w:tcBorders>
-          </w:tcPr>
-          <w:p>
-            <w:r/>
-            <w:r>
-              <w:rPr>
-                <w:rFonts w:ascii="Courier New" w:hAnsi="Courier New" w:eastAsia="Courier New"/>
-                <w:b w:val="0"/>
-                <w:i w:val="0"/>
-                <w:color w:val="5C3A21"/>
-                <w:sz w:val="18"/>
-              </w:rPr>
-              <w:t>app/MasaRepository.php</w:t>
-            </w:r>
-          </w:p>
-        </w:tc>
-        <w:tc>
-          <w:tcPr>
-            <w:tcW w:type="dxa" w:w="4592"/>
-            <w:tcBorders>
-              <w:top w:val="single" w:sz="4" w:space="0" w:color="C9B8A8"/>
-              <w:left w:val="single" w:sz="4" w:space="0" w:color="C9B8A8"/>
-              <w:bottom w:val="single" w:sz="4" w:space="0" w:color="C9B8A8"/>
-              <w:right w:val="single" w:sz="4" w:space="0" w:color="C9B8A8"/>
-            </w:tcBorders>
-          </w:tcPr>
-          <w:p>
-            <w:r/>
-            <w:r>
-              <w:rPr>
-                <w:rFonts w:ascii="Calibri" w:hAnsi="Calibri" w:eastAsia="Calibri"/>
-                <w:b w:val="0"/>
-                <w:i w:val="0"/>
-                <w:color w:val="221A14"/>
-                <w:sz w:val="20"/>
-              </w:rPr>
-              <w:t>Masa CRUD, müsait liste</w:t>
-            </w:r>
-          </w:p>
-        </w:tc>
-      </w:tr>
-      <w:tr>
-        <w:tc>
-          <w:tcPr>
-            <w:tcW w:type="dxa" w:w="4592"/>
-            <w:shd w:fill="F8F3EE" w:val="clear"/>
-            <w:tcBorders>
-              <w:top w:val="single" w:sz="4" w:space="0" w:color="C9B8A8"/>
-              <w:left w:val="single" w:sz="4" w:space="0" w:color="C9B8A8"/>
-              <w:bottom w:val="single" w:sz="4" w:space="0" w:color="C9B8A8"/>
-              <w:right w:val="single" w:sz="4" w:space="0" w:color="C9B8A8"/>
-            </w:tcBorders>
-          </w:tcPr>
-          <w:p>
-            <w:r/>
-            <w:r>
-              <w:rPr>
-                <w:rFonts w:ascii="Courier New" w:hAnsi="Courier New" w:eastAsia="Courier New"/>
-                <w:b w:val="0"/>
-                <w:i w:val="0"/>
-                <w:color w:val="5C3A21"/>
-                <w:sz w:val="18"/>
-              </w:rPr>
-              <w:t>app/RezervasyonRepository.php</w:t>
-            </w:r>
-          </w:p>
-        </w:tc>
-        <w:tc>
-          <w:tcPr>
-            <w:tcW w:type="dxa" w:w="4592"/>
-            <w:shd w:fill="F8F3EE" w:val="clear"/>
-            <w:tcBorders>
-              <w:top w:val="single" w:sz="4" w:space="0" w:color="C9B8A8"/>
-              <w:left w:val="single" w:sz="4" w:space="0" w:color="C9B8A8"/>
-              <w:bottom w:val="single" w:sz="4" w:space="0" w:color="C9B8A8"/>
-              <w:right w:val="single" w:sz="4" w:space="0" w:color="C9B8A8"/>
-            </w:tcBorders>
-          </w:tcPr>
-          <w:p>
-            <w:r/>
-            <w:r>
-              <w:rPr>
-                <w:rFonts w:ascii="Calibri" w:hAnsi="Calibri" w:eastAsia="Calibri"/>
-                <w:b w:val="0"/>
-                <w:i w:val="0"/>
-                <w:color w:val="221A14"/>
-                <w:sz w:val="20"/>
-              </w:rPr>
-              <w:t xml:space="preserve">Çakışma, </w:t>
-            </w:r>
-            <w:r>
-              <w:rPr>
-                <w:rFonts w:ascii="Courier New" w:hAnsi="Courier New" w:eastAsia="Courier New"/>
-                <w:b w:val="0"/>
-                <w:i w:val="0"/>
-                <w:color w:val="5C3A21"/>
-                <w:sz w:val="18"/>
-              </w:rPr>
-              <w:t>olustur()</w:t>
-            </w:r>
-            <w:r>
-              <w:rPr>
-                <w:rFonts w:ascii="Calibri" w:hAnsi="Calibri" w:eastAsia="Calibri"/>
-                <w:b w:val="0"/>
-                <w:i w:val="0"/>
-                <w:color w:val="221A14"/>
-                <w:sz w:val="20"/>
-              </w:rPr>
-              <w:t>, iptal, kod</w:t>
-            </w:r>
-          </w:p>
-        </w:tc>
-      </w:tr>
-      <w:tr>
-        <w:tc>
-          <w:tcPr>
-            <w:tcW w:type="dxa" w:w="4592"/>
-            <w:tcBorders>
-              <w:top w:val="single" w:sz="4" w:space="0" w:color="C9B8A8"/>
-              <w:left w:val="single" w:sz="4" w:space="0" w:color="C9B8A8"/>
-              <w:bottom w:val="single" w:sz="4" w:space="0" w:color="C9B8A8"/>
-              <w:right w:val="single" w:sz="4" w:space="0" w:color="C9B8A8"/>
-            </w:tcBorders>
-          </w:tcPr>
-          <w:p>
-            <w:r/>
-            <w:r>
-              <w:rPr>
-                <w:rFonts w:ascii="Courier New" w:hAnsi="Courier New" w:eastAsia="Courier New"/>
-                <w:b w:val="0"/>
-                <w:i w:val="0"/>
-                <w:color w:val="5C3A21"/>
-                <w:sz w:val="18"/>
-              </w:rPr>
-              <w:t>api/musait-masalar.php</w:t>
-            </w:r>
-          </w:p>
-        </w:tc>
-        <w:tc>
-          <w:tcPr>
-            <w:tcW w:type="dxa" w:w="4592"/>
-            <w:tcBorders>
-              <w:top w:val="single" w:sz="4" w:space="0" w:color="C9B8A8"/>
-              <w:left w:val="single" w:sz="4" w:space="0" w:color="C9B8A8"/>
-              <w:bottom w:val="single" w:sz="4" w:space="0" w:color="C9B8A8"/>
-              <w:right w:val="single" w:sz="4" w:space="0" w:color="C9B8A8"/>
-            </w:tcBorders>
-          </w:tcPr>
-          <w:p>
-            <w:r/>
-            <w:r>
-              <w:rPr>
-                <w:rFonts w:ascii="Calibri" w:hAnsi="Calibri" w:eastAsia="Calibri"/>
-                <w:b w:val="0"/>
-                <w:i w:val="0"/>
-                <w:color w:val="221A14"/>
-                <w:sz w:val="20"/>
-              </w:rPr>
-              <w:t>JSON masa listesi</w:t>
-            </w:r>
-          </w:p>
-        </w:tc>
-      </w:tr>
-      <w:tr>
-        <w:tc>
-          <w:tcPr>
-            <w:tcW w:type="dxa" w:w="4592"/>
-            <w:shd w:fill="F8F3EE" w:val="clear"/>
-            <w:tcBorders>
-              <w:top w:val="single" w:sz="4" w:space="0" w:color="C9B8A8"/>
-              <w:left w:val="single" w:sz="4" w:space="0" w:color="C9B8A8"/>
-              <w:bottom w:val="single" w:sz="4" w:space="0" w:color="C9B8A8"/>
-              <w:right w:val="single" w:sz="4" w:space="0" w:color="C9B8A8"/>
-            </w:tcBorders>
-          </w:tcPr>
-          <w:p>
-            <w:r/>
-            <w:r>
-              <w:rPr>
-                <w:rFonts w:ascii="Courier New" w:hAnsi="Courier New" w:eastAsia="Courier New"/>
-                <w:b w:val="0"/>
-                <w:i w:val="0"/>
-                <w:color w:val="5C3A21"/>
-                <w:sz w:val="18"/>
-              </w:rPr>
-              <w:t>admin/</w:t>
-            </w:r>
-          </w:p>
-        </w:tc>
-        <w:tc>
-          <w:tcPr>
-            <w:tcW w:type="dxa" w:w="4592"/>
-            <w:shd w:fill="F8F3EE" w:val="clear"/>
-            <w:tcBorders>
-              <w:top w:val="single" w:sz="4" w:space="0" w:color="C9B8A8"/>
-              <w:left w:val="single" w:sz="4" w:space="0" w:color="C9B8A8"/>
-              <w:bottom w:val="single" w:sz="4" w:space="0" w:color="C9B8A8"/>
-              <w:right w:val="single" w:sz="4" w:space="0" w:color="C9B8A8"/>
-            </w:tcBorders>
-          </w:tcPr>
-          <w:p>
-            <w:r/>
-            <w:r>
-              <w:rPr>
-                <w:rFonts w:ascii="Calibri" w:hAnsi="Calibri" w:eastAsia="Calibri"/>
-                <w:b w:val="0"/>
-                <w:i w:val="0"/>
-                <w:color w:val="221A14"/>
-                <w:sz w:val="20"/>
-              </w:rPr>
-              <w:t>Panel</w:t>
-            </w:r>
-          </w:p>
-        </w:tc>
-      </w:tr>
-      <w:tr>
-        <w:tc>
-          <w:tcPr>
-            <w:tcW w:type="dxa" w:w="4592"/>
-            <w:tcBorders>
-              <w:top w:val="single" w:sz="4" w:space="0" w:color="C9B8A8"/>
-              <w:left w:val="single" w:sz="4" w:space="0" w:color="C9B8A8"/>
-              <w:bottom w:val="single" w:sz="4" w:space="0" w:color="C9B8A8"/>
-              <w:right w:val="single" w:sz="4" w:space="0" w:color="C9B8A8"/>
-            </w:tcBorders>
-          </w:tcPr>
-          <w:p>
-            <w:r/>
-            <w:r>
-              <w:rPr>
-                <w:rFonts w:ascii="Courier New" w:hAnsi="Courier New" w:eastAsia="Courier New"/>
-                <w:b w:val="0"/>
-                <w:i w:val="0"/>
-                <w:color w:val="5C3A21"/>
-                <w:sz w:val="18"/>
-              </w:rPr>
-              <w:t>assets/</w:t>
-            </w:r>
-          </w:p>
-        </w:tc>
-        <w:tc>
-          <w:tcPr>
-            <w:tcW w:type="dxa" w:w="4592"/>
-            <w:tcBorders>
-              <w:top w:val="single" w:sz="4" w:space="0" w:color="C9B8A8"/>
-              <w:left w:val="single" w:sz="4" w:space="0" w:color="C9B8A8"/>
-              <w:bottom w:val="single" w:sz="4" w:space="0" w:color="C9B8A8"/>
-              <w:right w:val="single" w:sz="4" w:space="0" w:color="C9B8A8"/>
-            </w:tcBorders>
-          </w:tcPr>
-          <w:p>
-            <w:r/>
-            <w:r>
-              <w:rPr>
-                <w:rFonts w:ascii="Calibri" w:hAnsi="Calibri" w:eastAsia="Calibri"/>
-                <w:b w:val="0"/>
-                <w:i w:val="0"/>
-                <w:color w:val="221A14"/>
-                <w:sz w:val="20"/>
-              </w:rPr>
-              <w:t>Tema, yerel font ve JPEG</w:t>
-            </w:r>
-          </w:p>
-        </w:tc>
-      </w:tr>
-      <w:tr>
-        <w:tc>
-          <w:tcPr>
-            <w:tcW w:type="dxa" w:w="4592"/>
-            <w:shd w:fill="F8F3EE" w:val="clear"/>
-            <w:tcBorders>
-              <w:top w:val="single" w:sz="4" w:space="0" w:color="C9B8A8"/>
-              <w:left w:val="single" w:sz="4" w:space="0" w:color="C9B8A8"/>
-              <w:bottom w:val="single" w:sz="4" w:space="0" w:color="C9B8A8"/>
-              <w:right w:val="single" w:sz="4" w:space="0" w:color="C9B8A8"/>
-            </w:tcBorders>
-          </w:tcPr>
-          <w:p>
-            <w:r/>
-            <w:r>
-              <w:rPr>
-                <w:rFonts w:ascii="Courier New" w:hAnsi="Courier New" w:eastAsia="Courier New"/>
-                <w:b w:val="0"/>
-                <w:i w:val="0"/>
-                <w:color w:val="5C3A21"/>
-                <w:sz w:val="18"/>
-              </w:rPr>
-              <w:t>database.sql</w:t>
-            </w:r>
-          </w:p>
-        </w:tc>
-        <w:tc>
-          <w:tcPr>
-            <w:tcW w:type="dxa" w:w="4592"/>
-            <w:shd w:fill="F8F3EE" w:val="clear"/>
-            <w:tcBorders>
-              <w:top w:val="single" w:sz="4" w:space="0" w:color="C9B8A8"/>
-              <w:left w:val="single" w:sz="4" w:space="0" w:color="C9B8A8"/>
-              <w:bottom w:val="single" w:sz="4" w:space="0" w:color="C9B8A8"/>
-              <w:right w:val="single" w:sz="4" w:space="0" w:color="C9B8A8"/>
-            </w:tcBorders>
-          </w:tcPr>
-          <w:p>
-            <w:r/>
-            <w:r>
-              <w:rPr>
-                <w:rFonts w:ascii="Calibri" w:hAnsi="Calibri" w:eastAsia="Calibri"/>
-                <w:b w:val="0"/>
-                <w:i w:val="0"/>
-                <w:color w:val="221A14"/>
-                <w:sz w:val="20"/>
-              </w:rPr>
-              <w:t>Şema + örnek kayıt (</w:t>
-            </w:r>
-            <w:r>
-              <w:rPr>
-                <w:rFonts w:ascii="Courier New" w:hAnsi="Courier New" w:eastAsia="Courier New"/>
-                <w:b w:val="0"/>
-                <w:i w:val="0"/>
-                <w:color w:val="5C3A21"/>
-                <w:sz w:val="18"/>
-              </w:rPr>
-              <w:t>RZDEMO01</w:t>
-            </w:r>
-            <w:r>
-              <w:rPr>
-                <w:rFonts w:ascii="Calibri" w:hAnsi="Calibri" w:eastAsia="Calibri"/>
-                <w:b w:val="0"/>
-                <w:i w:val="0"/>
-                <w:color w:val="221A14"/>
-                <w:sz w:val="20"/>
-              </w:rPr>
-              <w:t xml:space="preserve"> …)</w:t>
-            </w:r>
-          </w:p>
-        </w:tc>
-      </w:tr>
-      <w:tr>
-        <w:tc>
-          <w:tcPr>
-            <w:tcW w:type="dxa" w:w="4592"/>
-            <w:tcBorders>
-              <w:top w:val="single" w:sz="4" w:space="0" w:color="C9B8A8"/>
-              <w:left w:val="single" w:sz="4" w:space="0" w:color="C9B8A8"/>
-              <w:bottom w:val="single" w:sz="4" w:space="0" w:color="C9B8A8"/>
-              <w:right w:val="single" w:sz="4" w:space="0" w:color="C9B8A8"/>
-            </w:tcBorders>
-          </w:tcPr>
-          <w:p>
-            <w:r/>
-            <w:r>
-              <w:rPr>
-                <w:rFonts w:ascii="Courier New" w:hAnsi="Courier New" w:eastAsia="Courier New"/>
-                <w:b w:val="0"/>
-                <w:i w:val="0"/>
-                <w:color w:val="5C3A21"/>
-                <w:sz w:val="18"/>
-              </w:rPr>
-              <w:t>RAPOR.md</w:t>
-            </w:r>
-          </w:p>
-        </w:tc>
-        <w:tc>
-          <w:tcPr>
-            <w:tcW w:type="dxa" w:w="4592"/>
-            <w:tcBorders>
-              <w:top w:val="single" w:sz="4" w:space="0" w:color="C9B8A8"/>
-              <w:left w:val="single" w:sz="4" w:space="0" w:color="C9B8A8"/>
-              <w:bottom w:val="single" w:sz="4" w:space="0" w:color="C9B8A8"/>
-              <w:right w:val="single" w:sz="4" w:space="0" w:color="C9B8A8"/>
-            </w:tcBorders>
-          </w:tcPr>
-          <w:p>
-            <w:r/>
-            <w:r>
-              <w:rPr>
-                <w:rFonts w:ascii="Calibri" w:hAnsi="Calibri" w:eastAsia="Calibri"/>
-                <w:b w:val="0"/>
-                <w:i w:val="0"/>
-                <w:color w:val="221A14"/>
-                <w:sz w:val="20"/>
-              </w:rPr>
-              <w:t>Markdown rapor</w:t>
-            </w:r>
-          </w:p>
-        </w:tc>
-      </w:tr>
-      <w:tr>
-        <w:tc>
-          <w:tcPr>
-            <w:tcW w:type="dxa" w:w="4592"/>
-            <w:shd w:fill="F8F3EE" w:val="clear"/>
-            <w:tcBorders>
-              <w:top w:val="single" w:sz="4" w:space="0" w:color="C9B8A8"/>
-              <w:left w:val="single" w:sz="4" w:space="0" w:color="C9B8A8"/>
-              <w:bottom w:val="single" w:sz="4" w:space="0" w:color="C9B8A8"/>
-              <w:right w:val="single" w:sz="4" w:space="0" w:color="C9B8A8"/>
-            </w:tcBorders>
-          </w:tcPr>
-          <w:p>
-            <w:r/>
-            <w:r>
-              <w:rPr>
-                <w:rFonts w:ascii="Courier New" w:hAnsi="Courier New" w:eastAsia="Courier New"/>
-                <w:b w:val="0"/>
-                <w:i w:val="0"/>
-                <w:color w:val="5C3A21"/>
-                <w:sz w:val="18"/>
-              </w:rPr>
-              <w:t>Kahve-Duragi-Proje-Raporu.docx</w:t>
-            </w:r>
-          </w:p>
-        </w:tc>
-        <w:tc>
-          <w:tcPr>
-            <w:tcW w:type="dxa" w:w="4592"/>
-            <w:shd w:fill="F8F3EE" w:val="clear"/>
-            <w:tcBorders>
-              <w:top w:val="single" w:sz="4" w:space="0" w:color="C9B8A8"/>
-              <w:left w:val="single" w:sz="4" w:space="0" w:color="C9B8A8"/>
-              <w:bottom w:val="single" w:sz="4" w:space="0" w:color="C9B8A8"/>
-              <w:right w:val="single" w:sz="4" w:space="0" w:color="C9B8A8"/>
-            </w:tcBorders>
-          </w:tcPr>
-          <w:p>
-            <w:r/>
-            <w:r>
-              <w:rPr>
-                <w:rFonts w:ascii="Calibri" w:hAnsi="Calibri" w:eastAsia="Calibri"/>
-                <w:b w:val="0"/>
-                <w:i w:val="0"/>
-                <w:color w:val="221A14"/>
-                <w:sz w:val="20"/>
-              </w:rPr>
-              <w:t>Bu Word raporu</w:t>
-            </w:r>
-          </w:p>
-        </w:tc>
-      </w:tr>
-    </w:tbl>
-    <w:p>
-      <w:pPr>
-        <w:spacing w:after="120"/>
-      </w:pPr>
-    </w:p>
-    <w:p>
-      <w:pPr>
-        <w:spacing w:after="160" w:before="0" w:line="276" w:lineRule="auto"/>
-      </w:pPr>
-      <w:r>
-        <w:rPr>
-          <w:rFonts w:ascii="Calibri" w:hAnsi="Calibri" w:eastAsia="Calibri"/>
-          <w:b w:val="0"/>
-          <w:i w:val="0"/>
-          <w:color w:val="221A14"/>
-          <w:sz w:val="22"/>
-        </w:rPr>
-        <w:t xml:space="preserve">Örnek rezervasyon koduyla deneme: sorgula sayfasına </w:t>
-      </w:r>
-      <w:r>
-        <w:rPr>
-          <w:rFonts w:ascii="Courier New" w:hAnsi="Courier New" w:eastAsia="Courier New"/>
-          <w:b w:val="0"/>
-          <w:i w:val="0"/>
-          <w:color w:val="5C3A21"/>
-          <w:sz w:val="20"/>
-        </w:rPr>
-        <w:t>RZDEMO01</w:t>
-      </w:r>
-      <w:r>
-        <w:rPr>
-          <w:rFonts w:ascii="Calibri" w:hAnsi="Calibri" w:eastAsia="Calibri"/>
-          <w:b w:val="0"/>
-          <w:i w:val="0"/>
-          <w:color w:val="221A14"/>
-          <w:sz w:val="22"/>
-        </w:rPr>
-        <w:t xml:space="preserve"> yazılabilir (seed, bugünün tarihi).</w:t>
-      </w:r>
-    </w:p>
-    <w:p>
-      <w:pPr>
-        <w:pStyle w:val="Heading1"/>
-        <w:spacing w:before="320" w:after="160"/>
-      </w:pPr>
-      <w:r>
-        <w:rPr>
-          <w:rFonts w:ascii="Calibri" w:hAnsi="Calibri" w:eastAsia="Calibri"/>
-          <w:color w:val="3D291A"/>
-        </w:rPr>
-        <w:t>11. Ekran görüntüleri</w:t>
-      </w:r>
-    </w:p>
-    <w:p>
-      <w:pPr>
-        <w:spacing w:after="120" w:before="0" w:line="276" w:lineRule="auto"/>
-      </w:pPr>
-      <w:r>
-        <w:rPr>
-          <w:rFonts w:ascii="Calibri" w:hAnsi="Calibri" w:eastAsia="Calibri"/>
-          <w:b/>
-          <w:i w:val="0"/>
-          <w:color w:val="221A14"/>
-          <w:sz w:val="22"/>
-        </w:rPr>
-        <w:t>Müşteri ana sayfası (Kahve Durağı)</w:t>
-      </w:r>
-    </w:p>
-    <w:p>
-      <w:pPr>
+        <w:spacing w:after="200" w:before="0" w:line="276" w:lineRule="auto"/>
         <w:jc w:val="center"/>
       </w:pPr>
       <w:r>
         <w:drawing>
           <wp:inline xmlns:a="http://schemas.openxmlformats.org/drawingml/2006/main" xmlns:pic="http://schemas.openxmlformats.org/drawingml/2006/picture">
-            <wp:extent cx="5688000" cy="3555000"/>
+            <wp:extent cx="5580000" cy="3487500"/>
             <wp:docPr id="1" name="Picture 1"/>
             <wp:cNvGraphicFramePr>
               <a:graphicFrameLocks noChangeAspect="1"/>
@@ -4684,7 +1567,7 @@
                     <pic:cNvPicPr/>
                   </pic:nvPicPr>
                   <pic:blipFill>
-                    <a:blip r:embed="rId10"/>
+                    <a:blip r:embed="rId9"/>
                     <a:stretch>
                       <a:fillRect/>
                     </a:stretch>
@@ -4692,7 +1575,7 @@
                   <pic:spPr>
                     <a:xfrm>
                       <a:off x="0" y="0"/>
-                      <a:ext cx="5688000" cy="3555000"/>
+                      <a:ext cx="5580000" cy="3487500"/>
                     </a:xfrm>
                     <a:prstGeom prst="rect"/>
                   </pic:spPr>
@@ -4705,42 +1588,27 @@
     </w:p>
     <w:p>
       <w:pPr>
-        <w:jc w:val="center"/>
+        <w:spacing w:after="80" w:before="120" w:line="276" w:lineRule="auto"/>
       </w:pPr>
       <w:r>
         <w:rPr>
-          <w:rFonts w:ascii="Calibri" w:hAnsi="Calibri" w:eastAsia="Calibri"/>
+          <w:rFonts w:ascii="Times New Roman" w:hAnsi="Times New Roman" w:eastAsia="Times New Roman"/>
           <w:b w:val="0"/>
           <w:i/>
-          <w:color w:val="5A524A"/>
-          <w:sz w:val="18"/>
+          <w:sz w:val="24"/>
         </w:rPr>
-        <w:t>Şekil 1. Müşteri arayüzü — rezervasyon formu ve imza menü</w:t>
+        <w:t>Admin günlük özet:</w:t>
       </w:r>
     </w:p>
     <w:p>
       <w:pPr>
-        <w:spacing w:after="120" w:before="240" w:line="276" w:lineRule="auto"/>
-      </w:pPr>
-      <w:r>
-        <w:rPr>
-          <w:rFonts w:ascii="Calibri" w:hAnsi="Calibri" w:eastAsia="Calibri"/>
-          <w:b/>
-          <w:i w:val="0"/>
-          <w:color w:val="221A14"/>
-          <w:sz w:val="22"/>
-        </w:rPr>
-        <w:t>Yönetim paneli (günlük özet)</w:t>
-      </w:r>
-    </w:p>
-    <w:p>
-      <w:pPr>
+        <w:spacing w:after="120" w:before="0" w:line="276" w:lineRule="auto"/>
         <w:jc w:val="center"/>
       </w:pPr>
       <w:r>
         <w:drawing>
           <wp:inline xmlns:a="http://schemas.openxmlformats.org/drawingml/2006/main" xmlns:pic="http://schemas.openxmlformats.org/drawingml/2006/picture">
-            <wp:extent cx="5688000" cy="3555000"/>
+            <wp:extent cx="5580000" cy="3487500"/>
             <wp:docPr id="2" name="Picture 2"/>
             <wp:cNvGraphicFramePr>
               <a:graphicFrameLocks noChangeAspect="1"/>
@@ -4753,7 +1621,7 @@
                     <pic:cNvPicPr/>
                   </pic:nvPicPr>
                   <pic:blipFill>
-                    <a:blip r:embed="rId11"/>
+                    <a:blip r:embed="rId10"/>
                     <a:stretch>
                       <a:fillRect/>
                     </a:stretch>
@@ -4761,7 +1629,7 @@
                   <pic:spPr>
                     <a:xfrm>
                       <a:off x="0" y="0"/>
-                      <a:ext cx="5688000" cy="3555000"/>
+                      <a:ext cx="5580000" cy="3487500"/>
                     </a:xfrm>
                     <a:prstGeom prst="rect"/>
                   </pic:spPr>
@@ -4772,51 +1640,14 @@
         </w:drawing>
       </w:r>
     </w:p>
-    <w:p>
-      <w:pPr>
-        <w:jc w:val="center"/>
-      </w:pPr>
-      <w:r>
-        <w:rPr>
-          <w:rFonts w:ascii="Calibri" w:hAnsi="Calibri" w:eastAsia="Calibri"/>
-          <w:b w:val="0"/>
-          <w:i/>
-          <w:color w:val="5A524A"/>
-          <w:sz w:val="18"/>
-        </w:rPr>
-        <w:t>Şekil 2. Admin paneli — günlük özet</w:t>
-      </w:r>
-    </w:p>
     <w:sectPr>
-      <w:footerReference w:type="default" r:id="rId9"/>
-      <w:pgSz w:w="11906" w:h="16838"/>
-      <w:pgMar w:top="1247" w:right="1361" w:bottom="1247" w:left="1361" w:header="720" w:footer="720" w:gutter="0"/>
+      <w:pgSz w:w="12240" w:h="15840"/>
+      <w:pgMar w:top="1304" w:right="1417" w:bottom="1304" w:left="1417" w:header="720" w:footer="720" w:gutter="0"/>
       <w:cols w:space="720"/>
       <w:docGrid w:linePitch="360"/>
     </w:sectPr>
   </w:body>
 </w:document>
-</file>
-
-<file path=word/footer1.xml><?xml version="1.0" encoding="utf-8"?>
-<w:ftr xmlns:m="http://schemas.openxmlformats.org/officeDocument/2006/math" xmlns:mc="http://schemas.openxmlformats.org/markup-compatibility/2006" xmlns:mo="http://schemas.microsoft.com/office/mac/office/2008/main" xmlns:mv="urn:schemas-microsoft-com:mac:vml" xmlns:o="urn:schemas-microsoft-com:office:office" xmlns:r="http://schemas.openxmlformats.org/officeDocument/2006/relationships" xmlns:v="urn:schemas-microsoft-com:vml" xmlns:w10="urn:schemas-microsoft-com:office:word" xmlns:w14="http://schemas.microsoft.com/office/word/2010/wordml" xmlns:w="http://schemas.openxmlformats.org/wordprocessingml/2006/main" xmlns:wne="http://schemas.microsoft.com/office/word/2006/wordml" xmlns:wp14="http://schemas.microsoft.com/office/word/2010/wordprocessingDrawing" xmlns:wp="http://schemas.openxmlformats.org/drawingml/2006/wordprocessingDrawing" xmlns:wpc="http://schemas.microsoft.com/office/word/2010/wordprocessingCanvas" xmlns:wpg="http://schemas.microsoft.com/office/word/2010/wordprocessingGroup" xmlns:wpi="http://schemas.microsoft.com/office/word/2010/wordprocessingInk" xmlns:wps="http://schemas.microsoft.com/office/word/2010/wordprocessingShape" mc:Ignorable="w14 wp14">
-  <w:p>
-    <w:pPr>
-      <w:pStyle w:val="Footer"/>
-      <w:jc w:val="center"/>
-    </w:pPr>
-    <w:r>
-      <w:rPr>
-        <w:rFonts w:ascii="Calibri" w:hAnsi="Calibri" w:eastAsia="Calibri"/>
-        <w:b w:val="0"/>
-        <w:i/>
-        <w:color w:val="5A524A"/>
-        <w:sz w:val="18"/>
-      </w:rPr>
-      <w:t>Kahve Durağı — Masa Rezervasyon Sistemi  |  Veritabanı dersi</w:t>
-    </w:r>
-  </w:p>
-</w:ftr>
 </file>
 
 <file path=word/numbering.xml><?xml version="1.0" encoding="utf-8"?>
@@ -5182,6 +2013,13 @@
     <w:name w:val="Normal"/>
     <w:qFormat/>
     <w:rsid w:val="00FC693F"/>
+    <w:pPr>
+      <w:spacing w:line="276" w:lineRule="auto"/>
+    </w:pPr>
+    <w:rPr>
+      <w:rFonts w:ascii="Times New Roman" w:hAnsi="Times New Roman" w:eastAsia="Times New Roman"/>
+      <w:sz w:val="24"/>
+    </w:rPr>
   </w:style>
   <w:style w:type="paragraph" w:styleId="Header">
     <w:name w:val="header"/>

--- a/kafe-rezervasyon/Kahve-Duragi-Proje-Raporu.docx
+++ b/kafe-rezervasyon/Kahve-Duragi-Proje-Raporu.docx
@@ -4,42 +4,42 @@
   <w:body>
     <w:p>
       <w:pPr>
-        <w:spacing w:after="80" w:before="0" w:line="240" w:lineRule="auto"/>
+        <w:spacing w:after="120" w:before="0" w:line="276" w:lineRule="auto"/>
         <w:jc w:val="center"/>
       </w:pPr>
       <w:r>
         <w:rPr>
-          <w:rFonts w:ascii="Times New Roman" w:hAnsi="Times New Roman" w:eastAsia="Times New Roman"/>
+          <w:rFonts w:ascii="Times New Roman" w:hAnsi="Times New Roman" w:eastAsia="Times New Roman" w:cs="Times New Roman"/>
           <w:b w:val="0"/>
           <w:i/>
-          <w:sz w:val="22"/>
+          <w:sz w:val="24"/>
         </w:rPr>
         <w:t>Veritabanı Dersi — Proje Raporu</w:t>
       </w:r>
     </w:p>
     <w:p>
       <w:pPr>
-        <w:spacing w:after="80" w:before="0" w:line="240" w:lineRule="auto"/>
+        <w:spacing w:after="200" w:before="160" w:line="276" w:lineRule="auto"/>
         <w:jc w:val="center"/>
       </w:pPr>
       <w:r>
         <w:rPr>
-          <w:rFonts w:ascii="Times New Roman" w:hAnsi="Times New Roman" w:eastAsia="Times New Roman"/>
+          <w:rFonts w:ascii="Times New Roman" w:hAnsi="Times New Roman" w:eastAsia="Times New Roman" w:cs="Times New Roman"/>
           <w:b/>
           <w:i w:val="0"/>
-          <w:sz w:val="36"/>
+          <w:sz w:val="44"/>
         </w:rPr>
         <w:t>Kahve Durağı Masa Rezervasyon Sistemi</w:t>
       </w:r>
     </w:p>
     <w:p>
       <w:pPr>
-        <w:spacing w:after="40" w:before="0" w:line="240" w:lineRule="auto"/>
+        <w:spacing w:after="80" w:before="80" w:line="276" w:lineRule="auto"/>
         <w:jc w:val="center"/>
       </w:pPr>
       <w:r>
         <w:rPr>
-          <w:rFonts w:ascii="Times New Roman" w:hAnsi="Times New Roman" w:eastAsia="Times New Roman"/>
+          <w:rFonts w:ascii="Times New Roman" w:hAnsi="Times New Roman" w:eastAsia="Times New Roman" w:cs="Times New Roman"/>
           <w:b w:val="0"/>
           <w:i w:val="0"/>
           <w:sz w:val="24"/>
@@ -49,15 +49,15 @@
     </w:p>
     <w:p>
       <w:pPr>
-        <w:spacing w:after="360" w:before="0" w:line="240" w:lineRule="auto"/>
+        <w:spacing w:after="360" w:before="0" w:line="276" w:lineRule="auto"/>
         <w:jc w:val="center"/>
       </w:pPr>
       <w:r>
         <w:rPr>
-          <w:rFonts w:ascii="Times New Roman" w:hAnsi="Times New Roman" w:eastAsia="Times New Roman"/>
+          <w:rFonts w:ascii="Times New Roman" w:hAnsi="Times New Roman" w:eastAsia="Times New Roman" w:cs="Times New Roman"/>
           <w:b w:val="0"/>
           <w:i/>
-          <w:sz w:val="22"/>
+          <w:sz w:val="24"/>
         </w:rPr>
         <w:t>Kafe: Kahve Durağı   ·   Çalışma saatleri: 09:00–23:00</w:t>
       </w:r>
@@ -66,10 +66,11 @@
       <w:pPr>
         <w:spacing w:after="160" w:before="0" w:line="276" w:lineRule="auto"/>
         <w:ind w:firstLine="425"/>
+        <w:jc w:val="both"/>
       </w:pPr>
       <w:r>
         <w:rPr>
-          <w:rFonts w:ascii="Times New Roman" w:hAnsi="Times New Roman" w:eastAsia="Times New Roman"/>
+          <w:rFonts w:ascii="Times New Roman" w:hAnsi="Times New Roman" w:eastAsia="Times New Roman" w:cs="Times New Roman"/>
           <w:b w:val="0"/>
           <w:i w:val="0"/>
           <w:sz w:val="24"/>
@@ -81,10 +82,11 @@
       <w:pPr>
         <w:spacing w:after="160" w:before="0" w:line="276" w:lineRule="auto"/>
         <w:ind w:firstLine="425"/>
+        <w:jc w:val="both"/>
       </w:pPr>
       <w:r>
         <w:rPr>
-          <w:rFonts w:ascii="Times New Roman" w:hAnsi="Times New Roman" w:eastAsia="Times New Roman"/>
+          <w:rFonts w:ascii="Times New Roman" w:hAnsi="Times New Roman" w:eastAsia="Times New Roman" w:cs="Times New Roman"/>
           <w:b w:val="0"/>
           <w:i w:val="0"/>
           <w:sz w:val="24"/>
@@ -94,12 +96,13 @@
     </w:p>
     <w:p>
       <w:pPr>
-        <w:spacing w:after="240" w:before="0" w:line="276" w:lineRule="auto"/>
+        <w:spacing w:after="160" w:before="0" w:line="276" w:lineRule="auto"/>
         <w:ind w:firstLine="425"/>
+        <w:jc w:val="both"/>
       </w:pPr>
       <w:r>
         <w:rPr>
-          <w:rFonts w:ascii="Times New Roman" w:hAnsi="Times New Roman" w:eastAsia="Times New Roman"/>
+          <w:rFonts w:ascii="Times New Roman" w:hAnsi="Times New Roman" w:eastAsia="Times New Roman" w:cs="Times New Roman"/>
           <w:b w:val="0"/>
           <w:i w:val="0"/>
           <w:sz w:val="24"/>
@@ -109,14 +112,16 @@
     </w:p>
     <w:p>
       <w:pPr>
-        <w:spacing w:after="120" w:before="320" w:line="264" w:lineRule="auto"/>
+        <w:keepNext/>
+        <w:spacing w:after="160" w:before="360" w:line="276" w:lineRule="auto"/>
+        <w:jc w:val="left"/>
       </w:pPr>
       <w:r>
         <w:rPr>
-          <w:rFonts w:ascii="Times New Roman" w:hAnsi="Times New Roman" w:eastAsia="Times New Roman"/>
+          <w:rFonts w:ascii="Times New Roman" w:hAnsi="Times New Roman" w:eastAsia="Times New Roman" w:cs="Times New Roman"/>
           <w:b/>
           <w:i w:val="0"/>
-          <w:sz w:val="28"/>
+          <w:sz w:val="32"/>
         </w:rPr>
         <w:t>Ne yaptım, kısaca</w:t>
       </w:r>
@@ -125,10 +130,11 @@
       <w:pPr>
         <w:spacing w:after="160" w:before="0" w:line="276" w:lineRule="auto"/>
         <w:ind w:firstLine="425"/>
+        <w:jc w:val="both"/>
       </w:pPr>
       <w:r>
         <w:rPr>
-          <w:rFonts w:ascii="Times New Roman" w:hAnsi="Times New Roman" w:eastAsia="Times New Roman"/>
+          <w:rFonts w:ascii="Times New Roman" w:hAnsi="Times New Roman" w:eastAsia="Times New Roman" w:cs="Times New Roman"/>
           <w:b w:val="0"/>
           <w:i w:val="0"/>
           <w:sz w:val="24"/>
@@ -137,7 +143,7 @@
       </w:r>
       <w:r>
         <w:rPr>
-          <w:rFonts w:ascii="Times New Roman" w:hAnsi="Times New Roman" w:eastAsia="Times New Roman"/>
+          <w:rFonts w:ascii="Times New Roman" w:hAnsi="Times New Roman" w:eastAsia="Times New Roman" w:cs="Times New Roman"/>
           <w:b w:val="0"/>
           <w:i/>
           <w:sz w:val="24"/>
@@ -146,7 +152,7 @@
       </w:r>
       <w:r>
         <w:rPr>
-          <w:rFonts w:ascii="Times New Roman" w:hAnsi="Times New Roman" w:eastAsia="Times New Roman"/>
+          <w:rFonts w:ascii="Times New Roman" w:hAnsi="Times New Roman" w:eastAsia="Times New Roman" w:cs="Times New Roman"/>
           <w:b w:val="0"/>
           <w:i w:val="0"/>
           <w:sz w:val="24"/>
@@ -155,7 +161,7 @@
       </w:r>
       <w:r>
         <w:rPr>
-          <w:rFonts w:ascii="Times New Roman" w:hAnsi="Times New Roman" w:eastAsia="Times New Roman"/>
+          <w:rFonts w:ascii="Times New Roman" w:hAnsi="Times New Roman" w:eastAsia="Times New Roman" w:cs="Times New Roman"/>
           <w:b w:val="0"/>
           <w:i/>
           <w:sz w:val="24"/>
@@ -164,7 +170,7 @@
       </w:r>
       <w:r>
         <w:rPr>
-          <w:rFonts w:ascii="Times New Roman" w:hAnsi="Times New Roman" w:eastAsia="Times New Roman"/>
+          <w:rFonts w:ascii="Times New Roman" w:hAnsi="Times New Roman" w:eastAsia="Times New Roman" w:cs="Times New Roman"/>
           <w:b w:val="0"/>
           <w:i w:val="0"/>
           <w:sz w:val="24"/>
@@ -176,10 +182,11 @@
       <w:pPr>
         <w:spacing w:after="160" w:before="0" w:line="276" w:lineRule="auto"/>
         <w:ind w:firstLine="425"/>
+        <w:jc w:val="both"/>
       </w:pPr>
       <w:r>
         <w:rPr>
-          <w:rFonts w:ascii="Times New Roman" w:hAnsi="Times New Roman" w:eastAsia="Times New Roman"/>
+          <w:rFonts w:ascii="Times New Roman" w:hAnsi="Times New Roman" w:eastAsia="Times New Roman" w:cs="Times New Roman"/>
           <w:b w:val="0"/>
           <w:i w:val="0"/>
           <w:sz w:val="24"/>
@@ -188,7 +195,7 @@
       </w:r>
       <w:r>
         <w:rPr>
-          <w:rFonts w:ascii="Times New Roman" w:hAnsi="Times New Roman" w:eastAsia="Times New Roman"/>
+          <w:rFonts w:ascii="Times New Roman" w:hAnsi="Times New Roman" w:eastAsia="Times New Roman" w:cs="Times New Roman"/>
           <w:b/>
           <w:i w:val="0"/>
           <w:sz w:val="24"/>
@@ -197,7 +204,7 @@
       </w:r>
       <w:r>
         <w:rPr>
-          <w:rFonts w:ascii="Times New Roman" w:hAnsi="Times New Roman" w:eastAsia="Times New Roman"/>
+          <w:rFonts w:ascii="Times New Roman" w:hAnsi="Times New Roman" w:eastAsia="Times New Roman" w:cs="Times New Roman"/>
           <w:b w:val="0"/>
           <w:i w:val="0"/>
           <w:sz w:val="24"/>
@@ -206,7 +213,7 @@
       </w:r>
       <w:r>
         <w:rPr>
-          <w:rFonts w:ascii="Times New Roman" w:hAnsi="Times New Roman" w:eastAsia="Times New Roman"/>
+          <w:rFonts w:ascii="Times New Roman" w:hAnsi="Times New Roman" w:eastAsia="Times New Roman" w:cs="Times New Roman"/>
           <w:b w:val="0"/>
           <w:i/>
           <w:sz w:val="24"/>
@@ -215,7 +222,7 @@
       </w:r>
       <w:r>
         <w:rPr>
-          <w:rFonts w:ascii="Times New Roman" w:hAnsi="Times New Roman" w:eastAsia="Times New Roman"/>
+          <w:rFonts w:ascii="Times New Roman" w:hAnsi="Times New Roman" w:eastAsia="Times New Roman" w:cs="Times New Roman"/>
           <w:b w:val="0"/>
           <w:i w:val="0"/>
           <w:sz w:val="24"/>
@@ -225,14 +232,16 @@
     </w:p>
     <w:p>
       <w:pPr>
-        <w:spacing w:after="120" w:before="320" w:line="264" w:lineRule="auto"/>
+        <w:keepNext/>
+        <w:spacing w:after="160" w:before="360" w:line="276" w:lineRule="auto"/>
+        <w:jc w:val="left"/>
       </w:pPr>
       <w:r>
         <w:rPr>
-          <w:rFonts w:ascii="Times New Roman" w:hAnsi="Times New Roman" w:eastAsia="Times New Roman"/>
+          <w:rFonts w:ascii="Times New Roman" w:hAnsi="Times New Roman" w:eastAsia="Times New Roman" w:cs="Times New Roman"/>
           <w:b/>
           <w:i w:val="0"/>
-          <w:sz w:val="28"/>
+          <w:sz w:val="32"/>
         </w:rPr>
         <w:t>Kullandığım şeyler</w:t>
       </w:r>
@@ -241,10 +250,11 @@
       <w:pPr>
         <w:spacing w:after="160" w:before="0" w:line="276" w:lineRule="auto"/>
         <w:ind w:firstLine="425"/>
+        <w:jc w:val="both"/>
       </w:pPr>
       <w:r>
         <w:rPr>
-          <w:rFonts w:ascii="Times New Roman" w:hAnsi="Times New Roman" w:eastAsia="Times New Roman"/>
+          <w:rFonts w:ascii="Times New Roman" w:hAnsi="Times New Roman" w:eastAsia="Times New Roman" w:cs="Times New Roman"/>
           <w:b w:val="0"/>
           <w:i w:val="0"/>
           <w:sz w:val="24"/>
@@ -253,7 +263,7 @@
       </w:r>
       <w:r>
         <w:rPr>
-          <w:rFonts w:ascii="Times New Roman" w:hAnsi="Times New Roman" w:eastAsia="Times New Roman"/>
+          <w:rFonts w:ascii="Times New Roman" w:hAnsi="Times New Roman" w:eastAsia="Times New Roman" w:cs="Times New Roman"/>
           <w:b w:val="0"/>
           <w:i/>
           <w:sz w:val="24"/>
@@ -262,7 +272,7 @@
       </w:r>
       <w:r>
         <w:rPr>
-          <w:rFonts w:ascii="Times New Roman" w:hAnsi="Times New Roman" w:eastAsia="Times New Roman"/>
+          <w:rFonts w:ascii="Times New Roman" w:hAnsi="Times New Roman" w:eastAsia="Times New Roman" w:cs="Times New Roman"/>
           <w:b w:val="0"/>
           <w:i w:val="0"/>
           <w:sz w:val="24"/>
@@ -271,7 +281,7 @@
       </w:r>
       <w:r>
         <w:rPr>
-          <w:rFonts w:ascii="Times New Roman" w:hAnsi="Times New Roman" w:eastAsia="Times New Roman"/>
+          <w:rFonts w:ascii="Times New Roman" w:hAnsi="Times New Roman" w:eastAsia="Times New Roman" w:cs="Times New Roman"/>
           <w:b w:val="0"/>
           <w:i/>
           <w:sz w:val="24"/>
@@ -280,7 +290,7 @@
       </w:r>
       <w:r>
         <w:rPr>
-          <w:rFonts w:ascii="Times New Roman" w:hAnsi="Times New Roman" w:eastAsia="Times New Roman"/>
+          <w:rFonts w:ascii="Times New Roman" w:hAnsi="Times New Roman" w:eastAsia="Times New Roman" w:cs="Times New Roman"/>
           <w:b w:val="0"/>
           <w:i w:val="0"/>
           <w:sz w:val="24"/>
@@ -289,7 +299,7 @@
       </w:r>
       <w:r>
         <w:rPr>
-          <w:rFonts w:ascii="Times New Roman" w:hAnsi="Times New Roman" w:eastAsia="Times New Roman"/>
+          <w:rFonts w:ascii="Times New Roman" w:hAnsi="Times New Roman" w:eastAsia="Times New Roman" w:cs="Times New Roman"/>
           <w:b w:val="0"/>
           <w:i/>
           <w:sz w:val="24"/>
@@ -298,7 +308,7 @@
       </w:r>
       <w:r>
         <w:rPr>
-          <w:rFonts w:ascii="Times New Roman" w:hAnsi="Times New Roman" w:eastAsia="Times New Roman"/>
+          <w:rFonts w:ascii="Times New Roman" w:hAnsi="Times New Roman" w:eastAsia="Times New Roman" w:cs="Times New Roman"/>
           <w:b w:val="0"/>
           <w:i w:val="0"/>
           <w:sz w:val="24"/>
@@ -307,7 +317,7 @@
       </w:r>
       <w:r>
         <w:rPr>
-          <w:rFonts w:ascii="Times New Roman" w:hAnsi="Times New Roman" w:eastAsia="Times New Roman"/>
+          <w:rFonts w:ascii="Times New Roman" w:hAnsi="Times New Roman" w:eastAsia="Times New Roman" w:cs="Times New Roman"/>
           <w:b w:val="0"/>
           <w:i/>
           <w:sz w:val="24"/>
@@ -316,7 +326,7 @@
       </w:r>
       <w:r>
         <w:rPr>
-          <w:rFonts w:ascii="Times New Roman" w:hAnsi="Times New Roman" w:eastAsia="Times New Roman"/>
+          <w:rFonts w:ascii="Times New Roman" w:hAnsi="Times New Roman" w:eastAsia="Times New Roman" w:cs="Times New Roman"/>
           <w:b w:val="0"/>
           <w:i w:val="0"/>
           <w:sz w:val="24"/>
@@ -328,10 +338,11 @@
       <w:pPr>
         <w:spacing w:after="160" w:before="0" w:line="276" w:lineRule="auto"/>
         <w:ind w:firstLine="425"/>
+        <w:jc w:val="both"/>
       </w:pPr>
       <w:r>
         <w:rPr>
-          <w:rFonts w:ascii="Times New Roman" w:hAnsi="Times New Roman" w:eastAsia="Times New Roman"/>
+          <w:rFonts w:ascii="Times New Roman" w:hAnsi="Times New Roman" w:eastAsia="Times New Roman" w:cs="Times New Roman"/>
           <w:b w:val="0"/>
           <w:i w:val="0"/>
           <w:sz w:val="24"/>
@@ -340,7 +351,7 @@
       </w:r>
       <w:r>
         <w:rPr>
-          <w:rFonts w:ascii="Times New Roman" w:hAnsi="Times New Roman" w:eastAsia="Times New Roman"/>
+          <w:rFonts w:ascii="Times New Roman" w:hAnsi="Times New Roman" w:eastAsia="Times New Roman" w:cs="Times New Roman"/>
           <w:b w:val="0"/>
           <w:i/>
           <w:sz w:val="24"/>
@@ -349,7 +360,7 @@
       </w:r>
       <w:r>
         <w:rPr>
-          <w:rFonts w:ascii="Times New Roman" w:hAnsi="Times New Roman" w:eastAsia="Times New Roman"/>
+          <w:rFonts w:ascii="Times New Roman" w:hAnsi="Times New Roman" w:eastAsia="Times New Roman" w:cs="Times New Roman"/>
           <w:b w:val="0"/>
           <w:i w:val="0"/>
           <w:sz w:val="24"/>
@@ -358,7 +369,7 @@
       </w:r>
       <w:r>
         <w:rPr>
-          <w:rFonts w:ascii="Times New Roman" w:hAnsi="Times New Roman" w:eastAsia="Times New Roman"/>
+          <w:rFonts w:ascii="Times New Roman" w:hAnsi="Times New Roman" w:eastAsia="Times New Roman" w:cs="Times New Roman"/>
           <w:b w:val="0"/>
           <w:i/>
           <w:sz w:val="24"/>
@@ -367,7 +378,7 @@
       </w:r>
       <w:r>
         <w:rPr>
-          <w:rFonts w:ascii="Times New Roman" w:hAnsi="Times New Roman" w:eastAsia="Times New Roman"/>
+          <w:rFonts w:ascii="Times New Roman" w:hAnsi="Times New Roman" w:eastAsia="Times New Roman" w:cs="Times New Roman"/>
           <w:b w:val="0"/>
           <w:i w:val="0"/>
           <w:sz w:val="24"/>
@@ -376,7 +387,7 @@
       </w:r>
       <w:r>
         <w:rPr>
-          <w:rFonts w:ascii="Times New Roman" w:hAnsi="Times New Roman" w:eastAsia="Times New Roman"/>
+          <w:rFonts w:ascii="Times New Roman" w:hAnsi="Times New Roman" w:eastAsia="Times New Roman" w:cs="Times New Roman"/>
           <w:b w:val="0"/>
           <w:i/>
           <w:sz w:val="24"/>
@@ -385,7 +396,7 @@
       </w:r>
       <w:r>
         <w:rPr>
-          <w:rFonts w:ascii="Times New Roman" w:hAnsi="Times New Roman" w:eastAsia="Times New Roman"/>
+          <w:rFonts w:ascii="Times New Roman" w:hAnsi="Times New Roman" w:eastAsia="Times New Roman" w:cs="Times New Roman"/>
           <w:b w:val="0"/>
           <w:i w:val="0"/>
           <w:sz w:val="24"/>
@@ -395,14 +406,16 @@
     </w:p>
     <w:p>
       <w:pPr>
-        <w:spacing w:after="120" w:before="320" w:line="264" w:lineRule="auto"/>
+        <w:keepNext/>
+        <w:spacing w:after="160" w:before="360" w:line="276" w:lineRule="auto"/>
+        <w:jc w:val="left"/>
       </w:pPr>
       <w:r>
         <w:rPr>
-          <w:rFonts w:ascii="Times New Roman" w:hAnsi="Times New Roman" w:eastAsia="Times New Roman"/>
+          <w:rFonts w:ascii="Times New Roman" w:hAnsi="Times New Roman" w:eastAsia="Times New Roman" w:cs="Times New Roman"/>
           <w:b/>
           <w:i w:val="0"/>
-          <w:sz w:val="28"/>
+          <w:sz w:val="32"/>
         </w:rPr>
         <w:t>Veritabanı: üç tablo</w:t>
       </w:r>
@@ -411,10 +424,11 @@
       <w:pPr>
         <w:spacing w:after="160" w:before="0" w:line="276" w:lineRule="auto"/>
         <w:ind w:firstLine="425"/>
+        <w:jc w:val="both"/>
       </w:pPr>
       <w:r>
         <w:rPr>
-          <w:rFonts w:ascii="Times New Roman" w:hAnsi="Times New Roman" w:eastAsia="Times New Roman"/>
+          <w:rFonts w:ascii="Times New Roman" w:hAnsi="Times New Roman" w:eastAsia="Times New Roman" w:cs="Times New Roman"/>
           <w:b w:val="0"/>
           <w:i w:val="0"/>
           <w:sz w:val="24"/>
@@ -424,11 +438,12 @@
     </w:p>
     <w:p>
       <w:pPr>
-        <w:spacing w:after="120" w:before="0" w:line="276" w:lineRule="auto"/>
+        <w:spacing w:after="160" w:before="0" w:line="276" w:lineRule="auto"/>
+        <w:jc w:val="both"/>
       </w:pPr>
       <w:r>
         <w:rPr>
-          <w:rFonts w:ascii="Times New Roman" w:hAnsi="Times New Roman" w:eastAsia="Times New Roman"/>
+          <w:rFonts w:ascii="Times New Roman" w:hAnsi="Times New Roman" w:eastAsia="Times New Roman" w:cs="Times New Roman"/>
           <w:b/>
           <w:i w:val="0"/>
           <w:sz w:val="24"/>
@@ -437,7 +452,7 @@
       </w:r>
       <w:r>
         <w:rPr>
-          <w:rFonts w:ascii="Times New Roman" w:hAnsi="Times New Roman" w:eastAsia="Times New Roman"/>
+          <w:rFonts w:ascii="Times New Roman" w:hAnsi="Times New Roman" w:eastAsia="Times New Roman" w:cs="Times New Roman"/>
           <w:b w:val="0"/>
           <w:i w:val="0"/>
           <w:sz w:val="24"/>
@@ -446,7 +461,7 @@
       </w:r>
       <w:r>
         <w:rPr>
-          <w:rFonts w:ascii="Times New Roman" w:hAnsi="Times New Roman" w:eastAsia="Times New Roman"/>
+          <w:rFonts w:ascii="Times New Roman" w:hAnsi="Times New Roman" w:eastAsia="Times New Roman" w:cs="Times New Roman"/>
           <w:b/>
           <w:i w:val="0"/>
           <w:sz w:val="24"/>
@@ -455,7 +470,7 @@
       </w:r>
       <w:r>
         <w:rPr>
-          <w:rFonts w:ascii="Times New Roman" w:hAnsi="Times New Roman" w:eastAsia="Times New Roman"/>
+          <w:rFonts w:ascii="Times New Roman" w:hAnsi="Times New Roman" w:eastAsia="Times New Roman" w:cs="Times New Roman"/>
           <w:b w:val="0"/>
           <w:i w:val="0"/>
           <w:sz w:val="24"/>
@@ -465,11 +480,12 @@
     </w:p>
     <w:p>
       <w:pPr>
-        <w:spacing w:after="120" w:before="0" w:line="276" w:lineRule="auto"/>
+        <w:spacing w:after="160" w:before="0" w:line="276" w:lineRule="auto"/>
+        <w:jc w:val="both"/>
       </w:pPr>
       <w:r>
         <w:rPr>
-          <w:rFonts w:ascii="Times New Roman" w:hAnsi="Times New Roman" w:eastAsia="Times New Roman"/>
+          <w:rFonts w:ascii="Times New Roman" w:hAnsi="Times New Roman" w:eastAsia="Times New Roman" w:cs="Times New Roman"/>
           <w:b/>
           <w:i w:val="0"/>
           <w:sz w:val="24"/>
@@ -478,7 +494,7 @@
       </w:r>
       <w:r>
         <w:rPr>
-          <w:rFonts w:ascii="Times New Roman" w:hAnsi="Times New Roman" w:eastAsia="Times New Roman"/>
+          <w:rFonts w:ascii="Times New Roman" w:hAnsi="Times New Roman" w:eastAsia="Times New Roman" w:cs="Times New Roman"/>
           <w:b w:val="0"/>
           <w:i w:val="0"/>
           <w:sz w:val="24"/>
@@ -489,10 +505,11 @@
     <w:p>
       <w:pPr>
         <w:spacing w:after="160" w:before="0" w:line="276" w:lineRule="auto"/>
+        <w:jc w:val="both"/>
       </w:pPr>
       <w:r>
         <w:rPr>
-          <w:rFonts w:ascii="Times New Roman" w:hAnsi="Times New Roman" w:eastAsia="Times New Roman"/>
+          <w:rFonts w:ascii="Times New Roman" w:hAnsi="Times New Roman" w:eastAsia="Times New Roman" w:cs="Times New Roman"/>
           <w:b/>
           <w:i w:val="0"/>
           <w:sz w:val="24"/>
@@ -501,7 +518,7 @@
       </w:r>
       <w:r>
         <w:rPr>
-          <w:rFonts w:ascii="Times New Roman" w:hAnsi="Times New Roman" w:eastAsia="Times New Roman"/>
+          <w:rFonts w:ascii="Times New Roman" w:hAnsi="Times New Roman" w:eastAsia="Times New Roman" w:cs="Times New Roman"/>
           <w:b w:val="0"/>
           <w:i w:val="0"/>
           <w:sz w:val="24"/>
@@ -513,10 +530,11 @@
       <w:pPr>
         <w:spacing w:after="160" w:before="0" w:line="276" w:lineRule="auto"/>
         <w:ind w:firstLine="425"/>
+        <w:jc w:val="both"/>
       </w:pPr>
       <w:r>
         <w:rPr>
-          <w:rFonts w:ascii="Times New Roman" w:hAnsi="Times New Roman" w:eastAsia="Times New Roman"/>
+          <w:rFonts w:ascii="Times New Roman" w:hAnsi="Times New Roman" w:eastAsia="Times New Roman" w:cs="Times New Roman"/>
           <w:b w:val="0"/>
           <w:i w:val="0"/>
           <w:sz w:val="24"/>
@@ -525,7 +543,7 @@
       </w:r>
       <w:r>
         <w:rPr>
-          <w:rFonts w:ascii="Times New Roman" w:hAnsi="Times New Roman" w:eastAsia="Times New Roman"/>
+          <w:rFonts w:ascii="Times New Roman" w:hAnsi="Times New Roman" w:eastAsia="Times New Roman" w:cs="Times New Roman"/>
           <w:b w:val="0"/>
           <w:i/>
           <w:sz w:val="24"/>
@@ -534,7 +552,7 @@
       </w:r>
       <w:r>
         <w:rPr>
-          <w:rFonts w:ascii="Times New Roman" w:hAnsi="Times New Roman" w:eastAsia="Times New Roman"/>
+          <w:rFonts w:ascii="Times New Roman" w:hAnsi="Times New Roman" w:eastAsia="Times New Roman" w:cs="Times New Roman"/>
           <w:b w:val="0"/>
           <w:i w:val="0"/>
           <w:sz w:val="24"/>
@@ -544,14 +562,16 @@
     </w:p>
     <w:p>
       <w:pPr>
-        <w:spacing w:after="120" w:before="320" w:line="264" w:lineRule="auto"/>
+        <w:keepNext/>
+        <w:spacing w:after="160" w:before="360" w:line="276" w:lineRule="auto"/>
+        <w:jc w:val="left"/>
       </w:pPr>
       <w:r>
         <w:rPr>
-          <w:rFonts w:ascii="Times New Roman" w:hAnsi="Times New Roman" w:eastAsia="Times New Roman"/>
+          <w:rFonts w:ascii="Times New Roman" w:hAnsi="Times New Roman" w:eastAsia="Times New Roman" w:cs="Times New Roman"/>
           <w:b/>
           <w:i w:val="0"/>
-          <w:sz w:val="28"/>
+          <w:sz w:val="32"/>
         </w:rPr>
         <w:t>Çakışma (en çok uğraştığım kısım)</w:t>
       </w:r>
@@ -560,10 +580,11 @@
       <w:pPr>
         <w:spacing w:after="160" w:before="0" w:line="276" w:lineRule="auto"/>
         <w:ind w:firstLine="425"/>
+        <w:jc w:val="both"/>
       </w:pPr>
       <w:r>
         <w:rPr>
-          <w:rFonts w:ascii="Times New Roman" w:hAnsi="Times New Roman" w:eastAsia="Times New Roman"/>
+          <w:rFonts w:ascii="Times New Roman" w:hAnsi="Times New Roman" w:eastAsia="Times New Roman" w:cs="Times New Roman"/>
           <w:b w:val="0"/>
           <w:i w:val="0"/>
           <w:sz w:val="24"/>
@@ -573,12 +594,13 @@
     </w:p>
     <w:p>
       <w:pPr>
-        <w:spacing w:after="80" w:before="0" w:line="276" w:lineRule="auto"/>
+        <w:spacing w:after="160" w:before="0" w:line="276" w:lineRule="auto"/>
         <w:ind w:firstLine="425"/>
+        <w:jc w:val="both"/>
       </w:pPr>
       <w:r>
         <w:rPr>
-          <w:rFonts w:ascii="Times New Roman" w:hAnsi="Times New Roman" w:eastAsia="Times New Roman"/>
+          <w:rFonts w:ascii="Times New Roman" w:hAnsi="Times New Roman" w:eastAsia="Times New Roman" w:cs="Times New Roman"/>
           <w:b w:val="0"/>
           <w:i w:val="0"/>
           <w:sz w:val="24"/>
@@ -588,13 +610,14 @@
     </w:p>
     <w:p>
       <w:pPr>
-        <w:spacing w:after="200" w:before="80" w:line="240" w:lineRule="auto"/>
+        <w:spacing w:after="200" w:before="160" w:line="240" w:lineRule="auto"/>
         <w:ind w:left="340"/>
         <w:shd w:fill="F4F1EA" w:val="clear"/>
+        <w:jc w:val="left"/>
       </w:pPr>
       <w:r>
         <w:rPr>
-          <w:rFonts w:ascii="Consolas" w:hAnsi="Consolas" w:eastAsia="Consolas"/>
+          <w:rFonts w:ascii="Consolas" w:hAnsi="Consolas" w:eastAsia="Consolas" w:cs="Consolas"/>
           <w:b w:val="0"/>
           <w:i w:val="0"/>
           <w:color w:val="222222"/>
@@ -611,10 +634,11 @@
       <w:pPr>
         <w:spacing w:after="160" w:before="0" w:line="276" w:lineRule="auto"/>
         <w:ind w:firstLine="425"/>
+        <w:jc w:val="both"/>
       </w:pPr>
       <w:r>
         <w:rPr>
-          <w:rFonts w:ascii="Times New Roman" w:hAnsi="Times New Roman" w:eastAsia="Times New Roman"/>
+          <w:rFonts w:ascii="Times New Roman" w:hAnsi="Times New Roman" w:eastAsia="Times New Roman" w:cs="Times New Roman"/>
           <w:b w:val="0"/>
           <w:i w:val="0"/>
           <w:sz w:val="24"/>
@@ -624,11 +648,12 @@
     </w:p>
     <w:p>
       <w:pPr>
-        <w:spacing w:after="80" w:before="0" w:line="276" w:lineRule="auto"/>
+        <w:spacing w:after="160" w:before="0" w:line="276" w:lineRule="auto"/>
+        <w:jc w:val="both"/>
       </w:pPr>
       <w:r>
         <w:rPr>
-          <w:rFonts w:ascii="Times New Roman" w:hAnsi="Times New Roman" w:eastAsia="Times New Roman"/>
+          <w:rFonts w:ascii="Times New Roman" w:hAnsi="Times New Roman" w:eastAsia="Times New Roman" w:cs="Times New Roman"/>
           <w:b w:val="0"/>
           <w:i w:val="0"/>
           <w:sz w:val="24"/>
@@ -638,11 +663,12 @@
     </w:p>
     <w:p>
       <w:pPr>
-        <w:spacing w:after="40" w:before="0" w:line="276" w:lineRule="auto"/>
+        <w:spacing w:after="80" w:before="0" w:line="276" w:lineRule="auto"/>
+        <w:jc w:val="both"/>
       </w:pPr>
       <w:r>
         <w:rPr>
-          <w:rFonts w:ascii="Times New Roman" w:hAnsi="Times New Roman" w:eastAsia="Times New Roman"/>
+          <w:rFonts w:ascii="Times New Roman" w:hAnsi="Times New Roman" w:eastAsia="Times New Roman" w:cs="Times New Roman"/>
           <w:b/>
           <w:i w:val="0"/>
           <w:sz w:val="24"/>
@@ -651,7 +677,7 @@
       </w:r>
       <w:r>
         <w:rPr>
-          <w:rFonts w:ascii="Times New Roman" w:hAnsi="Times New Roman" w:eastAsia="Times New Roman"/>
+          <w:rFonts w:ascii="Times New Roman" w:hAnsi="Times New Roman" w:eastAsia="Times New Roman" w:cs="Times New Roman"/>
           <w:b w:val="0"/>
           <w:i/>
           <w:sz w:val="24"/>
@@ -660,7 +686,7 @@
       </w:r>
       <w:r>
         <w:rPr>
-          <w:rFonts w:ascii="Times New Roman" w:hAnsi="Times New Roman" w:eastAsia="Times New Roman"/>
+          <w:rFonts w:ascii="Times New Roman" w:hAnsi="Times New Roman" w:eastAsia="Times New Roman" w:cs="Times New Roman"/>
           <w:b w:val="0"/>
           <w:i w:val="0"/>
           <w:sz w:val="24"/>
@@ -670,11 +696,12 @@
     </w:p>
     <w:p>
       <w:pPr>
-        <w:spacing w:after="40" w:before="0" w:line="276" w:lineRule="auto"/>
+        <w:spacing w:after="80" w:before="0" w:line="276" w:lineRule="auto"/>
+        <w:jc w:val="both"/>
       </w:pPr>
       <w:r>
         <w:rPr>
-          <w:rFonts w:ascii="Times New Roman" w:hAnsi="Times New Roman" w:eastAsia="Times New Roman"/>
+          <w:rFonts w:ascii="Times New Roman" w:hAnsi="Times New Roman" w:eastAsia="Times New Roman" w:cs="Times New Roman"/>
           <w:b/>
           <w:i w:val="0"/>
           <w:sz w:val="24"/>
@@ -683,7 +710,7 @@
       </w:r>
       <w:r>
         <w:rPr>
-          <w:rFonts w:ascii="Times New Roman" w:hAnsi="Times New Roman" w:eastAsia="Times New Roman"/>
+          <w:rFonts w:ascii="Times New Roman" w:hAnsi="Times New Roman" w:eastAsia="Times New Roman" w:cs="Times New Roman"/>
           <w:b w:val="0"/>
           <w:i/>
           <w:sz w:val="24"/>
@@ -692,7 +719,7 @@
       </w:r>
       <w:r>
         <w:rPr>
-          <w:rFonts w:ascii="Times New Roman" w:hAnsi="Times New Roman" w:eastAsia="Times New Roman"/>
+          <w:rFonts w:ascii="Times New Roman" w:hAnsi="Times New Roman" w:eastAsia="Times New Roman" w:cs="Times New Roman"/>
           <w:b w:val="0"/>
           <w:i w:val="0"/>
           <w:sz w:val="24"/>
@@ -702,11 +729,12 @@
     </w:p>
     <w:p>
       <w:pPr>
-        <w:spacing w:after="160" w:before="0" w:line="276" w:lineRule="auto"/>
+        <w:spacing w:after="80" w:before="0" w:line="276" w:lineRule="auto"/>
+        <w:jc w:val="both"/>
       </w:pPr>
       <w:r>
         <w:rPr>
-          <w:rFonts w:ascii="Times New Roman" w:hAnsi="Times New Roman" w:eastAsia="Times New Roman"/>
+          <w:rFonts w:ascii="Times New Roman" w:hAnsi="Times New Roman" w:eastAsia="Times New Roman" w:cs="Times New Roman"/>
           <w:b/>
           <w:i w:val="0"/>
           <w:sz w:val="24"/>
@@ -715,7 +743,7 @@
       </w:r>
       <w:r>
         <w:rPr>
-          <w:rFonts w:ascii="Times New Roman" w:hAnsi="Times New Roman" w:eastAsia="Times New Roman"/>
+          <w:rFonts w:ascii="Times New Roman" w:hAnsi="Times New Roman" w:eastAsia="Times New Roman" w:cs="Times New Roman"/>
           <w:b w:val="0"/>
           <w:i/>
           <w:sz w:val="24"/>
@@ -724,7 +752,7 @@
       </w:r>
       <w:r>
         <w:rPr>
-          <w:rFonts w:ascii="Times New Roman" w:hAnsi="Times New Roman" w:eastAsia="Times New Roman"/>
+          <w:rFonts w:ascii="Times New Roman" w:hAnsi="Times New Roman" w:eastAsia="Times New Roman" w:cs="Times New Roman"/>
           <w:b w:val="0"/>
           <w:i w:val="0"/>
           <w:sz w:val="24"/>
@@ -736,10 +764,11 @@
       <w:pPr>
         <w:spacing w:after="160" w:before="0" w:line="276" w:lineRule="auto"/>
         <w:ind w:firstLine="425"/>
+        <w:jc w:val="both"/>
       </w:pPr>
       <w:r>
         <w:rPr>
-          <w:rFonts w:ascii="Times New Roman" w:hAnsi="Times New Roman" w:eastAsia="Times New Roman"/>
+          <w:rFonts w:ascii="Times New Roman" w:hAnsi="Times New Roman" w:eastAsia="Times New Roman" w:cs="Times New Roman"/>
           <w:b w:val="0"/>
           <w:i w:val="0"/>
           <w:sz w:val="24"/>
@@ -748,7 +777,7 @@
       </w:r>
       <w:r>
         <w:rPr>
-          <w:rFonts w:ascii="Times New Roman" w:hAnsi="Times New Roman" w:eastAsia="Times New Roman"/>
+          <w:rFonts w:ascii="Times New Roman" w:hAnsi="Times New Roman" w:eastAsia="Times New Roman" w:cs="Times New Roman"/>
           <w:b w:val="0"/>
           <w:i/>
           <w:sz w:val="24"/>
@@ -757,7 +786,7 @@
       </w:r>
       <w:r>
         <w:rPr>
-          <w:rFonts w:ascii="Times New Roman" w:hAnsi="Times New Roman" w:eastAsia="Times New Roman"/>
+          <w:rFonts w:ascii="Times New Roman" w:hAnsi="Times New Roman" w:eastAsia="Times New Roman" w:cs="Times New Roman"/>
           <w:b w:val="0"/>
           <w:i w:val="0"/>
           <w:sz w:val="24"/>
@@ -769,10 +798,11 @@
       <w:pPr>
         <w:spacing w:after="160" w:before="0" w:line="276" w:lineRule="auto"/>
         <w:ind w:firstLine="425"/>
+        <w:jc w:val="both"/>
       </w:pPr>
       <w:r>
         <w:rPr>
-          <w:rFonts w:ascii="Times New Roman" w:hAnsi="Times New Roman" w:eastAsia="Times New Roman"/>
+          <w:rFonts w:ascii="Times New Roman" w:hAnsi="Times New Roman" w:eastAsia="Times New Roman" w:cs="Times New Roman"/>
           <w:b w:val="0"/>
           <w:i w:val="0"/>
           <w:sz w:val="24"/>
@@ -782,14 +812,16 @@
     </w:p>
     <w:p>
       <w:pPr>
-        <w:spacing w:after="120" w:before="320" w:line="264" w:lineRule="auto"/>
+        <w:keepNext/>
+        <w:spacing w:after="160" w:before="360" w:line="276" w:lineRule="auto"/>
+        <w:jc w:val="left"/>
       </w:pPr>
       <w:r>
         <w:rPr>
-          <w:rFonts w:ascii="Times New Roman" w:hAnsi="Times New Roman" w:eastAsia="Times New Roman"/>
+          <w:rFonts w:ascii="Times New Roman" w:hAnsi="Times New Roman" w:eastAsia="Times New Roman" w:cs="Times New Roman"/>
           <w:b/>
           <w:i w:val="0"/>
-          <w:sz w:val="28"/>
+          <w:sz w:val="32"/>
         </w:rPr>
         <w:t>FOR UPDATE — neden “önce bak sonra yaz” yetmedi</w:t>
       </w:r>
@@ -798,10 +830,11 @@
       <w:pPr>
         <w:spacing w:after="160" w:before="0" w:line="276" w:lineRule="auto"/>
         <w:ind w:firstLine="425"/>
+        <w:jc w:val="both"/>
       </w:pPr>
       <w:r>
         <w:rPr>
-          <w:rFonts w:ascii="Times New Roman" w:hAnsi="Times New Roman" w:eastAsia="Times New Roman"/>
+          <w:rFonts w:ascii="Times New Roman" w:hAnsi="Times New Roman" w:eastAsia="Times New Roman" w:cs="Times New Roman"/>
           <w:b w:val="0"/>
           <w:i w:val="0"/>
           <w:sz w:val="24"/>
@@ -811,11 +844,12 @@
     </w:p>
     <w:p>
       <w:pPr>
-        <w:spacing w:after="40" w:before="0" w:line="276" w:lineRule="auto"/>
+        <w:spacing w:after="80" w:before="0" w:line="276" w:lineRule="auto"/>
+        <w:jc w:val="both"/>
       </w:pPr>
       <w:r>
         <w:rPr>
-          <w:rFonts w:ascii="Times New Roman" w:hAnsi="Times New Roman" w:eastAsia="Times New Roman"/>
+          <w:rFonts w:ascii="Times New Roman" w:hAnsi="Times New Roman" w:eastAsia="Times New Roman" w:cs="Times New Roman"/>
           <w:b/>
           <w:i w:val="0"/>
           <w:sz w:val="24"/>
@@ -824,7 +858,7 @@
       </w:r>
       <w:r>
         <w:rPr>
-          <w:rFonts w:ascii="Times New Roman" w:hAnsi="Times New Roman" w:eastAsia="Times New Roman"/>
+          <w:rFonts w:ascii="Times New Roman" w:hAnsi="Times New Roman" w:eastAsia="Times New Roman" w:cs="Times New Roman"/>
           <w:b w:val="0"/>
           <w:i w:val="0"/>
           <w:sz w:val="24"/>
@@ -834,11 +868,12 @@
     </w:p>
     <w:p>
       <w:pPr>
-        <w:spacing w:after="40" w:before="0" w:line="276" w:lineRule="auto"/>
+        <w:spacing w:after="80" w:before="0" w:line="276" w:lineRule="auto"/>
+        <w:jc w:val="both"/>
       </w:pPr>
       <w:r>
         <w:rPr>
-          <w:rFonts w:ascii="Times New Roman" w:hAnsi="Times New Roman" w:eastAsia="Times New Roman"/>
+          <w:rFonts w:ascii="Times New Roman" w:hAnsi="Times New Roman" w:eastAsia="Times New Roman" w:cs="Times New Roman"/>
           <w:b/>
           <w:i w:val="0"/>
           <w:sz w:val="24"/>
@@ -847,7 +882,7 @@
       </w:r>
       <w:r>
         <w:rPr>
-          <w:rFonts w:ascii="Times New Roman" w:hAnsi="Times New Roman" w:eastAsia="Times New Roman"/>
+          <w:rFonts w:ascii="Times New Roman" w:hAnsi="Times New Roman" w:eastAsia="Times New Roman" w:cs="Times New Roman"/>
           <w:b w:val="0"/>
           <w:i w:val="0"/>
           <w:sz w:val="24"/>
@@ -857,11 +892,12 @@
     </w:p>
     <w:p>
       <w:pPr>
-        <w:spacing w:after="40" w:before="0" w:line="276" w:lineRule="auto"/>
+        <w:spacing w:after="80" w:before="0" w:line="276" w:lineRule="auto"/>
+        <w:jc w:val="both"/>
       </w:pPr>
       <w:r>
         <w:rPr>
-          <w:rFonts w:ascii="Times New Roman" w:hAnsi="Times New Roman" w:eastAsia="Times New Roman"/>
+          <w:rFonts w:ascii="Times New Roman" w:hAnsi="Times New Roman" w:eastAsia="Times New Roman" w:cs="Times New Roman"/>
           <w:b/>
           <w:i w:val="0"/>
           <w:sz w:val="24"/>
@@ -870,7 +906,7 @@
       </w:r>
       <w:r>
         <w:rPr>
-          <w:rFonts w:ascii="Times New Roman" w:hAnsi="Times New Roman" w:eastAsia="Times New Roman"/>
+          <w:rFonts w:ascii="Times New Roman" w:hAnsi="Times New Roman" w:eastAsia="Times New Roman" w:cs="Times New Roman"/>
           <w:b w:val="0"/>
           <w:i w:val="0"/>
           <w:sz w:val="24"/>
@@ -880,11 +916,12 @@
     </w:p>
     <w:p>
       <w:pPr>
-        <w:spacing w:after="160" w:before="0" w:line="276" w:lineRule="auto"/>
+        <w:spacing w:after="80" w:before="0" w:line="276" w:lineRule="auto"/>
+        <w:jc w:val="both"/>
       </w:pPr>
       <w:r>
         <w:rPr>
-          <w:rFonts w:ascii="Times New Roman" w:hAnsi="Times New Roman" w:eastAsia="Times New Roman"/>
+          <w:rFonts w:ascii="Times New Roman" w:hAnsi="Times New Roman" w:eastAsia="Times New Roman" w:cs="Times New Roman"/>
           <w:b/>
           <w:i w:val="0"/>
           <w:sz w:val="24"/>
@@ -893,7 +930,7 @@
       </w:r>
       <w:r>
         <w:rPr>
-          <w:rFonts w:ascii="Times New Roman" w:hAnsi="Times New Roman" w:eastAsia="Times New Roman"/>
+          <w:rFonts w:ascii="Times New Roman" w:hAnsi="Times New Roman" w:eastAsia="Times New Roman" w:cs="Times New Roman"/>
           <w:b w:val="0"/>
           <w:i w:val="0"/>
           <w:sz w:val="24"/>
@@ -905,10 +942,11 @@
       <w:pPr>
         <w:spacing w:after="160" w:before="0" w:line="276" w:lineRule="auto"/>
         <w:ind w:firstLine="425"/>
+        <w:jc w:val="both"/>
       </w:pPr>
       <w:r>
         <w:rPr>
-          <w:rFonts w:ascii="Times New Roman" w:hAnsi="Times New Roman" w:eastAsia="Times New Roman"/>
+          <w:rFonts w:ascii="Times New Roman" w:hAnsi="Times New Roman" w:eastAsia="Times New Roman" w:cs="Times New Roman"/>
           <w:b w:val="0"/>
           <w:i w:val="0"/>
           <w:sz w:val="24"/>
@@ -918,14 +956,16 @@
     </w:p>
     <w:p>
       <w:pPr>
-        <w:spacing w:after="120" w:before="320" w:line="264" w:lineRule="auto"/>
+        <w:keepNext/>
+        <w:spacing w:after="160" w:before="360" w:line="276" w:lineRule="auto"/>
+        <w:jc w:val="left"/>
       </w:pPr>
       <w:r>
         <w:rPr>
-          <w:rFonts w:ascii="Times New Roman" w:hAnsi="Times New Roman" w:eastAsia="Times New Roman"/>
+          <w:rFonts w:ascii="Times New Roman" w:hAnsi="Times New Roman" w:eastAsia="Times New Roman" w:cs="Times New Roman"/>
           <w:b/>
           <w:i w:val="0"/>
-          <w:sz w:val="28"/>
+          <w:sz w:val="32"/>
         </w:rPr>
         <w:t>Güvenlik tarafı</w:t>
       </w:r>
@@ -934,10 +974,11 @@
       <w:pPr>
         <w:spacing w:after="160" w:before="0" w:line="276" w:lineRule="auto"/>
         <w:ind w:firstLine="425"/>
+        <w:jc w:val="both"/>
       </w:pPr>
       <w:r>
         <w:rPr>
-          <w:rFonts w:ascii="Times New Roman" w:hAnsi="Times New Roman" w:eastAsia="Times New Roman"/>
+          <w:rFonts w:ascii="Times New Roman" w:hAnsi="Times New Roman" w:eastAsia="Times New Roman" w:cs="Times New Roman"/>
           <w:b w:val="0"/>
           <w:i w:val="0"/>
           <w:sz w:val="24"/>
@@ -949,10 +990,11 @@
       <w:pPr>
         <w:spacing w:after="160" w:before="0" w:line="276" w:lineRule="auto"/>
         <w:ind w:firstLine="425"/>
+        <w:jc w:val="both"/>
       </w:pPr>
       <w:r>
         <w:rPr>
-          <w:rFonts w:ascii="Times New Roman" w:hAnsi="Times New Roman" w:eastAsia="Times New Roman"/>
+          <w:rFonts w:ascii="Times New Roman" w:hAnsi="Times New Roman" w:eastAsia="Times New Roman" w:cs="Times New Roman"/>
           <w:b w:val="0"/>
           <w:i w:val="0"/>
           <w:sz w:val="24"/>
@@ -961,7 +1003,7 @@
       </w:r>
       <w:r>
         <w:rPr>
-          <w:rFonts w:ascii="Times New Roman" w:hAnsi="Times New Roman" w:eastAsia="Times New Roman"/>
+          <w:rFonts w:ascii="Times New Roman" w:hAnsi="Times New Roman" w:eastAsia="Times New Roman" w:cs="Times New Roman"/>
           <w:b/>
           <w:i w:val="0"/>
           <w:sz w:val="24"/>
@@ -970,7 +1012,7 @@
       </w:r>
       <w:r>
         <w:rPr>
-          <w:rFonts w:ascii="Times New Roman" w:hAnsi="Times New Roman" w:eastAsia="Times New Roman"/>
+          <w:rFonts w:ascii="Times New Roman" w:hAnsi="Times New Roman" w:eastAsia="Times New Roman" w:cs="Times New Roman"/>
           <w:b w:val="0"/>
           <w:i w:val="0"/>
           <w:sz w:val="24"/>
@@ -982,10 +1024,11 @@
       <w:pPr>
         <w:spacing w:after="160" w:before="0" w:line="276" w:lineRule="auto"/>
         <w:ind w:firstLine="425"/>
+        <w:jc w:val="both"/>
       </w:pPr>
       <w:r>
         <w:rPr>
-          <w:rFonts w:ascii="Times New Roman" w:hAnsi="Times New Roman" w:eastAsia="Times New Roman"/>
+          <w:rFonts w:ascii="Times New Roman" w:hAnsi="Times New Roman" w:eastAsia="Times New Roman" w:cs="Times New Roman"/>
           <w:b w:val="0"/>
           <w:i w:val="0"/>
           <w:sz w:val="24"/>
@@ -994,7 +1037,7 @@
       </w:r>
       <w:r>
         <w:rPr>
-          <w:rFonts w:ascii="Times New Roman" w:hAnsi="Times New Roman" w:eastAsia="Times New Roman"/>
+          <w:rFonts w:ascii="Times New Roman" w:hAnsi="Times New Roman" w:eastAsia="Times New Roman" w:cs="Times New Roman"/>
           <w:b w:val="0"/>
           <w:i/>
           <w:sz w:val="24"/>
@@ -1003,7 +1046,7 @@
       </w:r>
       <w:r>
         <w:rPr>
-          <w:rFonts w:ascii="Times New Roman" w:hAnsi="Times New Roman" w:eastAsia="Times New Roman"/>
+          <w:rFonts w:ascii="Times New Roman" w:hAnsi="Times New Roman" w:eastAsia="Times New Roman" w:cs="Times New Roman"/>
           <w:b w:val="0"/>
           <w:i w:val="0"/>
           <w:sz w:val="24"/>
@@ -1015,10 +1058,11 @@
       <w:pPr>
         <w:spacing w:after="160" w:before="0" w:line="276" w:lineRule="auto"/>
         <w:ind w:firstLine="425"/>
+        <w:jc w:val="both"/>
       </w:pPr>
       <w:r>
         <w:rPr>
-          <w:rFonts w:ascii="Times New Roman" w:hAnsi="Times New Roman" w:eastAsia="Times New Roman"/>
+          <w:rFonts w:ascii="Times New Roman" w:hAnsi="Times New Roman" w:eastAsia="Times New Roman" w:cs="Times New Roman"/>
           <w:b w:val="0"/>
           <w:i w:val="0"/>
           <w:sz w:val="24"/>
@@ -1028,14 +1072,16 @@
     </w:p>
     <w:p>
       <w:pPr>
-        <w:spacing w:after="120" w:before="320" w:line="264" w:lineRule="auto"/>
+        <w:keepNext/>
+        <w:spacing w:after="160" w:before="360" w:line="276" w:lineRule="auto"/>
+        <w:jc w:val="left"/>
       </w:pPr>
       <w:r>
         <w:rPr>
-          <w:rFonts w:ascii="Times New Roman" w:hAnsi="Times New Roman" w:eastAsia="Times New Roman"/>
+          <w:rFonts w:ascii="Times New Roman" w:hAnsi="Times New Roman" w:eastAsia="Times New Roman" w:cs="Times New Roman"/>
           <w:b/>
           <w:i w:val="0"/>
-          <w:sz w:val="28"/>
+          <w:sz w:val="32"/>
         </w:rPr>
         <w:t>Müşteri sayfaları</w:t>
       </w:r>
@@ -1044,10 +1090,11 @@
       <w:pPr>
         <w:spacing w:after="160" w:before="0" w:line="276" w:lineRule="auto"/>
         <w:ind w:firstLine="425"/>
+        <w:jc w:val="both"/>
       </w:pPr>
       <w:r>
         <w:rPr>
-          <w:rFonts w:ascii="Times New Roman" w:hAnsi="Times New Roman" w:eastAsia="Times New Roman"/>
+          <w:rFonts w:ascii="Times New Roman" w:hAnsi="Times New Roman" w:eastAsia="Times New Roman" w:cs="Times New Roman"/>
           <w:b w:val="0"/>
           <w:i w:val="0"/>
           <w:sz w:val="24"/>
@@ -1059,10 +1106,11 @@
       <w:pPr>
         <w:spacing w:after="160" w:before="0" w:line="276" w:lineRule="auto"/>
         <w:ind w:firstLine="425"/>
+        <w:jc w:val="both"/>
       </w:pPr>
       <w:r>
         <w:rPr>
-          <w:rFonts w:ascii="Times New Roman" w:hAnsi="Times New Roman" w:eastAsia="Times New Roman"/>
+          <w:rFonts w:ascii="Times New Roman" w:hAnsi="Times New Roman" w:eastAsia="Times New Roman" w:cs="Times New Roman"/>
           <w:b w:val="0"/>
           <w:i w:val="0"/>
           <w:sz w:val="24"/>
@@ -1074,10 +1122,11 @@
       <w:pPr>
         <w:spacing w:after="160" w:before="0" w:line="276" w:lineRule="auto"/>
         <w:ind w:firstLine="425"/>
+        <w:jc w:val="both"/>
       </w:pPr>
       <w:r>
         <w:rPr>
-          <w:rFonts w:ascii="Times New Roman" w:hAnsi="Times New Roman" w:eastAsia="Times New Roman"/>
+          <w:rFonts w:ascii="Times New Roman" w:hAnsi="Times New Roman" w:eastAsia="Times New Roman" w:cs="Times New Roman"/>
           <w:b w:val="0"/>
           <w:i w:val="0"/>
           <w:sz w:val="24"/>
@@ -1089,10 +1138,11 @@
       <w:pPr>
         <w:spacing w:after="160" w:before="0" w:line="276" w:lineRule="auto"/>
         <w:ind w:firstLine="425"/>
+        <w:jc w:val="both"/>
       </w:pPr>
       <w:r>
         <w:rPr>
-          <w:rFonts w:ascii="Times New Roman" w:hAnsi="Times New Roman" w:eastAsia="Times New Roman"/>
+          <w:rFonts w:ascii="Times New Roman" w:hAnsi="Times New Roman" w:eastAsia="Times New Roman" w:cs="Times New Roman"/>
           <w:b w:val="0"/>
           <w:i w:val="0"/>
           <w:sz w:val="24"/>
@@ -1102,14 +1152,16 @@
     </w:p>
     <w:p>
       <w:pPr>
-        <w:spacing w:after="120" w:before="320" w:line="264" w:lineRule="auto"/>
+        <w:keepNext/>
+        <w:spacing w:after="160" w:before="360" w:line="276" w:lineRule="auto"/>
+        <w:jc w:val="left"/>
       </w:pPr>
       <w:r>
         <w:rPr>
-          <w:rFonts w:ascii="Times New Roman" w:hAnsi="Times New Roman" w:eastAsia="Times New Roman"/>
+          <w:rFonts w:ascii="Times New Roman" w:hAnsi="Times New Roman" w:eastAsia="Times New Roman" w:cs="Times New Roman"/>
           <w:b/>
           <w:i w:val="0"/>
-          <w:sz w:val="28"/>
+          <w:sz w:val="32"/>
         </w:rPr>
         <w:t>Admin</w:t>
       </w:r>
@@ -1118,10 +1170,11 @@
       <w:pPr>
         <w:spacing w:after="160" w:before="0" w:line="276" w:lineRule="auto"/>
         <w:ind w:firstLine="425"/>
+        <w:jc w:val="both"/>
       </w:pPr>
       <w:r>
         <w:rPr>
-          <w:rFonts w:ascii="Times New Roman" w:hAnsi="Times New Roman" w:eastAsia="Times New Roman"/>
+          <w:rFonts w:ascii="Times New Roman" w:hAnsi="Times New Roman" w:eastAsia="Times New Roman" w:cs="Times New Roman"/>
           <w:b w:val="0"/>
           <w:i w:val="0"/>
           <w:sz w:val="24"/>
@@ -1130,7 +1183,7 @@
       </w:r>
       <w:r>
         <w:rPr>
-          <w:rFonts w:ascii="Times New Roman" w:hAnsi="Times New Roman" w:eastAsia="Times New Roman"/>
+          <w:rFonts w:ascii="Times New Roman" w:hAnsi="Times New Roman" w:eastAsia="Times New Roman" w:cs="Times New Roman"/>
           <w:b/>
           <w:i w:val="0"/>
           <w:sz w:val="24"/>
@@ -1139,7 +1192,7 @@
       </w:r>
       <w:r>
         <w:rPr>
-          <w:rFonts w:ascii="Times New Roman" w:hAnsi="Times New Roman" w:eastAsia="Times New Roman"/>
+          <w:rFonts w:ascii="Times New Roman" w:hAnsi="Times New Roman" w:eastAsia="Times New Roman" w:cs="Times New Roman"/>
           <w:b w:val="0"/>
           <w:i w:val="0"/>
           <w:sz w:val="24"/>
@@ -1151,10 +1204,11 @@
       <w:pPr>
         <w:spacing w:after="160" w:before="0" w:line="276" w:lineRule="auto"/>
         <w:ind w:firstLine="425"/>
+        <w:jc w:val="both"/>
       </w:pPr>
       <w:r>
         <w:rPr>
-          <w:rFonts w:ascii="Times New Roman" w:hAnsi="Times New Roman" w:eastAsia="Times New Roman"/>
+          <w:rFonts w:ascii="Times New Roman" w:hAnsi="Times New Roman" w:eastAsia="Times New Roman" w:cs="Times New Roman"/>
           <w:b w:val="0"/>
           <w:i w:val="0"/>
           <w:sz w:val="24"/>
@@ -1166,10 +1220,11 @@
       <w:pPr>
         <w:spacing w:after="160" w:before="0" w:line="276" w:lineRule="auto"/>
         <w:ind w:firstLine="425"/>
+        <w:jc w:val="both"/>
       </w:pPr>
       <w:r>
         <w:rPr>
-          <w:rFonts w:ascii="Times New Roman" w:hAnsi="Times New Roman" w:eastAsia="Times New Roman"/>
+          <w:rFonts w:ascii="Times New Roman" w:hAnsi="Times New Roman" w:eastAsia="Times New Roman" w:cs="Times New Roman"/>
           <w:b w:val="0"/>
           <w:i w:val="0"/>
           <w:sz w:val="24"/>
@@ -1179,14 +1234,16 @@
     </w:p>
     <w:p>
       <w:pPr>
-        <w:spacing w:after="120" w:before="320" w:line="264" w:lineRule="auto"/>
+        <w:keepNext/>
+        <w:spacing w:after="160" w:before="360" w:line="276" w:lineRule="auto"/>
+        <w:jc w:val="left"/>
       </w:pPr>
       <w:r>
         <w:rPr>
-          <w:rFonts w:ascii="Times New Roman" w:hAnsi="Times New Roman" w:eastAsia="Times New Roman"/>
+          <w:rFonts w:ascii="Times New Roman" w:hAnsi="Times New Roman" w:eastAsia="Times New Roman" w:cs="Times New Roman"/>
           <w:b/>
           <w:i w:val="0"/>
-          <w:sz w:val="28"/>
+          <w:sz w:val="32"/>
         </w:rPr>
         <w:t>XAMPP’te ayağa kaldırma</w:t>
       </w:r>
@@ -1195,10 +1252,11 @@
       <w:pPr>
         <w:spacing w:after="160" w:before="0" w:line="276" w:lineRule="auto"/>
         <w:ind w:firstLine="425"/>
+        <w:jc w:val="both"/>
       </w:pPr>
       <w:r>
         <w:rPr>
-          <w:rFonts w:ascii="Times New Roman" w:hAnsi="Times New Roman" w:eastAsia="Times New Roman"/>
+          <w:rFonts w:ascii="Times New Roman" w:hAnsi="Times New Roman" w:eastAsia="Times New Roman" w:cs="Times New Roman"/>
           <w:b w:val="0"/>
           <w:i w:val="0"/>
           <w:sz w:val="24"/>
@@ -1210,10 +1268,11 @@
       <w:pPr>
         <w:spacing w:after="160" w:before="0" w:line="276" w:lineRule="auto"/>
         <w:ind w:firstLine="425"/>
+        <w:jc w:val="both"/>
       </w:pPr>
       <w:r>
         <w:rPr>
-          <w:rFonts w:ascii="Times New Roman" w:hAnsi="Times New Roman" w:eastAsia="Times New Roman"/>
+          <w:rFonts w:ascii="Times New Roman" w:hAnsi="Times New Roman" w:eastAsia="Times New Roman" w:cs="Times New Roman"/>
           <w:b w:val="0"/>
           <w:i w:val="0"/>
           <w:sz w:val="24"/>
@@ -1225,10 +1284,11 @@
       <w:pPr>
         <w:spacing w:after="160" w:before="0" w:line="276" w:lineRule="auto"/>
         <w:ind w:firstLine="425"/>
+        <w:jc w:val="both"/>
       </w:pPr>
       <w:r>
         <w:rPr>
-          <w:rFonts w:ascii="Times New Roman" w:hAnsi="Times New Roman" w:eastAsia="Times New Roman"/>
+          <w:rFonts w:ascii="Times New Roman" w:hAnsi="Times New Roman" w:eastAsia="Times New Roman" w:cs="Times New Roman"/>
           <w:b w:val="0"/>
           <w:i w:val="0"/>
           <w:sz w:val="24"/>
@@ -1240,10 +1300,11 @@
       <w:pPr>
         <w:spacing w:after="160" w:before="0" w:line="276" w:lineRule="auto"/>
         <w:ind w:firstLine="425"/>
+        <w:jc w:val="both"/>
       </w:pPr>
       <w:r>
         <w:rPr>
-          <w:rFonts w:ascii="Times New Roman" w:hAnsi="Times New Roman" w:eastAsia="Times New Roman"/>
+          <w:rFonts w:ascii="Times New Roman" w:hAnsi="Times New Roman" w:eastAsia="Times New Roman" w:cs="Times New Roman"/>
           <w:b w:val="0"/>
           <w:i w:val="0"/>
           <w:sz w:val="24"/>
@@ -1253,25 +1314,28 @@
     </w:p>
     <w:p>
       <w:pPr>
-        <w:spacing w:after="120" w:before="320" w:line="264" w:lineRule="auto"/>
+        <w:keepNext/>
+        <w:spacing w:after="160" w:before="360" w:line="276" w:lineRule="auto"/>
+        <w:jc w:val="left"/>
       </w:pPr>
       <w:r>
         <w:rPr>
-          <w:rFonts w:ascii="Times New Roman" w:hAnsi="Times New Roman" w:eastAsia="Times New Roman"/>
+          <w:rFonts w:ascii="Times New Roman" w:hAnsi="Times New Roman" w:eastAsia="Times New Roman" w:cs="Times New Roman"/>
           <w:b/>
           <w:i w:val="0"/>
-          <w:sz w:val="28"/>
+          <w:sz w:val="32"/>
         </w:rPr>
         <w:t>Dosyalar (nerede ne var)</w:t>
       </w:r>
     </w:p>
     <w:p>
       <w:pPr>
-        <w:spacing w:after="40" w:before="0" w:line="276" w:lineRule="auto"/>
+        <w:spacing w:after="80" w:before="0" w:line="276" w:lineRule="auto"/>
+        <w:jc w:val="both"/>
       </w:pPr>
       <w:r>
         <w:rPr>
-          <w:rFonts w:ascii="Times New Roman" w:hAnsi="Times New Roman" w:eastAsia="Times New Roman"/>
+          <w:rFonts w:ascii="Times New Roman" w:hAnsi="Times New Roman" w:eastAsia="Times New Roman" w:cs="Times New Roman"/>
           <w:b/>
           <w:i w:val="0"/>
           <w:sz w:val="24"/>
@@ -1280,7 +1344,7 @@
       </w:r>
       <w:r>
         <w:rPr>
-          <w:rFonts w:ascii="Times New Roman" w:hAnsi="Times New Roman" w:eastAsia="Times New Roman"/>
+          <w:rFonts w:ascii="Times New Roman" w:hAnsi="Times New Roman" w:eastAsia="Times New Roman" w:cs="Times New Roman"/>
           <w:b w:val="0"/>
           <w:i w:val="0"/>
           <w:sz w:val="24"/>
@@ -1290,11 +1354,12 @@
     </w:p>
     <w:p>
       <w:pPr>
-        <w:spacing w:after="40" w:before="0" w:line="276" w:lineRule="auto"/>
+        <w:spacing w:after="80" w:before="0" w:line="276" w:lineRule="auto"/>
+        <w:jc w:val="both"/>
       </w:pPr>
       <w:r>
         <w:rPr>
-          <w:rFonts w:ascii="Times New Roman" w:hAnsi="Times New Roman" w:eastAsia="Times New Roman"/>
+          <w:rFonts w:ascii="Times New Roman" w:hAnsi="Times New Roman" w:eastAsia="Times New Roman" w:cs="Times New Roman"/>
           <w:b/>
           <w:i w:val="0"/>
           <w:sz w:val="24"/>
@@ -1303,7 +1368,7 @@
       </w:r>
       <w:r>
         <w:rPr>
-          <w:rFonts w:ascii="Times New Roman" w:hAnsi="Times New Roman" w:eastAsia="Times New Roman"/>
+          <w:rFonts w:ascii="Times New Roman" w:hAnsi="Times New Roman" w:eastAsia="Times New Roman" w:cs="Times New Roman"/>
           <w:b w:val="0"/>
           <w:i w:val="0"/>
           <w:sz w:val="24"/>
@@ -1313,11 +1378,12 @@
     </w:p>
     <w:p>
       <w:pPr>
-        <w:spacing w:after="40" w:before="0" w:line="276" w:lineRule="auto"/>
+        <w:spacing w:after="80" w:before="0" w:line="276" w:lineRule="auto"/>
+        <w:jc w:val="both"/>
       </w:pPr>
       <w:r>
         <w:rPr>
-          <w:rFonts w:ascii="Times New Roman" w:hAnsi="Times New Roman" w:eastAsia="Times New Roman"/>
+          <w:rFonts w:ascii="Times New Roman" w:hAnsi="Times New Roman" w:eastAsia="Times New Roman" w:cs="Times New Roman"/>
           <w:b/>
           <w:i w:val="0"/>
           <w:sz w:val="24"/>
@@ -1326,7 +1392,7 @@
       </w:r>
       <w:r>
         <w:rPr>
-          <w:rFonts w:ascii="Times New Roman" w:hAnsi="Times New Roman" w:eastAsia="Times New Roman"/>
+          <w:rFonts w:ascii="Times New Roman" w:hAnsi="Times New Roman" w:eastAsia="Times New Roman" w:cs="Times New Roman"/>
           <w:b w:val="0"/>
           <w:i w:val="0"/>
           <w:sz w:val="24"/>
@@ -1336,11 +1402,12 @@
     </w:p>
     <w:p>
       <w:pPr>
-        <w:spacing w:after="40" w:before="0" w:line="276" w:lineRule="auto"/>
+        <w:spacing w:after="80" w:before="0" w:line="276" w:lineRule="auto"/>
+        <w:jc w:val="both"/>
       </w:pPr>
       <w:r>
         <w:rPr>
-          <w:rFonts w:ascii="Times New Roman" w:hAnsi="Times New Roman" w:eastAsia="Times New Roman"/>
+          <w:rFonts w:ascii="Times New Roman" w:hAnsi="Times New Roman" w:eastAsia="Times New Roman" w:cs="Times New Roman"/>
           <w:b/>
           <w:i w:val="0"/>
           <w:sz w:val="24"/>
@@ -1349,7 +1416,7 @@
       </w:r>
       <w:r>
         <w:rPr>
-          <w:rFonts w:ascii="Times New Roman" w:hAnsi="Times New Roman" w:eastAsia="Times New Roman"/>
+          <w:rFonts w:ascii="Times New Roman" w:hAnsi="Times New Roman" w:eastAsia="Times New Roman" w:cs="Times New Roman"/>
           <w:b w:val="0"/>
           <w:i w:val="0"/>
           <w:sz w:val="24"/>
@@ -1359,11 +1426,12 @@
     </w:p>
     <w:p>
       <w:pPr>
-        <w:spacing w:after="40" w:before="0" w:line="276" w:lineRule="auto"/>
+        <w:spacing w:after="80" w:before="0" w:line="276" w:lineRule="auto"/>
+        <w:jc w:val="both"/>
       </w:pPr>
       <w:r>
         <w:rPr>
-          <w:rFonts w:ascii="Times New Roman" w:hAnsi="Times New Roman" w:eastAsia="Times New Roman"/>
+          <w:rFonts w:ascii="Times New Roman" w:hAnsi="Times New Roman" w:eastAsia="Times New Roman" w:cs="Times New Roman"/>
           <w:b/>
           <w:i w:val="0"/>
           <w:sz w:val="24"/>
@@ -1372,7 +1440,7 @@
       </w:r>
       <w:r>
         <w:rPr>
-          <w:rFonts w:ascii="Times New Roman" w:hAnsi="Times New Roman" w:eastAsia="Times New Roman"/>
+          <w:rFonts w:ascii="Times New Roman" w:hAnsi="Times New Roman" w:eastAsia="Times New Roman" w:cs="Times New Roman"/>
           <w:b w:val="0"/>
           <w:i w:val="0"/>
           <w:sz w:val="24"/>
@@ -1382,11 +1450,12 @@
     </w:p>
     <w:p>
       <w:pPr>
-        <w:spacing w:after="40" w:before="0" w:line="276" w:lineRule="auto"/>
+        <w:spacing w:after="80" w:before="0" w:line="276" w:lineRule="auto"/>
+        <w:jc w:val="both"/>
       </w:pPr>
       <w:r>
         <w:rPr>
-          <w:rFonts w:ascii="Times New Roman" w:hAnsi="Times New Roman" w:eastAsia="Times New Roman"/>
+          <w:rFonts w:ascii="Times New Roman" w:hAnsi="Times New Roman" w:eastAsia="Times New Roman" w:cs="Times New Roman"/>
           <w:b/>
           <w:i w:val="0"/>
           <w:sz w:val="24"/>
@@ -1395,7 +1464,7 @@
       </w:r>
       <w:r>
         <w:rPr>
-          <w:rFonts w:ascii="Times New Roman" w:hAnsi="Times New Roman" w:eastAsia="Times New Roman"/>
+          <w:rFonts w:ascii="Times New Roman" w:hAnsi="Times New Roman" w:eastAsia="Times New Roman" w:cs="Times New Roman"/>
           <w:b w:val="0"/>
           <w:i w:val="0"/>
           <w:sz w:val="24"/>
@@ -1405,11 +1474,12 @@
     </w:p>
     <w:p>
       <w:pPr>
-        <w:spacing w:after="40" w:before="0" w:line="276" w:lineRule="auto"/>
+        <w:spacing w:after="80" w:before="0" w:line="276" w:lineRule="auto"/>
+        <w:jc w:val="both"/>
       </w:pPr>
       <w:r>
         <w:rPr>
-          <w:rFonts w:ascii="Times New Roman" w:hAnsi="Times New Roman" w:eastAsia="Times New Roman"/>
+          <w:rFonts w:ascii="Times New Roman" w:hAnsi="Times New Roman" w:eastAsia="Times New Roman" w:cs="Times New Roman"/>
           <w:b/>
           <w:i w:val="0"/>
           <w:sz w:val="24"/>
@@ -1418,7 +1488,7 @@
       </w:r>
       <w:r>
         <w:rPr>
-          <w:rFonts w:ascii="Times New Roman" w:hAnsi="Times New Roman" w:eastAsia="Times New Roman"/>
+          <w:rFonts w:ascii="Times New Roman" w:hAnsi="Times New Roman" w:eastAsia="Times New Roman" w:cs="Times New Roman"/>
           <w:b w:val="0"/>
           <w:i w:val="0"/>
           <w:sz w:val="24"/>
@@ -1428,11 +1498,12 @@
     </w:p>
     <w:p>
       <w:pPr>
-        <w:spacing w:after="40" w:before="0" w:line="276" w:lineRule="auto"/>
+        <w:spacing w:after="80" w:before="0" w:line="276" w:lineRule="auto"/>
+        <w:jc w:val="both"/>
       </w:pPr>
       <w:r>
         <w:rPr>
-          <w:rFonts w:ascii="Times New Roman" w:hAnsi="Times New Roman" w:eastAsia="Times New Roman"/>
+          <w:rFonts w:ascii="Times New Roman" w:hAnsi="Times New Roman" w:eastAsia="Times New Roman" w:cs="Times New Roman"/>
           <w:b/>
           <w:i w:val="0"/>
           <w:sz w:val="24"/>
@@ -1441,7 +1512,7 @@
       </w:r>
       <w:r>
         <w:rPr>
-          <w:rFonts w:ascii="Times New Roman" w:hAnsi="Times New Roman" w:eastAsia="Times New Roman"/>
+          <w:rFonts w:ascii="Times New Roman" w:hAnsi="Times New Roman" w:eastAsia="Times New Roman" w:cs="Times New Roman"/>
           <w:b w:val="0"/>
           <w:i w:val="0"/>
           <w:sz w:val="24"/>
@@ -1451,11 +1522,12 @@
     </w:p>
     <w:p>
       <w:pPr>
-        <w:spacing w:after="40" w:before="0" w:line="276" w:lineRule="auto"/>
+        <w:spacing w:after="80" w:before="0" w:line="276" w:lineRule="auto"/>
+        <w:jc w:val="both"/>
       </w:pPr>
       <w:r>
         <w:rPr>
-          <w:rFonts w:ascii="Times New Roman" w:hAnsi="Times New Roman" w:eastAsia="Times New Roman"/>
+          <w:rFonts w:ascii="Times New Roman" w:hAnsi="Times New Roman" w:eastAsia="Times New Roman" w:cs="Times New Roman"/>
           <w:b/>
           <w:i w:val="0"/>
           <w:sz w:val="24"/>
@@ -1464,7 +1536,7 @@
       </w:r>
       <w:r>
         <w:rPr>
-          <w:rFonts w:ascii="Times New Roman" w:hAnsi="Times New Roman" w:eastAsia="Times New Roman"/>
+          <w:rFonts w:ascii="Times New Roman" w:hAnsi="Times New Roman" w:eastAsia="Times New Roman" w:cs="Times New Roman"/>
           <w:b w:val="0"/>
           <w:i w:val="0"/>
           <w:sz w:val="24"/>
@@ -1474,11 +1546,12 @@
     </w:p>
     <w:p>
       <w:pPr>
-        <w:spacing w:after="40" w:before="0" w:line="276" w:lineRule="auto"/>
+        <w:spacing w:after="80" w:before="0" w:line="276" w:lineRule="auto"/>
+        <w:jc w:val="both"/>
       </w:pPr>
       <w:r>
         <w:rPr>
-          <w:rFonts w:ascii="Times New Roman" w:hAnsi="Times New Roman" w:eastAsia="Times New Roman"/>
+          <w:rFonts w:ascii="Times New Roman" w:hAnsi="Times New Roman" w:eastAsia="Times New Roman" w:cs="Times New Roman"/>
           <w:b/>
           <w:i w:val="0"/>
           <w:sz w:val="24"/>
@@ -1487,7 +1560,7 @@
       </w:r>
       <w:r>
         <w:rPr>
-          <w:rFonts w:ascii="Times New Roman" w:hAnsi="Times New Roman" w:eastAsia="Times New Roman"/>
+          <w:rFonts w:ascii="Times New Roman" w:hAnsi="Times New Roman" w:eastAsia="Times New Roman" w:cs="Times New Roman"/>
           <w:b w:val="0"/>
           <w:i w:val="0"/>
           <w:sz w:val="24"/>
@@ -1497,11 +1570,12 @@
     </w:p>
     <w:p>
       <w:pPr>
-        <w:spacing w:after="240" w:before="0" w:line="276" w:lineRule="auto"/>
+        <w:spacing w:after="80" w:before="0" w:line="276" w:lineRule="auto"/>
+        <w:jc w:val="both"/>
       </w:pPr>
       <w:r>
         <w:rPr>
-          <w:rFonts w:ascii="Times New Roman" w:hAnsi="Times New Roman" w:eastAsia="Times New Roman"/>
+          <w:rFonts w:ascii="Times New Roman" w:hAnsi="Times New Roman" w:eastAsia="Times New Roman" w:cs="Times New Roman"/>
           <w:b/>
           <w:i w:val="0"/>
           <w:sz w:val="24"/>
@@ -1510,7 +1584,7 @@
       </w:r>
       <w:r>
         <w:rPr>
-          <w:rFonts w:ascii="Times New Roman" w:hAnsi="Times New Roman" w:eastAsia="Times New Roman"/>
+          <w:rFonts w:ascii="Times New Roman" w:hAnsi="Times New Roman" w:eastAsia="Times New Roman" w:cs="Times New Roman"/>
           <w:b w:val="0"/>
           <w:i w:val="0"/>
           <w:sz w:val="24"/>
@@ -1520,35 +1594,39 @@
     </w:p>
     <w:p>
       <w:pPr>
-        <w:spacing w:after="120" w:before="320" w:line="264" w:lineRule="auto"/>
+        <w:keepNext/>
+        <w:spacing w:after="160" w:before="360" w:line="276" w:lineRule="auto"/>
+        <w:jc w:val="left"/>
       </w:pPr>
       <w:r>
         <w:rPr>
-          <w:rFonts w:ascii="Times New Roman" w:hAnsi="Times New Roman" w:eastAsia="Times New Roman"/>
+          <w:rFonts w:ascii="Times New Roman" w:hAnsi="Times New Roman" w:eastAsia="Times New Roman" w:cs="Times New Roman"/>
           <w:b/>
           <w:i w:val="0"/>
-          <w:sz w:val="28"/>
+          <w:sz w:val="32"/>
         </w:rPr>
         <w:t>Ekran görüntüleri</w:t>
       </w:r>
     </w:p>
     <w:p>
       <w:pPr>
-        <w:spacing w:after="80" w:before="0" w:line="276" w:lineRule="auto"/>
+        <w:keepNext/>
+        <w:spacing w:after="120" w:before="240" w:line="276" w:lineRule="auto"/>
+        <w:jc w:val="left"/>
       </w:pPr>
       <w:r>
         <w:rPr>
-          <w:rFonts w:ascii="Times New Roman" w:hAnsi="Times New Roman" w:eastAsia="Times New Roman"/>
-          <w:b w:val="0"/>
+          <w:rFonts w:ascii="Times New Roman" w:hAnsi="Times New Roman" w:eastAsia="Times New Roman" w:cs="Times New Roman"/>
+          <w:b/>
           <w:i/>
-          <w:sz w:val="24"/>
+          <w:sz w:val="28"/>
         </w:rPr>
         <w:t>Müşteri ana sayfa (Kahve Durağı):</w:t>
       </w:r>
     </w:p>
     <w:p>
       <w:pPr>
-        <w:spacing w:after="200" w:before="0" w:line="276" w:lineRule="auto"/>
+        <w:spacing w:after="200" w:before="120" w:line="276" w:lineRule="auto"/>
         <w:jc w:val="center"/>
       </w:pPr>
       <w:r>
@@ -1588,21 +1666,23 @@
     </w:p>
     <w:p>
       <w:pPr>
-        <w:spacing w:after="80" w:before="120" w:line="276" w:lineRule="auto"/>
+        <w:keepNext/>
+        <w:spacing w:after="120" w:before="240" w:line="276" w:lineRule="auto"/>
+        <w:jc w:val="left"/>
       </w:pPr>
       <w:r>
         <w:rPr>
-          <w:rFonts w:ascii="Times New Roman" w:hAnsi="Times New Roman" w:eastAsia="Times New Roman"/>
-          <w:b w:val="0"/>
+          <w:rFonts w:ascii="Times New Roman" w:hAnsi="Times New Roman" w:eastAsia="Times New Roman" w:cs="Times New Roman"/>
+          <w:b/>
           <w:i/>
-          <w:sz w:val="24"/>
+          <w:sz w:val="28"/>
         </w:rPr>
         <w:t>Admin günlük özet:</w:t>
       </w:r>
     </w:p>
     <w:p>
       <w:pPr>
-        <w:spacing w:after="120" w:before="0" w:line="276" w:lineRule="auto"/>
+        <w:spacing w:after="200" w:before="120" w:line="276" w:lineRule="auto"/>
         <w:jc w:val="center"/>
       </w:pPr>
       <w:r>
@@ -1642,7 +1722,7 @@
     </w:p>
     <w:sectPr>
       <w:pgSz w:w="12240" w:h="15840"/>
-      <w:pgMar w:top="1304" w:right="1417" w:bottom="1304" w:left="1417" w:header="720" w:footer="720" w:gutter="0"/>
+      <w:pgMar w:top="1417" w:right="1417" w:bottom="1417" w:left="1417" w:header="720" w:footer="720" w:gutter="0"/>
       <w:cols w:space="720"/>
       <w:docGrid w:linePitch="360"/>
     </w:sectPr>
@@ -2015,9 +2095,10 @@
     <w:rsid w:val="00FC693F"/>
     <w:pPr>
       <w:spacing w:line="276" w:lineRule="auto"/>
+      <w:jc w:val="both"/>
     </w:pPr>
     <w:rPr>
-      <w:rFonts w:ascii="Times New Roman" w:hAnsi="Times New Roman" w:eastAsia="Times New Roman"/>
+      <w:rFonts w:ascii="Times New Roman" w:hAnsi="Times New Roman" w:eastAsia="Times New Roman" w:cs="Times New Roman"/>
       <w:sz w:val="24"/>
     </w:rPr>
   </w:style>
